--- a/Основы постр защищ БД/Лабы/Лабораторная работа № 4.docx
+++ b/Основы постр защищ БД/Лабы/Лабораторная работа № 4.docx
@@ -1,6 +1,6 @@
 
 <file path=word/document.xml><?xml version="1.0" encoding="utf-8"?>
-<w:document xmlns:wpc="http://schemas.microsoft.com/office/word/2010/wordprocessingCanvas" xmlns:cx="http://schemas.microsoft.com/office/drawing/2014/chartex" xmlns:cx1="http://schemas.microsoft.com/office/drawing/2015/9/8/chartex" xmlns:cx2="http://schemas.microsoft.com/office/drawing/2015/10/21/chartex" xmlns:cx3="http://schemas.microsoft.com/office/drawing/2016/5/9/chartex" xmlns:cx4="http://schemas.microsoft.com/office/drawing/2016/5/10/chartex" xmlns:cx5="http://schemas.microsoft.com/office/drawing/2016/5/11/chartex" xmlns:cx6="http://schemas.microsoft.com/office/drawing/2016/5/12/chartex" xmlns:cx7="http://schemas.microsoft.com/office/drawing/2016/5/13/chartex" xmlns:cx8="http://schemas.microsoft.com/office/drawing/2016/5/14/chartex" xmlns:mc="http://schemas.openxmlformats.org/markup-compatibility/2006" xmlns:aink="http://schemas.microsoft.com/office/drawing/2016/ink" xmlns:am3d="http://schemas.microsoft.com/office/drawing/2017/model3d" xmlns:o="urn:schemas-microsoft-com:office:office" xmlns:r="http://schemas.openxmlformats.org/officeDocument/2006/relationships" xmlns:m="http://schemas.openxmlformats.org/officeDocument/2006/math" xmlns:v="urn:schemas-microsoft-com:vml" xmlns:wp14="http://schemas.microsoft.com/office/word/2010/wordprocessingDrawing" xmlns:wp="http://schemas.openxmlformats.org/drawingml/2006/wordprocessingDrawing" xmlns:w10="urn:schemas-microsoft-com:office:word" xmlns:w="http://schemas.openxmlformats.org/wordprocessingml/2006/main" xmlns:w14="http://schemas.microsoft.com/office/word/2010/wordml" xmlns:w15="http://schemas.microsoft.com/office/word/2012/wordml" xmlns:w16cex="http://schemas.microsoft.com/office/word/2018/wordml/cex" xmlns:w16cid="http://schemas.microsoft.com/office/word/2016/wordml/cid" xmlns:w16="http://schemas.microsoft.com/office/word/2018/wordml" xmlns:w16sdtdh="http://schemas.microsoft.com/office/word/2020/wordml/sdtdatahash" xmlns:w16se="http://schemas.microsoft.com/office/word/2015/wordml/symex" xmlns:wpg="http://schemas.microsoft.com/office/word/2010/wordprocessingGroup" xmlns:wpi="http://schemas.microsoft.com/office/word/2010/wordprocessingInk" xmlns:wne="http://schemas.microsoft.com/office/word/2006/wordml" xmlns:wps="http://schemas.microsoft.com/office/word/2010/wordprocessingShape" mc:Ignorable="w14 w15 w16se w16cid w16 w16cex w16sdtdh wp14">
+<w:document xmlns:wpc="http://schemas.microsoft.com/office/word/2010/wordprocessingCanvas" xmlns:cx="http://schemas.microsoft.com/office/drawing/2014/chartex" xmlns:cx1="http://schemas.microsoft.com/office/drawing/2015/9/8/chartex" xmlns:cx2="http://schemas.microsoft.com/office/drawing/2015/10/21/chartex" xmlns:cx3="http://schemas.microsoft.com/office/drawing/2016/5/9/chartex" xmlns:cx4="http://schemas.microsoft.com/office/drawing/2016/5/10/chartex" xmlns:cx5="http://schemas.microsoft.com/office/drawing/2016/5/11/chartex" xmlns:cx6="http://schemas.microsoft.com/office/drawing/2016/5/12/chartex" xmlns:cx7="http://schemas.microsoft.com/office/drawing/2016/5/13/chartex" xmlns:cx8="http://schemas.microsoft.com/office/drawing/2016/5/14/chartex" xmlns:mc="http://schemas.openxmlformats.org/markup-compatibility/2006" xmlns:aink="http://schemas.microsoft.com/office/drawing/2016/ink" xmlns:am3d="http://schemas.microsoft.com/office/drawing/2017/model3d" xmlns:o="urn:schemas-microsoft-com:office:office" xmlns:oel="http://schemas.microsoft.com/office/2019/extlst" xmlns:r="http://schemas.openxmlformats.org/officeDocument/2006/relationships" xmlns:m="http://schemas.openxmlformats.org/officeDocument/2006/math" xmlns:v="urn:schemas-microsoft-com:vml" xmlns:wp14="http://schemas.microsoft.com/office/word/2010/wordprocessingDrawing" xmlns:wp="http://schemas.openxmlformats.org/drawingml/2006/wordprocessingDrawing" xmlns:w10="urn:schemas-microsoft-com:office:word" xmlns:w="http://schemas.openxmlformats.org/wordprocessingml/2006/main" xmlns:w14="http://schemas.microsoft.com/office/word/2010/wordml" xmlns:w15="http://schemas.microsoft.com/office/word/2012/wordml" xmlns:w16cex="http://schemas.microsoft.com/office/word/2018/wordml/cex" xmlns:w16cid="http://schemas.microsoft.com/office/word/2016/wordml/cid" xmlns:w16="http://schemas.microsoft.com/office/word/2018/wordml" xmlns:w16du="http://schemas.microsoft.com/office/word/2023/wordml/word16du" xmlns:w16sdtdh="http://schemas.microsoft.com/office/word/2020/wordml/sdtdatahash" xmlns:w16sdtfl="http://schemas.microsoft.com/office/word/2024/wordml/sdtformatlock" xmlns:w16se="http://schemas.microsoft.com/office/word/2015/wordml/symex" xmlns:wpg="http://schemas.microsoft.com/office/word/2010/wordprocessingGroup" xmlns:wpi="http://schemas.microsoft.com/office/word/2010/wordprocessingInk" xmlns:wne="http://schemas.microsoft.com/office/word/2006/wordml" xmlns:wps="http://schemas.microsoft.com/office/word/2010/wordprocessingShape" mc:Ignorable="w14 w15 w16se w16cid w16 w16cex w16sdtdh w16sdtfl w16du wp14">
   <w:body>
     <w:p>
       <w:pPr>
@@ -387,8 +387,7 @@
         <w:jc w:val="center"/>
         <w:rPr>
           <w:bCs/>
-          <w:sz w:val="32"/>
-          <w:szCs w:val="32"/>
+          <w:szCs w:val="28"/>
           <w:u w:val="single"/>
         </w:rPr>
       </w:pPr>
@@ -396,8 +395,7 @@
         <w:rPr>
           <w:b/>
           <w:bCs/>
-          <w:sz w:val="32"/>
-          <w:szCs w:val="32"/>
+          <w:szCs w:val="28"/>
         </w:rPr>
         <w:t>Лабораторная</w:t>
       </w:r>
@@ -406,8 +404,7 @@
           <w:b/>
           <w:bCs/>
           <w:spacing w:val="-5"/>
-          <w:sz w:val="32"/>
-          <w:szCs w:val="32"/>
+          <w:szCs w:val="28"/>
         </w:rPr>
         <w:t xml:space="preserve"> </w:t>
       </w:r>
@@ -415,8 +412,7 @@
         <w:rPr>
           <w:b/>
           <w:bCs/>
-          <w:sz w:val="32"/>
-          <w:szCs w:val="32"/>
+          <w:szCs w:val="28"/>
         </w:rPr>
         <w:t>работа</w:t>
       </w:r>
@@ -425,8 +421,7 @@
           <w:b/>
           <w:bCs/>
           <w:spacing w:val="-6"/>
-          <w:sz w:val="32"/>
-          <w:szCs w:val="32"/>
+          <w:szCs w:val="28"/>
         </w:rPr>
         <w:t xml:space="preserve"> </w:t>
       </w:r>
@@ -434,8 +429,7 @@
         <w:rPr>
           <w:b/>
           <w:bCs/>
-          <w:sz w:val="32"/>
-          <w:szCs w:val="32"/>
+          <w:szCs w:val="28"/>
         </w:rPr>
         <w:t>№</w:t>
       </w:r>
@@ -443,8 +437,7 @@
         <w:rPr>
           <w:b/>
           <w:bCs/>
-          <w:sz w:val="32"/>
-          <w:szCs w:val="32"/>
+          <w:szCs w:val="28"/>
         </w:rPr>
         <w:t xml:space="preserve"> </w:t>
       </w:r>
@@ -452,8 +445,7 @@
         <w:rPr>
           <w:b/>
           <w:bCs/>
-          <w:sz w:val="32"/>
-          <w:szCs w:val="32"/>
+          <w:szCs w:val="28"/>
         </w:rPr>
         <w:t>4</w:t>
       </w:r>
@@ -461,8 +453,7 @@
         <w:rPr>
           <w:bCs/>
           <w:spacing w:val="2"/>
-          <w:sz w:val="32"/>
-          <w:szCs w:val="32"/>
+          <w:szCs w:val="28"/>
           <w:u w:val="single"/>
         </w:rPr>
         <w:t xml:space="preserve"> </w:t>
@@ -472,8 +463,43 @@
           <w:b/>
           <w:bCs/>
           <w:spacing w:val="2"/>
-          <w:sz w:val="32"/>
-          <w:szCs w:val="32"/>
+          <w:szCs w:val="28"/>
+          <w:u w:val="single"/>
+        </w:rPr>
+        <w:t xml:space="preserve"> </w:t>
+      </w:r>
+    </w:p>
+    <w:p>
+      <w:pPr>
+        <w:ind w:firstLine="0"/>
+        <w:jc w:val="center"/>
+        <w:rPr>
+          <w:bCs/>
+          <w:szCs w:val="28"/>
+          <w:u w:val="single"/>
+        </w:rPr>
+      </w:pPr>
+      <w:r>
+        <w:rPr>
+          <w:szCs w:val="28"/>
+        </w:rPr>
+        <w:t>по дисциплине «Основы построения защищенных баз данных»</w:t>
+      </w:r>
+      <w:r>
+        <w:rPr>
+          <w:bCs/>
+          <w:spacing w:val="2"/>
+          <w:szCs w:val="28"/>
+          <w:u w:val="single"/>
+        </w:rPr>
+        <w:t xml:space="preserve"> </w:t>
+      </w:r>
+      <w:r>
+        <w:rPr>
+          <w:b/>
+          <w:bCs/>
+          <w:spacing w:val="2"/>
+          <w:szCs w:val="28"/>
           <w:u w:val="single"/>
         </w:rPr>
         <w:t xml:space="preserve"> </w:t>
@@ -491,55 +517,97 @@
         </w:tabs>
         <w:ind w:right="306" w:firstLine="0"/>
         <w:jc w:val="center"/>
-        <w:rPr>
-          <w:sz w:val="32"/>
-          <w:szCs w:val="32"/>
-        </w:rPr>
-      </w:pPr>
-      <w:r>
-        <w:rPr>
-          <w:sz w:val="32"/>
-          <w:szCs w:val="32"/>
-        </w:rPr>
+      </w:pPr>
+      <w:r>
         <w:t>на тему</w:t>
       </w:r>
       <w:r>
         <w:rPr>
           <w:spacing w:val="-4"/>
-          <w:sz w:val="32"/>
-          <w:szCs w:val="32"/>
         </w:rPr>
         <w:t xml:space="preserve"> </w:t>
       </w:r>
       <w:r>
-        <w:rPr>
-          <w:sz w:val="32"/>
-          <w:szCs w:val="32"/>
-        </w:rPr>
         <w:t>«</w:t>
       </w:r>
       <w:r>
-        <w:rPr>
-          <w:sz w:val="32"/>
-          <w:szCs w:val="32"/>
-        </w:rPr>
-        <w:t xml:space="preserve">работа с темпоральными БД в СУБД </w:t>
-      </w:r>
-      <w:r>
-        <w:rPr>
-          <w:sz w:val="32"/>
-          <w:szCs w:val="32"/>
+        <w:t>Р</w:t>
+      </w:r>
+      <w:r>
+        <w:t xml:space="preserve">абота с темпоральными БД в СУБД </w:t>
+      </w:r>
+      <w:r>
+        <w:rPr>
           <w:lang w:val="en-US"/>
         </w:rPr>
         <w:t>PostgreSQL</w:t>
       </w:r>
       <w:r>
-        <w:rPr>
-          <w:sz w:val="32"/>
-          <w:szCs w:val="32"/>
-        </w:rPr>
         <w:t>»</w:t>
       </w:r>
+    </w:p>
+    <w:p>
+      <w:pPr>
+        <w:pStyle w:val="a3"/>
+        <w:ind w:left="0" w:right="566"/>
+        <w:rPr>
+          <w:sz w:val="30"/>
+        </w:rPr>
+      </w:pPr>
+    </w:p>
+    <w:p>
+      <w:pPr>
+        <w:pStyle w:val="a3"/>
+        <w:ind w:left="0" w:right="566"/>
+        <w:rPr>
+          <w:sz w:val="30"/>
+        </w:rPr>
+      </w:pPr>
+    </w:p>
+    <w:p>
+      <w:pPr>
+        <w:pStyle w:val="a3"/>
+        <w:ind w:left="0" w:right="566"/>
+        <w:rPr>
+          <w:sz w:val="30"/>
+        </w:rPr>
+      </w:pPr>
+    </w:p>
+    <w:p>
+      <w:pPr>
+        <w:pStyle w:val="a3"/>
+        <w:ind w:left="0" w:right="566"/>
+        <w:rPr>
+          <w:sz w:val="30"/>
+        </w:rPr>
+      </w:pPr>
+    </w:p>
+    <w:p>
+      <w:pPr>
+        <w:pStyle w:val="a3"/>
+        <w:ind w:left="0" w:right="566"/>
+        <w:rPr>
+          <w:sz w:val="30"/>
+        </w:rPr>
+      </w:pPr>
+    </w:p>
+    <w:p>
+      <w:pPr>
+        <w:pStyle w:val="a3"/>
+        <w:ind w:left="0" w:right="566"/>
+        <w:rPr>
+          <w:sz w:val="30"/>
+        </w:rPr>
+      </w:pPr>
+    </w:p>
+    <w:p>
+      <w:pPr>
+        <w:pStyle w:val="a3"/>
+        <w:ind w:left="0" w:right="566"/>
+        <w:rPr>
+          <w:sz w:val="30"/>
+        </w:rPr>
+      </w:pPr>
     </w:p>
     <w:p>
       <w:pPr>
@@ -632,31 +700,12 @@
               <w:rPr>
                 <w:szCs w:val="24"/>
               </w:rPr>
-              <w:t>3</w:t>
+              <w:t>2</w:t>
             </w:r>
           </w:p>
-        </w:tc>
-      </w:tr>
-      <w:tr>
-        <w:trPr>
-          <w:trHeight w:val="170"/>
-          <w:jc w:val="right"/>
-        </w:trPr>
-        <w:tc>
-          <w:tcPr>
-            <w:tcW w:w="5103" w:type="dxa"/>
-            <w:tcBorders>
-              <w:top w:val="nil"/>
-              <w:left w:val="nil"/>
-              <w:bottom w:val="single" w:sz="4" w:space="0" w:color="auto"/>
-              <w:right w:val="nil"/>
-            </w:tcBorders>
-            <w:hideMark/>
-          </w:tcPr>
           <w:p>
             <w:pPr>
               <w:ind w:firstLine="0"/>
-              <w:jc w:val="center"/>
               <w:rPr>
                 <w:szCs w:val="24"/>
               </w:rPr>
@@ -665,39 +714,16 @@
               <w:rPr>
                 <w:szCs w:val="24"/>
               </w:rPr>
-              <w:t>Ковалев Данил Петрович</w:t>
+              <w:t>Ковалец Илья Андреевич</w:t>
             </w:r>
           </w:p>
-        </w:tc>
-      </w:tr>
-      <w:tr>
-        <w:trPr>
-          <w:trHeight w:val="422"/>
-          <w:jc w:val="right"/>
-        </w:trPr>
-        <w:tc>
-          <w:tcPr>
-            <w:tcW w:w="5103" w:type="dxa"/>
-            <w:tcBorders>
-              <w:top w:val="single" w:sz="4" w:space="0" w:color="auto"/>
-              <w:left w:val="nil"/>
-              <w:bottom w:val="nil"/>
-              <w:right w:val="nil"/>
-            </w:tcBorders>
-            <w:hideMark/>
-          </w:tcPr>
           <w:p>
             <w:pPr>
+              <w:ind w:firstLine="0"/>
               <w:rPr>
                 <w:szCs w:val="24"/>
               </w:rPr>
             </w:pPr>
-            <w:r>
-              <w:rPr>
-                <w:szCs w:val="24"/>
-              </w:rPr>
-              <w:t>(Фамилия, имя, отчество)</w:t>
-            </w:r>
           </w:p>
         </w:tc>
       </w:tr>
@@ -718,60 +744,10 @@
                 <w:szCs w:val="24"/>
               </w:rPr>
             </w:pPr>
-            <w:r>
-              <w:rPr>
-                <w:szCs w:val="24"/>
-              </w:rPr>
-              <w:t xml:space="preserve">Проверил: </w:t>
-            </w:r>
           </w:p>
-        </w:tc>
-      </w:tr>
-      <w:tr>
-        <w:trPr>
-          <w:trHeight w:val="398"/>
-          <w:jc w:val="right"/>
-        </w:trPr>
-        <w:tc>
-          <w:tcPr>
-            <w:tcW w:w="5103" w:type="dxa"/>
-            <w:tcBorders>
-              <w:top w:val="nil"/>
-              <w:left w:val="nil"/>
-              <w:bottom w:val="single" w:sz="4" w:space="0" w:color="auto"/>
-              <w:right w:val="nil"/>
-            </w:tcBorders>
-            <w:hideMark/>
-          </w:tcPr>
           <w:p>
             <w:pPr>
               <w:ind w:firstLine="0"/>
-              <w:jc w:val="center"/>
-              <w:rPr>
-                <w:szCs w:val="24"/>
-              </w:rPr>
-            </w:pPr>
-          </w:p>
-        </w:tc>
-      </w:tr>
-      <w:tr>
-        <w:trPr>
-          <w:trHeight w:val="336"/>
-          <w:jc w:val="right"/>
-        </w:trPr>
-        <w:tc>
-          <w:tcPr>
-            <w:tcW w:w="5103" w:type="dxa"/>
-            <w:tcBorders>
-              <w:top w:val="single" w:sz="4" w:space="0" w:color="auto"/>
-              <w:left w:val="nil"/>
-              <w:bottom w:val="nil"/>
-              <w:right w:val="nil"/>
-            </w:tcBorders>
-            <w:hideMark/>
-          </w:tcPr>
-          <w:p>
-            <w:pPr>
               <w:rPr>
                 <w:szCs w:val="24"/>
               </w:rPr>
@@ -780,8 +756,44 @@
               <w:rPr>
                 <w:szCs w:val="24"/>
               </w:rPr>
-              <w:t>(Фамилия, имя, отчество)</w:t>
+              <w:t>Проверил:</w:t>
             </w:r>
+            <w:r>
+              <w:rPr>
+                <w:szCs w:val="24"/>
+              </w:rPr>
+              <w:t xml:space="preserve"> доцент</w:t>
+            </w:r>
+          </w:p>
+          <w:p>
+            <w:pPr>
+              <w:ind w:firstLine="0"/>
+              <w:rPr>
+                <w:szCs w:val="24"/>
+              </w:rPr>
+            </w:pPr>
+            <w:r>
+              <w:rPr>
+                <w:szCs w:val="24"/>
+              </w:rPr>
+              <w:t>Скляров Алексей Викторович</w:t>
+            </w:r>
+          </w:p>
+          <w:p>
+            <w:pPr>
+              <w:ind w:firstLine="0"/>
+              <w:rPr>
+                <w:szCs w:val="24"/>
+              </w:rPr>
+            </w:pPr>
+          </w:p>
+          <w:p>
+            <w:pPr>
+              <w:ind w:firstLine="0"/>
+              <w:rPr>
+                <w:szCs w:val="24"/>
+              </w:rPr>
+            </w:pPr>
           </w:p>
         </w:tc>
       </w:tr>
@@ -799,140 +811,6 @@
         <w:br w:type="page"/>
       </w:r>
     </w:p>
-    <w:sdt>
-      <w:sdtPr>
-        <w:rPr>
-          <w:bCs w:val="0"/>
-          <w:sz w:val="28"/>
-          <w:szCs w:val="22"/>
-          <w:lang w:eastAsia="en-US"/>
-        </w:rPr>
-        <w:id w:val="-128093067"/>
-        <w:docPartObj>
-          <w:docPartGallery w:val="Table of Contents"/>
-          <w:docPartUnique/>
-        </w:docPartObj>
-      </w:sdtPr>
-      <w:sdtEndPr>
-        <w:rPr>
-          <w:b/>
-        </w:rPr>
-      </w:sdtEndPr>
-      <w:sdtContent>
-        <w:p>
-          <w:pPr>
-            <w:pStyle w:val="aa"/>
-          </w:pPr>
-          <w:r>
-            <w:t>Оглавление</w:t>
-          </w:r>
-        </w:p>
-        <w:p>
-          <w:pPr>
-            <w:pStyle w:val="11"/>
-            <w:tabs>
-              <w:tab w:val="right" w:leader="dot" w:pos="10194"/>
-            </w:tabs>
-            <w:rPr>
-              <w:rFonts w:asciiTheme="minorHAnsi" w:eastAsiaTheme="minorEastAsia" w:hAnsiTheme="minorHAnsi" w:cstheme="minorBidi"/>
-              <w:noProof/>
-              <w:kern w:val="2"/>
-              <w:sz w:val="22"/>
-              <w:lang w:eastAsia="ru-RU"/>
-              <w14:ligatures w14:val="standardContextual"/>
-            </w:rPr>
-          </w:pPr>
-          <w:r>
-            <w:fldChar w:fldCharType="begin"/>
-          </w:r>
-          <w:r>
-            <w:instrText xml:space="preserve"> TOC \o "1-3" \h \z \u </w:instrText>
-          </w:r>
-          <w:r>
-            <w:fldChar w:fldCharType="separate"/>
-          </w:r>
-          <w:hyperlink w:anchor="_Toc179639729" w:history="1">
-            <w:r>
-              <w:rPr>
-                <w:rStyle w:val="ab"/>
-                <w:noProof/>
-              </w:rPr>
-              <w:t>Цель</w:t>
-            </w:r>
-            <w:r>
-              <w:rPr>
-                <w:noProof/>
-                <w:webHidden/>
-              </w:rPr>
-              <w:tab/>
-            </w:r>
-            <w:r>
-              <w:rPr>
-                <w:noProof/>
-                <w:webHidden/>
-              </w:rPr>
-              <w:fldChar w:fldCharType="begin"/>
-            </w:r>
-            <w:r>
-              <w:rPr>
-                <w:noProof/>
-                <w:webHidden/>
-              </w:rPr>
-              <w:instrText xml:space="preserve"> PAGEREF _Toc179639729 \h </w:instrText>
-            </w:r>
-            <w:r>
-              <w:rPr>
-                <w:noProof/>
-                <w:webHidden/>
-              </w:rPr>
-            </w:r>
-            <w:r>
-              <w:rPr>
-                <w:noProof/>
-                <w:webHidden/>
-              </w:rPr>
-              <w:fldChar w:fldCharType="separate"/>
-            </w:r>
-            <w:r>
-              <w:rPr>
-                <w:noProof/>
-                <w:webHidden/>
-              </w:rPr>
-              <w:t>3</w:t>
-            </w:r>
-            <w:r>
-              <w:rPr>
-                <w:noProof/>
-                <w:webHidden/>
-              </w:rPr>
-              <w:fldChar w:fldCharType="end"/>
-            </w:r>
-          </w:hyperlink>
-        </w:p>
-        <w:p>
-          <w:r>
-            <w:rPr>
-              <w:b/>
-              <w:bCs/>
-            </w:rPr>
-            <w:fldChar w:fldCharType="end"/>
-          </w:r>
-        </w:p>
-      </w:sdtContent>
-    </w:sdt>
-    <w:p>
-      <w:pPr>
-        <w:widowControl/>
-        <w:autoSpaceDE/>
-        <w:autoSpaceDN/>
-        <w:spacing w:after="160" w:line="259" w:lineRule="auto"/>
-        <w:ind w:firstLine="0"/>
-        <w:jc w:val="left"/>
-      </w:pPr>
-      <w:r>
-        <w:br w:type="page"/>
-      </w:r>
-    </w:p>
     <w:p>
       <w:pPr>
         <w:pStyle w:val="1"/>
@@ -968,12 +846,1755 @@
       <w:pPr>
         <w:pStyle w:val="1"/>
         <w:spacing w:line="360" w:lineRule="auto"/>
+        <w:rPr>
+          <w:b/>
+        </w:rPr>
       </w:pPr>
       <w:r>
         <w:rPr>
           <w:b/>
           <w:bCs w:val="0"/>
         </w:rPr>
+        <w:t>Теория:</w:t>
+      </w:r>
+      <w:r>
+        <w:rPr>
+          <w:b/>
+          <w:bCs w:val="0"/>
+        </w:rPr>
+        <w:br/>
+      </w:r>
+      <w:r>
+        <w:rPr>
+          <w:b/>
+        </w:rPr>
+        <w:t>1. Темпоральные базы данных</w:t>
+      </w:r>
+    </w:p>
+    <w:p>
+      <w:pPr>
+        <w:pStyle w:val="1"/>
+        <w:numPr>
+          <w:ilvl w:val="0"/>
+          <w:numId w:val="7"/>
+        </w:numPr>
+        <w:spacing w:line="360" w:lineRule="auto"/>
+      </w:pPr>
+      <w:r>
+        <w:rPr>
+          <w:b/>
+        </w:rPr>
+        <w:t>Определение</w:t>
+      </w:r>
+      <w:r>
+        <w:t>: БД, хранящая историю изменений данных во времени</w:t>
+      </w:r>
+    </w:p>
+    <w:p>
+      <w:pPr>
+        <w:pStyle w:val="1"/>
+        <w:numPr>
+          <w:ilvl w:val="0"/>
+          <w:numId w:val="7"/>
+        </w:numPr>
+        <w:spacing w:line="360" w:lineRule="auto"/>
+      </w:pPr>
+      <w:r>
+        <w:rPr>
+          <w:b/>
+        </w:rPr>
+        <w:t>Особенности</w:t>
+      </w:r>
+      <w:r>
+        <w:t>:</w:t>
+      </w:r>
+    </w:p>
+    <w:p>
+      <w:pPr>
+        <w:pStyle w:val="1"/>
+        <w:numPr>
+          <w:ilvl w:val="1"/>
+          <w:numId w:val="7"/>
+        </w:numPr>
+        <w:spacing w:line="360" w:lineRule="auto"/>
+      </w:pPr>
+      <w:r>
+        <w:t>Каждая запись имеет временные метки создания и окончания действия</w:t>
+      </w:r>
+    </w:p>
+    <w:p>
+      <w:pPr>
+        <w:pStyle w:val="1"/>
+        <w:numPr>
+          <w:ilvl w:val="1"/>
+          <w:numId w:val="7"/>
+        </w:numPr>
+        <w:spacing w:line="360" w:lineRule="auto"/>
+      </w:pPr>
+      <w:r>
+        <w:t>Можно получить состояние данных на любой момент времени</w:t>
+      </w:r>
+    </w:p>
+    <w:p>
+      <w:pPr>
+        <w:pStyle w:val="1"/>
+        <w:numPr>
+          <w:ilvl w:val="1"/>
+          <w:numId w:val="7"/>
+        </w:numPr>
+        <w:spacing w:line="360" w:lineRule="auto"/>
+      </w:pPr>
+      <w:r>
+        <w:t>Поддерживается полная история изменений объектов</w:t>
+      </w:r>
+    </w:p>
+    <w:p>
+      <w:pPr>
+        <w:pStyle w:val="1"/>
+        <w:numPr>
+          <w:ilvl w:val="0"/>
+          <w:numId w:val="7"/>
+        </w:numPr>
+        <w:spacing w:line="360" w:lineRule="auto"/>
+      </w:pPr>
+      <w:r>
+        <w:rPr>
+          <w:b/>
+        </w:rPr>
+        <w:t>Реализация</w:t>
+      </w:r>
+      <w:r>
+        <w:t>: через таблицу temporary_object с полями:</w:t>
+      </w:r>
+    </w:p>
+    <w:p>
+      <w:pPr>
+        <w:pStyle w:val="1"/>
+        <w:numPr>
+          <w:ilvl w:val="1"/>
+          <w:numId w:val="7"/>
+        </w:numPr>
+        <w:spacing w:line="360" w:lineRule="auto"/>
+      </w:pPr>
+      <w:r>
+        <w:t>id - идентификатор объекта</w:t>
+      </w:r>
+    </w:p>
+    <w:p>
+      <w:pPr>
+        <w:pStyle w:val="1"/>
+        <w:numPr>
+          <w:ilvl w:val="1"/>
+          <w:numId w:val="7"/>
+        </w:numPr>
+        <w:spacing w:line="360" w:lineRule="auto"/>
+      </w:pPr>
+      <w:r>
+        <w:t>time_create - время создания версии</w:t>
+      </w:r>
+    </w:p>
+    <w:p>
+      <w:pPr>
+        <w:pStyle w:val="1"/>
+        <w:numPr>
+          <w:ilvl w:val="1"/>
+          <w:numId w:val="7"/>
+        </w:numPr>
+        <w:spacing w:line="360" w:lineRule="auto"/>
+      </w:pPr>
+      <w:r>
+        <w:t>time_dead - время окончания действия версии</w:t>
+      </w:r>
+    </w:p>
+    <w:p>
+      <w:pPr>
+        <w:pStyle w:val="1"/>
+        <w:spacing w:line="360" w:lineRule="auto"/>
+      </w:pPr>
+      <w:r>
+        <w:pict w14:anchorId="4F83C7F3">
+          <v:rect id="_x0000_i1025" style="width:0;height:.75pt" o:hralign="center" o:hrstd="t" o:hrnoshade="t" o:hr="t" fillcolor="#f9fafb" stroked="f"/>
+        </w:pict>
+      </w:r>
+    </w:p>
+    <w:p>
+      <w:pPr>
+        <w:pStyle w:val="1"/>
+        <w:spacing w:line="360" w:lineRule="auto"/>
+        <w:rPr>
+          <w:b/>
+        </w:rPr>
+      </w:pPr>
+      <w:r>
+        <w:rPr>
+          <w:b/>
+        </w:rPr>
+        <w:t>2. Язык PL/pgSQL</w:t>
+      </w:r>
+    </w:p>
+    <w:p>
+      <w:pPr>
+        <w:pStyle w:val="1"/>
+        <w:numPr>
+          <w:ilvl w:val="0"/>
+          <w:numId w:val="8"/>
+        </w:numPr>
+        <w:spacing w:line="360" w:lineRule="auto"/>
+      </w:pPr>
+      <w:r>
+        <w:rPr>
+          <w:b/>
+        </w:rPr>
+        <w:t>Назначение</w:t>
+      </w:r>
+      <w:r>
+        <w:t>: процедурное расширение PostgreSQL для написания функций и триггеров</w:t>
+      </w:r>
+    </w:p>
+    <w:p>
+      <w:pPr>
+        <w:pStyle w:val="1"/>
+        <w:numPr>
+          <w:ilvl w:val="0"/>
+          <w:numId w:val="8"/>
+        </w:numPr>
+        <w:spacing w:line="360" w:lineRule="auto"/>
+      </w:pPr>
+      <w:r>
+        <w:rPr>
+          <w:b/>
+        </w:rPr>
+        <w:t>Структура функции</w:t>
+      </w:r>
+      <w:r>
+        <w:t>:</w:t>
+      </w:r>
+    </w:p>
+    <w:p>
+      <w:pPr>
+        <w:pStyle w:val="1"/>
+        <w:spacing w:line="360" w:lineRule="auto"/>
+      </w:pPr>
+      <w:r>
+        <w:t>sql</w:t>
+      </w:r>
+    </w:p>
+    <w:p>
+      <w:pPr>
+        <w:pStyle w:val="1"/>
+        <w:spacing w:line="360" w:lineRule="auto"/>
+      </w:pPr>
+      <w:r>
+        <w:t>CREATE FUNCTION имя_функции(аргументы)</w:t>
+      </w:r>
+    </w:p>
+    <w:p>
+      <w:pPr>
+        <w:pStyle w:val="1"/>
+        <w:spacing w:line="360" w:lineRule="auto"/>
+      </w:pPr>
+      <w:r>
+        <w:t>RETURNS тип_возвращаемого_значения AS</w:t>
+      </w:r>
+    </w:p>
+    <w:p>
+      <w:pPr>
+        <w:pStyle w:val="1"/>
+        <w:spacing w:line="360" w:lineRule="auto"/>
+      </w:pPr>
+      <w:r>
+        <w:t>$$</w:t>
+      </w:r>
+    </w:p>
+    <w:p>
+      <w:pPr>
+        <w:pStyle w:val="1"/>
+        <w:spacing w:line="360" w:lineRule="auto"/>
+      </w:pPr>
+      <w:r>
+        <w:t>DECLARE</w:t>
+      </w:r>
+    </w:p>
+    <w:p>
+      <w:pPr>
+        <w:pStyle w:val="1"/>
+        <w:spacing w:line="360" w:lineRule="auto"/>
+      </w:pPr>
+      <w:r>
+        <w:t xml:space="preserve">    переменные;</w:t>
+      </w:r>
+    </w:p>
+    <w:p>
+      <w:pPr>
+        <w:pStyle w:val="1"/>
+        <w:spacing w:line="360" w:lineRule="auto"/>
+      </w:pPr>
+      <w:r>
+        <w:t>BEGIN</w:t>
+      </w:r>
+    </w:p>
+    <w:p>
+      <w:pPr>
+        <w:pStyle w:val="1"/>
+        <w:spacing w:line="360" w:lineRule="auto"/>
+      </w:pPr>
+      <w:r>
+        <w:t xml:space="preserve">    логика;</w:t>
+      </w:r>
+    </w:p>
+    <w:p>
+      <w:pPr>
+        <w:pStyle w:val="1"/>
+        <w:spacing w:line="360" w:lineRule="auto"/>
+      </w:pPr>
+      <w:r>
+        <w:t xml:space="preserve">    RETURN значение;</w:t>
+      </w:r>
+    </w:p>
+    <w:p>
+      <w:pPr>
+        <w:pStyle w:val="1"/>
+        <w:spacing w:line="360" w:lineRule="auto"/>
+      </w:pPr>
+      <w:r>
+        <w:t>END;</w:t>
+      </w:r>
+    </w:p>
+    <w:p>
+      <w:pPr>
+        <w:pStyle w:val="1"/>
+        <w:spacing w:line="360" w:lineRule="auto"/>
+      </w:pPr>
+      <w:r>
+        <w:t>$$ LANGUAGE plpgsql;</w:t>
+      </w:r>
+    </w:p>
+    <w:p>
+      <w:pPr>
+        <w:pStyle w:val="1"/>
+        <w:numPr>
+          <w:ilvl w:val="0"/>
+          <w:numId w:val="9"/>
+        </w:numPr>
+        <w:spacing w:line="360" w:lineRule="auto"/>
+      </w:pPr>
+      <w:r>
+        <w:rPr>
+          <w:b/>
+        </w:rPr>
+        <w:t>Особенности</w:t>
+      </w:r>
+      <w:r>
+        <w:t>:</w:t>
+      </w:r>
+    </w:p>
+    <w:p>
+      <w:pPr>
+        <w:pStyle w:val="1"/>
+        <w:numPr>
+          <w:ilvl w:val="1"/>
+          <w:numId w:val="9"/>
+        </w:numPr>
+        <w:spacing w:line="360" w:lineRule="auto"/>
+      </w:pPr>
+      <w:r>
+        <w:lastRenderedPageBreak/>
+        <w:t>Обязательное объявление переменных</w:t>
+      </w:r>
+    </w:p>
+    <w:p>
+      <w:pPr>
+        <w:pStyle w:val="1"/>
+        <w:numPr>
+          <w:ilvl w:val="1"/>
+          <w:numId w:val="9"/>
+        </w:numPr>
+        <w:spacing w:line="360" w:lineRule="auto"/>
+      </w:pPr>
+      <w:r>
+        <w:t>Разделение на логические блоки</w:t>
+      </w:r>
+    </w:p>
+    <w:p>
+      <w:pPr>
+        <w:pStyle w:val="1"/>
+        <w:numPr>
+          <w:ilvl w:val="1"/>
+          <w:numId w:val="9"/>
+        </w:numPr>
+        <w:spacing w:line="360" w:lineRule="auto"/>
+      </w:pPr>
+      <w:r>
+        <w:t>Возврат значения через RETURN</w:t>
+      </w:r>
+    </w:p>
+    <w:p>
+      <w:pPr>
+        <w:pStyle w:val="1"/>
+        <w:spacing w:line="360" w:lineRule="auto"/>
+      </w:pPr>
+      <w:r>
+        <w:pict w14:anchorId="0D9A8C6C">
+          <v:rect id="_x0000_i1026" style="width:0;height:.75pt" o:hralign="center" o:hrstd="t" o:hrnoshade="t" o:hr="t" fillcolor="#f9fafb" stroked="f"/>
+        </w:pict>
+      </w:r>
+    </w:p>
+    <w:p>
+      <w:pPr>
+        <w:pStyle w:val="1"/>
+        <w:spacing w:line="360" w:lineRule="auto"/>
+        <w:rPr>
+          <w:b/>
+        </w:rPr>
+      </w:pPr>
+      <w:r>
+        <w:rPr>
+          <w:b/>
+        </w:rPr>
+        <w:t>3. Триггеры в PostgreSQL</w:t>
+      </w:r>
+    </w:p>
+    <w:p>
+      <w:pPr>
+        <w:pStyle w:val="1"/>
+        <w:numPr>
+          <w:ilvl w:val="0"/>
+          <w:numId w:val="10"/>
+        </w:numPr>
+        <w:spacing w:line="360" w:lineRule="auto"/>
+      </w:pPr>
+      <w:r>
+        <w:rPr>
+          <w:b/>
+        </w:rPr>
+        <w:t>Назначение</w:t>
+      </w:r>
+      <w:r>
+        <w:t>: автоматическое выполнение функций при операциях с данными</w:t>
+      </w:r>
+    </w:p>
+    <w:p>
+      <w:pPr>
+        <w:pStyle w:val="1"/>
+        <w:numPr>
+          <w:ilvl w:val="0"/>
+          <w:numId w:val="10"/>
+        </w:numPr>
+        <w:spacing w:line="360" w:lineRule="auto"/>
+      </w:pPr>
+      <w:r>
+        <w:rPr>
+          <w:b/>
+        </w:rPr>
+        <w:t>Синтаксис создания</w:t>
+      </w:r>
+      <w:r>
+        <w:t>:</w:t>
+      </w:r>
+    </w:p>
+    <w:p>
+      <w:pPr>
+        <w:pStyle w:val="1"/>
+        <w:spacing w:line="360" w:lineRule="auto"/>
+      </w:pPr>
+      <w:r>
+        <w:t>sql</w:t>
+      </w:r>
+    </w:p>
+    <w:p>
+      <w:pPr>
+        <w:pStyle w:val="1"/>
+        <w:spacing w:line="360" w:lineRule="auto"/>
+      </w:pPr>
+      <w:r>
+        <w:t>CREATE TRIGGER имя_триггера</w:t>
+      </w:r>
+    </w:p>
+    <w:p>
+      <w:pPr>
+        <w:pStyle w:val="1"/>
+        <w:spacing w:line="360" w:lineRule="auto"/>
+        <w:rPr>
+          <w:lang w:val="en-US"/>
+        </w:rPr>
+      </w:pPr>
+      <w:r>
+        <w:rPr>
+          <w:lang w:val="en-US"/>
+        </w:rPr>
+        <w:t>{BEFORE | AFTER} {INSERT | UPDATE | DELETE}</w:t>
+      </w:r>
+    </w:p>
+    <w:p>
+      <w:pPr>
+        <w:pStyle w:val="1"/>
+        <w:spacing w:line="360" w:lineRule="auto"/>
+        <w:rPr>
+          <w:lang w:val="en-US"/>
+        </w:rPr>
+      </w:pPr>
+      <w:r>
+        <w:rPr>
+          <w:lang w:val="en-US"/>
+        </w:rPr>
+        <w:t xml:space="preserve">ON </w:t>
+      </w:r>
+      <w:r>
+        <w:t>таблица</w:t>
+      </w:r>
+      <w:r>
+        <w:rPr>
+          <w:lang w:val="en-US"/>
+        </w:rPr>
+        <w:t xml:space="preserve"> FOR EACH {ROW | STATEMENT}</w:t>
+      </w:r>
+    </w:p>
+    <w:p>
+      <w:pPr>
+        <w:pStyle w:val="1"/>
+        <w:spacing w:line="360" w:lineRule="auto"/>
+      </w:pPr>
+      <w:r>
+        <w:t>EXECUTE PROCEDURE функция();</w:t>
+      </w:r>
+    </w:p>
+    <w:p>
+      <w:pPr>
+        <w:pStyle w:val="1"/>
+        <w:numPr>
+          <w:ilvl w:val="0"/>
+          <w:numId w:val="11"/>
+        </w:numPr>
+        <w:spacing w:line="360" w:lineRule="auto"/>
+      </w:pPr>
+      <w:r>
+        <w:rPr>
+          <w:b/>
+        </w:rPr>
+        <w:t>Ключевые элементы</w:t>
+      </w:r>
+      <w:r>
+        <w:t>:</w:t>
+      </w:r>
+    </w:p>
+    <w:p>
+      <w:pPr>
+        <w:pStyle w:val="1"/>
+        <w:numPr>
+          <w:ilvl w:val="1"/>
+          <w:numId w:val="11"/>
+        </w:numPr>
+        <w:spacing w:line="360" w:lineRule="auto"/>
+      </w:pPr>
+      <w:r>
+        <w:rPr>
+          <w:b/>
+        </w:rPr>
+        <w:t>BEFORE</w:t>
+      </w:r>
+      <w:r>
+        <w:t> - выполнение до операции</w:t>
+      </w:r>
+    </w:p>
+    <w:p>
+      <w:pPr>
+        <w:pStyle w:val="1"/>
+        <w:numPr>
+          <w:ilvl w:val="1"/>
+          <w:numId w:val="11"/>
+        </w:numPr>
+        <w:spacing w:line="360" w:lineRule="auto"/>
+      </w:pPr>
+      <w:r>
+        <w:rPr>
+          <w:b/>
+        </w:rPr>
+        <w:t>AFTER</w:t>
+      </w:r>
+      <w:r>
+        <w:t> - выполнение после операции</w:t>
+      </w:r>
+    </w:p>
+    <w:p>
+      <w:pPr>
+        <w:pStyle w:val="1"/>
+        <w:numPr>
+          <w:ilvl w:val="1"/>
+          <w:numId w:val="11"/>
+        </w:numPr>
+        <w:spacing w:line="360" w:lineRule="auto"/>
+      </w:pPr>
+      <w:r>
+        <w:rPr>
+          <w:b/>
+        </w:rPr>
+        <w:t>FOR EACH ROW</w:t>
+      </w:r>
+      <w:r>
+        <w:t> - для каждой изменяемой строки</w:t>
+      </w:r>
+    </w:p>
+    <w:p>
+      <w:pPr>
+        <w:pStyle w:val="1"/>
+        <w:numPr>
+          <w:ilvl w:val="1"/>
+          <w:numId w:val="11"/>
+        </w:numPr>
+        <w:spacing w:line="360" w:lineRule="auto"/>
+      </w:pPr>
+      <w:r>
+        <w:rPr>
+          <w:b/>
+        </w:rPr>
+        <w:t>FOR EACH STATEMENT</w:t>
+      </w:r>
+      <w:r>
+        <w:t> - один раз для всей команды</w:t>
+      </w:r>
+    </w:p>
+    <w:p>
+      <w:pPr>
+        <w:pStyle w:val="1"/>
+        <w:spacing w:line="360" w:lineRule="auto"/>
+      </w:pPr>
+      <w:r>
+        <w:pict w14:anchorId="7D09C839">
+          <v:rect id="_x0000_i1027" style="width:0;height:.75pt" o:hralign="center" o:hrstd="t" o:hrnoshade="t" o:hr="t" fillcolor="#f9fafb" stroked="f"/>
+        </w:pict>
+      </w:r>
+    </w:p>
+    <w:p>
+      <w:pPr>
+        <w:pStyle w:val="1"/>
+        <w:spacing w:line="360" w:lineRule="auto"/>
+        <w:rPr>
+          <w:b/>
+        </w:rPr>
+      </w:pPr>
+      <w:r>
+        <w:rPr>
+          <w:b/>
+        </w:rPr>
+        <w:t>4. Триггерные функции</w:t>
+      </w:r>
+    </w:p>
+    <w:p>
+      <w:pPr>
+        <w:pStyle w:val="1"/>
+        <w:numPr>
+          <w:ilvl w:val="0"/>
+          <w:numId w:val="12"/>
+        </w:numPr>
+        <w:spacing w:line="360" w:lineRule="auto"/>
+      </w:pPr>
+      <w:r>
+        <w:rPr>
+          <w:b/>
+        </w:rPr>
+        <w:t>Специальные переменные</w:t>
+      </w:r>
+      <w:r>
+        <w:t>:</w:t>
+      </w:r>
+    </w:p>
+    <w:p>
+      <w:pPr>
+        <w:pStyle w:val="1"/>
+        <w:numPr>
+          <w:ilvl w:val="1"/>
+          <w:numId w:val="12"/>
+        </w:numPr>
+        <w:spacing w:line="360" w:lineRule="auto"/>
+      </w:pPr>
+      <w:r>
+        <w:t>NEW - новые значения записи (для INSERT/UPDATE)</w:t>
+      </w:r>
+    </w:p>
+    <w:p>
+      <w:pPr>
+        <w:pStyle w:val="1"/>
+        <w:numPr>
+          <w:ilvl w:val="1"/>
+          <w:numId w:val="12"/>
+        </w:numPr>
+        <w:spacing w:line="360" w:lineRule="auto"/>
+      </w:pPr>
+      <w:r>
+        <w:t>OLD - старые значения записи (для UPDATE/DELETE)</w:t>
+      </w:r>
+    </w:p>
+    <w:p>
+      <w:pPr>
+        <w:pStyle w:val="1"/>
+        <w:numPr>
+          <w:ilvl w:val="1"/>
+          <w:numId w:val="12"/>
+        </w:numPr>
+        <w:spacing w:line="360" w:lineRule="auto"/>
+      </w:pPr>
+      <w:r>
+        <w:t>tg_op - тип операции ('INSERT', 'UPDATE', 'DELETE')</w:t>
+      </w:r>
+    </w:p>
+    <w:p>
+      <w:pPr>
+        <w:pStyle w:val="1"/>
+        <w:numPr>
+          <w:ilvl w:val="0"/>
+          <w:numId w:val="12"/>
+        </w:numPr>
+        <w:spacing w:line="360" w:lineRule="auto"/>
+      </w:pPr>
+      <w:r>
+        <w:rPr>
+          <w:b/>
+        </w:rPr>
+        <w:t>Логика работы</w:t>
+      </w:r>
+      <w:r>
+        <w:t>:</w:t>
+      </w:r>
+    </w:p>
+    <w:p>
+      <w:pPr>
+        <w:pStyle w:val="1"/>
+        <w:numPr>
+          <w:ilvl w:val="1"/>
+          <w:numId w:val="12"/>
+        </w:numPr>
+        <w:spacing w:line="360" w:lineRule="auto"/>
+      </w:pPr>
+      <w:r>
+        <w:t>Анализ типа операции через tg_op</w:t>
+      </w:r>
+    </w:p>
+    <w:p>
+      <w:pPr>
+        <w:pStyle w:val="1"/>
+        <w:numPr>
+          <w:ilvl w:val="1"/>
+          <w:numId w:val="12"/>
+        </w:numPr>
+        <w:spacing w:line="360" w:lineRule="auto"/>
+      </w:pPr>
+      <w:r>
+        <w:t>Модификация данных через NEW</w:t>
+      </w:r>
+    </w:p>
+    <w:p>
+      <w:pPr>
+        <w:pStyle w:val="1"/>
+        <w:numPr>
+          <w:ilvl w:val="1"/>
+          <w:numId w:val="12"/>
+        </w:numPr>
+        <w:spacing w:line="360" w:lineRule="auto"/>
+        <w:rPr>
+          <w:lang w:val="en-US"/>
+        </w:rPr>
+      </w:pPr>
+      <w:r>
+        <w:t>Возврат</w:t>
+      </w:r>
+      <w:r>
+        <w:rPr>
+          <w:lang w:val="en-US"/>
+        </w:rPr>
+        <w:t> NEW (</w:t>
+      </w:r>
+      <w:r>
+        <w:t>для</w:t>
+      </w:r>
+      <w:r>
+        <w:rPr>
+          <w:lang w:val="en-US"/>
+        </w:rPr>
+        <w:t xml:space="preserve"> INSERT/UPDATE) </w:t>
+      </w:r>
+      <w:r>
+        <w:t>или</w:t>
+      </w:r>
+      <w:r>
+        <w:rPr>
+          <w:lang w:val="en-US"/>
+        </w:rPr>
+        <w:t> OLD (</w:t>
+      </w:r>
+      <w:r>
+        <w:t>для</w:t>
+      </w:r>
+      <w:r>
+        <w:rPr>
+          <w:lang w:val="en-US"/>
+        </w:rPr>
+        <w:t xml:space="preserve"> DELETE)</w:t>
+      </w:r>
+    </w:p>
+    <w:p>
+      <w:pPr>
+        <w:pStyle w:val="1"/>
+        <w:spacing w:line="360" w:lineRule="auto"/>
+      </w:pPr>
+      <w:r>
+        <w:pict w14:anchorId="7B532D5D">
+          <v:rect id="_x0000_i1028" style="width:0;height:.75pt" o:hralign="center" o:hrstd="t" o:hrnoshade="t" o:hr="t" fillcolor="#f9fafb" stroked="f"/>
+        </w:pict>
+      </w:r>
+    </w:p>
+    <w:p>
+      <w:pPr>
+        <w:pStyle w:val="1"/>
+        <w:spacing w:line="360" w:lineRule="auto"/>
+        <w:rPr>
+          <w:b/>
+        </w:rPr>
+      </w:pPr>
+      <w:r>
+        <w:rPr>
+          <w:b/>
+        </w:rPr>
+        <w:t>5. Механизм темпоральности</w:t>
+      </w:r>
+    </w:p>
+    <w:p>
+      <w:pPr>
+        <w:pStyle w:val="1"/>
+        <w:spacing w:line="360" w:lineRule="auto"/>
+      </w:pPr>
+      <w:r>
+        <w:rPr>
+          <w:b/>
+        </w:rPr>
+        <w:t>Основной алгоритм при вставке новой записи:</w:t>
+      </w:r>
+    </w:p>
+    <w:p>
+      <w:pPr>
+        <w:pStyle w:val="1"/>
+        <w:numPr>
+          <w:ilvl w:val="0"/>
+          <w:numId w:val="13"/>
+        </w:numPr>
+        <w:spacing w:line="360" w:lineRule="auto"/>
+      </w:pPr>
+      <w:r>
+        <w:lastRenderedPageBreak/>
+        <w:t>Поиск существующей записи с таким же id</w:t>
+      </w:r>
+    </w:p>
+    <w:p>
+      <w:pPr>
+        <w:pStyle w:val="1"/>
+        <w:numPr>
+          <w:ilvl w:val="0"/>
+          <w:numId w:val="13"/>
+        </w:numPr>
+        <w:spacing w:line="360" w:lineRule="auto"/>
+      </w:pPr>
+      <w:r>
+        <w:t>Если запись найдена:</w:t>
+      </w:r>
+    </w:p>
+    <w:p>
+      <w:pPr>
+        <w:pStyle w:val="1"/>
+        <w:numPr>
+          <w:ilvl w:val="1"/>
+          <w:numId w:val="13"/>
+        </w:numPr>
+        <w:spacing w:line="360" w:lineRule="auto"/>
+      </w:pPr>
+      <w:r>
+        <w:t>Установка time_dead = NOW() у старой записи</w:t>
+      </w:r>
+    </w:p>
+    <w:p>
+      <w:pPr>
+        <w:pStyle w:val="1"/>
+        <w:numPr>
+          <w:ilvl w:val="1"/>
+          <w:numId w:val="13"/>
+        </w:numPr>
+        <w:spacing w:line="360" w:lineRule="auto"/>
+      </w:pPr>
+      <w:r>
+        <w:t>Создание новой записи с time_create = NOW()</w:t>
+      </w:r>
+    </w:p>
+    <w:p>
+      <w:pPr>
+        <w:pStyle w:val="1"/>
+        <w:numPr>
+          <w:ilvl w:val="1"/>
+          <w:numId w:val="13"/>
+        </w:numPr>
+        <w:spacing w:line="360" w:lineRule="auto"/>
+      </w:pPr>
+      <w:r>
+        <w:t>Копирование данных из старой версии (кроме изменяемых полей)</w:t>
+      </w:r>
+    </w:p>
+    <w:p>
+      <w:pPr>
+        <w:pStyle w:val="1"/>
+        <w:numPr>
+          <w:ilvl w:val="0"/>
+          <w:numId w:val="13"/>
+        </w:numPr>
+        <w:spacing w:line="360" w:lineRule="auto"/>
+      </w:pPr>
+      <w:r>
+        <w:t>Если запись не найдена:</w:t>
+      </w:r>
+    </w:p>
+    <w:p>
+      <w:pPr>
+        <w:pStyle w:val="1"/>
+        <w:numPr>
+          <w:ilvl w:val="1"/>
+          <w:numId w:val="13"/>
+        </w:numPr>
+        <w:spacing w:line="360" w:lineRule="auto"/>
+      </w:pPr>
+      <w:r>
+        <w:t>Создание новой записи с time_create = NOW()</w:t>
+      </w:r>
+    </w:p>
+    <w:p>
+      <w:pPr>
+        <w:pStyle w:val="1"/>
+        <w:spacing w:line="360" w:lineRule="auto"/>
+      </w:pPr>
+      <w:r>
+        <w:pict w14:anchorId="41002FF6">
+          <v:rect id="_x0000_i1029" style="width:0;height:.75pt" o:hralign="center" o:hrstd="t" o:hrnoshade="t" o:hr="t" fillcolor="#f9fafb" stroked="f"/>
+        </w:pict>
+      </w:r>
+    </w:p>
+    <w:p>
+      <w:pPr>
+        <w:pStyle w:val="1"/>
+        <w:spacing w:line="360" w:lineRule="auto"/>
+        <w:rPr>
+          <w:b/>
+        </w:rPr>
+      </w:pPr>
+      <w:r>
+        <w:rPr>
+          <w:b/>
+        </w:rPr>
+        <w:t>6. Наследование таблиц</w:t>
+      </w:r>
+    </w:p>
+    <w:p>
+      <w:pPr>
+        <w:pStyle w:val="1"/>
+        <w:numPr>
+          <w:ilvl w:val="0"/>
+          <w:numId w:val="14"/>
+        </w:numPr>
+        <w:spacing w:line="360" w:lineRule="auto"/>
+      </w:pPr>
+      <w:r>
+        <w:rPr>
+          <w:b/>
+        </w:rPr>
+        <w:t>Синтаксис</w:t>
+      </w:r>
+      <w:r>
+        <w:t>: CREATE TABLE дочерняя_таблица () INHERITS (родительская_таблица)</w:t>
+      </w:r>
+    </w:p>
+    <w:p>
+      <w:pPr>
+        <w:pStyle w:val="1"/>
+        <w:numPr>
+          <w:ilvl w:val="0"/>
+          <w:numId w:val="14"/>
+        </w:numPr>
+        <w:spacing w:line="360" w:lineRule="auto"/>
+      </w:pPr>
+      <w:r>
+        <w:rPr>
+          <w:b/>
+        </w:rPr>
+        <w:t>Преимущества</w:t>
+      </w:r>
+      <w:r>
+        <w:t>:</w:t>
+      </w:r>
+    </w:p>
+    <w:p>
+      <w:pPr>
+        <w:pStyle w:val="1"/>
+        <w:numPr>
+          <w:ilvl w:val="1"/>
+          <w:numId w:val="14"/>
+        </w:numPr>
+        <w:spacing w:line="360" w:lineRule="auto"/>
+      </w:pPr>
+      <w:r>
+        <w:t>Автоматическое наследование структуры</w:t>
+      </w:r>
+    </w:p>
+    <w:p>
+      <w:pPr>
+        <w:pStyle w:val="1"/>
+        <w:numPr>
+          <w:ilvl w:val="1"/>
+          <w:numId w:val="14"/>
+        </w:numPr>
+        <w:spacing w:line="360" w:lineRule="auto"/>
+      </w:pPr>
+      <w:r>
+        <w:t>Единая логика работы для всех темпоральных таблиц</w:t>
+      </w:r>
+    </w:p>
+    <w:p>
+      <w:pPr>
+        <w:pStyle w:val="1"/>
+        <w:numPr>
+          <w:ilvl w:val="1"/>
+          <w:numId w:val="14"/>
+        </w:numPr>
+        <w:spacing w:line="360" w:lineRule="auto"/>
+      </w:pPr>
+      <w:r>
+        <w:t>Упрощение запросов к историческим данным</w:t>
+      </w:r>
+    </w:p>
+    <w:p>
+      <w:pPr>
+        <w:pStyle w:val="1"/>
+        <w:spacing w:line="360" w:lineRule="auto"/>
+      </w:pPr>
+      <w:r>
+        <w:pict w14:anchorId="3F3CCEDA">
+          <v:rect id="_x0000_i1030" style="width:0;height:.75pt" o:hralign="center" o:hrstd="t" o:hrnoshade="t" o:hr="t" fillcolor="#f9fafb" stroked="f"/>
+        </w:pict>
+      </w:r>
+    </w:p>
+    <w:p>
+      <w:pPr>
+        <w:pStyle w:val="1"/>
+        <w:spacing w:line="360" w:lineRule="auto"/>
+        <w:rPr>
+          <w:b/>
+        </w:rPr>
+      </w:pPr>
+      <w:r>
+        <w:rPr>
+          <w:b/>
+        </w:rPr>
+        <w:t>7. Представления (Views) и безопасность</w:t>
+      </w:r>
+    </w:p>
+    <w:p>
+      <w:pPr>
+        <w:pStyle w:val="1"/>
+        <w:numPr>
+          <w:ilvl w:val="0"/>
+          <w:numId w:val="15"/>
+        </w:numPr>
+        <w:spacing w:line="360" w:lineRule="auto"/>
+      </w:pPr>
+      <w:r>
+        <w:rPr>
+          <w:b/>
+        </w:rPr>
+        <w:t>Представления</w:t>
+      </w:r>
+      <w:r>
+        <w:t>: виртуальные таблицы для объединения данных</w:t>
+      </w:r>
+    </w:p>
+    <w:p>
+      <w:pPr>
+        <w:pStyle w:val="1"/>
+        <w:numPr>
+          <w:ilvl w:val="0"/>
+          <w:numId w:val="15"/>
+        </w:numPr>
+        <w:spacing w:line="360" w:lineRule="auto"/>
+      </w:pPr>
+      <w:r>
+        <w:rPr>
+          <w:b/>
+        </w:rPr>
+        <w:t>Разграничение прав</w:t>
+      </w:r>
+      <w:r>
+        <w:t>:</w:t>
+      </w:r>
+    </w:p>
+    <w:p>
+      <w:pPr>
+        <w:pStyle w:val="1"/>
+        <w:numPr>
+          <w:ilvl w:val="1"/>
+          <w:numId w:val="15"/>
+        </w:numPr>
+        <w:spacing w:line="360" w:lineRule="auto"/>
+      </w:pPr>
+      <w:r>
+        <w:rPr>
+          <w:b/>
+        </w:rPr>
+        <w:t>Только чтение</w:t>
+      </w:r>
+      <w:r>
+        <w:t>: GRANT SELECT</w:t>
+      </w:r>
+    </w:p>
+    <w:p>
+      <w:pPr>
+        <w:pStyle w:val="1"/>
+        <w:numPr>
+          <w:ilvl w:val="1"/>
+          <w:numId w:val="15"/>
+        </w:numPr>
+        <w:spacing w:line="360" w:lineRule="auto"/>
+        <w:rPr>
+          <w:lang w:val="en-US"/>
+        </w:rPr>
+      </w:pPr>
+      <w:r>
+        <w:rPr>
+          <w:b/>
+        </w:rPr>
+        <w:t>Чтение</w:t>
+      </w:r>
+      <w:r>
+        <w:rPr>
+          <w:b/>
+          <w:lang w:val="en-US"/>
+        </w:rPr>
+        <w:t xml:space="preserve"> </w:t>
+      </w:r>
+      <w:r>
+        <w:rPr>
+          <w:b/>
+        </w:rPr>
+        <w:t>и</w:t>
+      </w:r>
+      <w:r>
+        <w:rPr>
+          <w:b/>
+          <w:lang w:val="en-US"/>
+        </w:rPr>
+        <w:t xml:space="preserve"> </w:t>
+      </w:r>
+      <w:r>
+        <w:rPr>
+          <w:b/>
+        </w:rPr>
+        <w:t>запись</w:t>
+      </w:r>
+      <w:r>
+        <w:rPr>
+          <w:lang w:val="en-US"/>
+        </w:rPr>
+        <w:t>: GRANT SELECT, INSERT, UPDATE, DELETE</w:t>
+      </w:r>
+    </w:p>
+    <w:p>
+      <w:pPr>
+        <w:pStyle w:val="1"/>
+        <w:numPr>
+          <w:ilvl w:val="1"/>
+          <w:numId w:val="15"/>
+        </w:numPr>
+        <w:spacing w:line="360" w:lineRule="auto"/>
+      </w:pPr>
+      <w:r>
+        <w:rPr>
+          <w:b/>
+        </w:rPr>
+        <w:t>INSTEAD OF триггеры</w:t>
+      </w:r>
+      <w:r>
+        <w:t> - для модификации данных через представления</w:t>
+      </w:r>
+    </w:p>
+    <w:p>
+      <w:pPr>
+        <w:pStyle w:val="1"/>
+        <w:spacing w:line="360" w:lineRule="auto"/>
+      </w:pPr>
+    </w:p>
+    <w:p>
+      <w:r>
+        <w:rPr>
+          <w:b/>
+          <w:bCs/>
+        </w:rPr>
+        <w:t>Минусы темпоральных баз данных:</w:t>
+      </w:r>
+    </w:p>
+    <w:p>
+      <w:pPr>
+        <w:numPr>
+          <w:ilvl w:val="0"/>
+          <w:numId w:val="16"/>
+        </w:numPr>
+      </w:pPr>
+      <w:r>
+        <w:rPr>
+          <w:b/>
+          <w:bCs/>
+        </w:rPr>
+        <w:t>Увеличение объема данных</w:t>
+      </w:r>
+    </w:p>
+    <w:p>
+      <w:pPr>
+        <w:numPr>
+          <w:ilvl w:val="1"/>
+          <w:numId w:val="16"/>
+        </w:numPr>
+      </w:pPr>
+      <w:r>
+        <w:t>Хранение всех исторических версий приводит к росту размера БД в 2-5 раз</w:t>
+      </w:r>
+    </w:p>
+    <w:p>
+      <w:pPr>
+        <w:numPr>
+          <w:ilvl w:val="1"/>
+          <w:numId w:val="16"/>
+        </w:numPr>
+      </w:pPr>
+      <w:r>
+        <w:t>Требуется больше ресурсов для хранения и резервного копирования</w:t>
+      </w:r>
+    </w:p>
+    <w:p>
+      <w:pPr>
+        <w:numPr>
+          <w:ilvl w:val="0"/>
+          <w:numId w:val="16"/>
+        </w:numPr>
+      </w:pPr>
+      <w:r>
+        <w:rPr>
+          <w:b/>
+          <w:bCs/>
+        </w:rPr>
+        <w:t>Сложность запросов</w:t>
+      </w:r>
+    </w:p>
+    <w:p>
+      <w:pPr>
+        <w:numPr>
+          <w:ilvl w:val="1"/>
+          <w:numId w:val="16"/>
+        </w:numPr>
+      </w:pPr>
+      <w:r>
+        <w:t>Запросы усложняются необходимостью учитывать временные метки</w:t>
+      </w:r>
+    </w:p>
+    <w:p>
+      <w:pPr>
+        <w:numPr>
+          <w:ilvl w:val="1"/>
+          <w:numId w:val="16"/>
+        </w:numPr>
+      </w:pPr>
+      <w:r>
+        <w:t>Для получения актуальных данных нужно добавлять условия WHERE time_dead IS NULL</w:t>
+      </w:r>
+    </w:p>
+    <w:p/>
+    <w:p>
+      <w:pPr>
+        <w:numPr>
+          <w:ilvl w:val="0"/>
+          <w:numId w:val="16"/>
+        </w:numPr>
+      </w:pPr>
+      <w:r>
+        <w:rPr>
+          <w:b/>
+          <w:bCs/>
+        </w:rPr>
+        <w:lastRenderedPageBreak/>
+        <w:t>Производительность</w:t>
+      </w:r>
+    </w:p>
+    <w:p>
+      <w:pPr>
+        <w:numPr>
+          <w:ilvl w:val="1"/>
+          <w:numId w:val="16"/>
+        </w:numPr>
+      </w:pPr>
+      <w:r>
+        <w:t>Индексы должны включать временные поля</w:t>
+      </w:r>
+    </w:p>
+    <w:p>
+      <w:pPr>
+        <w:numPr>
+          <w:ilvl w:val="1"/>
+          <w:numId w:val="16"/>
+        </w:numPr>
+      </w:pPr>
+      <w:r>
+        <w:t>Запросы к истории требуют дополнительных JOIN и фильтраций</w:t>
+      </w:r>
+    </w:p>
+    <w:p>
+      <w:pPr>
+        <w:numPr>
+          <w:ilvl w:val="1"/>
+          <w:numId w:val="16"/>
+        </w:numPr>
+      </w:pPr>
+      <w:r>
+        <w:t>Медленнее операции вставки/обновления из-за триггеров</w:t>
+      </w:r>
+    </w:p>
+    <w:p>
+      <w:pPr>
+        <w:numPr>
+          <w:ilvl w:val="0"/>
+          <w:numId w:val="16"/>
+        </w:numPr>
+      </w:pPr>
+      <w:r>
+        <w:rPr>
+          <w:b/>
+          <w:bCs/>
+        </w:rPr>
+        <w:t>Риск логических ошибок</w:t>
+      </w:r>
+    </w:p>
+    <w:p>
+      <w:pPr>
+        <w:numPr>
+          <w:ilvl w:val="1"/>
+          <w:numId w:val="16"/>
+        </w:numPr>
+      </w:pPr>
+      <w:r>
+        <w:t>Можно случайно работать с устаревшими версиями</w:t>
+      </w:r>
+    </w:p>
+    <w:p>
+      <w:pPr>
+        <w:numPr>
+          <w:ilvl w:val="1"/>
+          <w:numId w:val="16"/>
+        </w:numPr>
+      </w:pPr>
+      <w:r>
+        <w:t>Сложнее обеспечивать целостность данных между версиями</w:t>
+      </w:r>
+    </w:p>
+    <w:p>
+      <w:r>
+        <w:pict w14:anchorId="52ACC82E">
+          <v:rect id="_x0000_i1037" style="width:0;height:.75pt" o:hralign="center" o:hrstd="t" o:hrnoshade="t" o:hr="t" fillcolor="#f9fafb" stroked="f"/>
+        </w:pict>
+      </w:r>
+    </w:p>
+    <w:p>
+      <w:r>
+        <w:rPr>
+          <w:b/>
+          <w:bCs/>
+        </w:rPr>
+        <w:t>Безопасность в контексте лабораторной работы:</w:t>
+      </w:r>
+    </w:p>
+    <w:p>
+      <w:pPr>
+        <w:numPr>
+          <w:ilvl w:val="0"/>
+          <w:numId w:val="17"/>
+        </w:numPr>
+      </w:pPr>
+      <w:r>
+        <w:rPr>
+          <w:b/>
+          <w:bCs/>
+        </w:rPr>
+        <w:t>Разграничение прав доступа (RBAC)</w:t>
+      </w:r>
+    </w:p>
+    <w:p>
+      <w:r>
+        <w:t>sql</w:t>
+      </w:r>
+    </w:p>
+    <w:p>
+      <w:r>
+        <w:t>-- Пользователь только для чтения</w:t>
+      </w:r>
+    </w:p>
+    <w:p>
+      <w:pPr>
+        <w:rPr>
+          <w:lang w:val="en-US"/>
+        </w:rPr>
+      </w:pPr>
+      <w:r>
+        <w:rPr>
+          <w:lang w:val="en-US"/>
+        </w:rPr>
+        <w:t>GRANT SELECT ON view_name TO read_only_user;</w:t>
+      </w:r>
+    </w:p>
+    <w:p>
+      <w:pPr>
+        <w:rPr>
+          <w:lang w:val="en-US"/>
+        </w:rPr>
+      </w:pPr>
+    </w:p>
+    <w:p>
+      <w:pPr>
+        <w:rPr>
+          <w:lang w:val="en-US"/>
+        </w:rPr>
+      </w:pPr>
+      <w:r>
+        <w:rPr>
+          <w:lang w:val="en-US"/>
+        </w:rPr>
+        <w:t xml:space="preserve">-- </w:t>
+      </w:r>
+      <w:r>
+        <w:t>Пользователь</w:t>
+      </w:r>
+      <w:r>
+        <w:rPr>
+          <w:lang w:val="en-US"/>
+        </w:rPr>
+        <w:t xml:space="preserve"> </w:t>
+      </w:r>
+      <w:r>
+        <w:t>с</w:t>
+      </w:r>
+      <w:r>
+        <w:rPr>
+          <w:lang w:val="en-US"/>
+        </w:rPr>
+        <w:t xml:space="preserve"> </w:t>
+      </w:r>
+      <w:r>
+        <w:t>ограниченными</w:t>
+      </w:r>
+      <w:r>
+        <w:rPr>
+          <w:lang w:val="en-US"/>
+        </w:rPr>
+        <w:t xml:space="preserve"> </w:t>
+      </w:r>
+      <w:r>
+        <w:t>правами</w:t>
+      </w:r>
+      <w:r>
+        <w:rPr>
+          <w:lang w:val="en-US"/>
+        </w:rPr>
+        <w:t xml:space="preserve"> </w:t>
+      </w:r>
+      <w:r>
+        <w:t>записи</w:t>
+      </w:r>
+    </w:p>
+    <w:p>
+      <w:pPr>
+        <w:rPr>
+          <w:lang w:val="en-US"/>
+        </w:rPr>
+      </w:pPr>
+      <w:r>
+        <w:rPr>
+          <w:lang w:val="en-US"/>
+        </w:rPr>
+        <w:t>GRANT SELECT, INSERT, UPDATE ON specific_table TO limited_user;</w:t>
+      </w:r>
+    </w:p>
+    <w:p>
+      <w:pPr>
+        <w:rPr>
+          <w:lang w:val="en-US"/>
+        </w:rPr>
+      </w:pPr>
+    </w:p>
+    <w:p>
+      <w:pPr>
+        <w:rPr>
+          <w:lang w:val="en-US"/>
+        </w:rPr>
+      </w:pPr>
+      <w:r>
+        <w:rPr>
+          <w:lang w:val="en-US"/>
+        </w:rPr>
+        <w:t xml:space="preserve">-- </w:t>
+      </w:r>
+      <w:r>
+        <w:t>Администратор</w:t>
+      </w:r>
+      <w:r>
+        <w:rPr>
+          <w:lang w:val="en-US"/>
+        </w:rPr>
+        <w:t xml:space="preserve"> (</w:t>
+      </w:r>
+      <w:r>
+        <w:t>полные</w:t>
+      </w:r>
+      <w:r>
+        <w:rPr>
+          <w:lang w:val="en-US"/>
+        </w:rPr>
+        <w:t xml:space="preserve"> </w:t>
+      </w:r>
+      <w:r>
+        <w:t>права</w:t>
+      </w:r>
+      <w:r>
+        <w:rPr>
+          <w:lang w:val="en-US"/>
+        </w:rPr>
+        <w:t>)</w:t>
+      </w:r>
+    </w:p>
+    <w:p>
+      <w:pPr>
+        <w:rPr>
+          <w:lang w:val="en-US"/>
+        </w:rPr>
+      </w:pPr>
+      <w:r>
+        <w:rPr>
+          <w:lang w:val="en-US"/>
+        </w:rPr>
+        <w:t>GRANT ALL ON ALL TABLES IN SCHEMA public TO admin_user;</w:t>
+      </w:r>
+    </w:p>
+    <w:p>
+      <w:pPr>
+        <w:numPr>
+          <w:ilvl w:val="0"/>
+          <w:numId w:val="17"/>
+        </w:numPr>
+      </w:pPr>
+      <w:r>
+        <w:rPr>
+          <w:b/>
+          <w:bCs/>
+        </w:rPr>
+        <w:t>Представления как уровень безопасности</w:t>
+      </w:r>
+    </w:p>
+    <w:p>
+      <w:pPr>
+        <w:numPr>
+          <w:ilvl w:val="1"/>
+          <w:numId w:val="17"/>
+        </w:numPr>
+      </w:pPr>
+      <w:r>
+        <w:t>Скрывают реальную структуру таблиц</w:t>
+      </w:r>
+    </w:p>
+    <w:p>
+      <w:pPr>
+        <w:numPr>
+          <w:ilvl w:val="1"/>
+          <w:numId w:val="17"/>
+        </w:numPr>
+      </w:pPr>
+      <w:r>
+        <w:t>Ограничивают видимые данные через WHERE</w:t>
+      </w:r>
+    </w:p>
+    <w:p>
+      <w:pPr>
+        <w:numPr>
+          <w:ilvl w:val="1"/>
+          <w:numId w:val="17"/>
+        </w:numPr>
+      </w:pPr>
+      <w:r>
+        <w:t>Контролируют доступ к отдельным столбцам</w:t>
+      </w:r>
+    </w:p>
+    <w:p>
+      <w:pPr>
+        <w:numPr>
+          <w:ilvl w:val="0"/>
+          <w:numId w:val="17"/>
+        </w:numPr>
+      </w:pPr>
+      <w:r>
+        <w:rPr>
+          <w:b/>
+          <w:bCs/>
+        </w:rPr>
+        <w:t>INSTEAD OF триггеры для контроля модификаций</w:t>
+      </w:r>
+    </w:p>
+    <w:p>
+      <w:pPr>
+        <w:numPr>
+          <w:ilvl w:val="1"/>
+          <w:numId w:val="17"/>
+        </w:numPr>
+      </w:pPr>
+      <w:r>
+        <w:t>Проверяют права пользователя перед выполнением операций</w:t>
+      </w:r>
+    </w:p>
+    <w:p>
+      <w:pPr>
+        <w:numPr>
+          <w:ilvl w:val="1"/>
+          <w:numId w:val="17"/>
+        </w:numPr>
+      </w:pPr>
+      <w:r>
+        <w:t>Могут ограничивать изменение определенных полей</w:t>
+      </w:r>
+    </w:p>
+    <w:p>
+      <w:pPr>
+        <w:numPr>
+          <w:ilvl w:val="1"/>
+          <w:numId w:val="17"/>
+        </w:numPr>
+      </w:pPr>
+      <w:r>
+        <w:t>Реализуют бизнес-логику безопасности</w:t>
+      </w:r>
+    </w:p>
+    <w:p>
+      <w:pPr>
+        <w:numPr>
+          <w:ilvl w:val="0"/>
+          <w:numId w:val="17"/>
+        </w:numPr>
+      </w:pPr>
+      <w:r>
+        <w:rPr>
+          <w:b/>
+          <w:bCs/>
+        </w:rPr>
+        <w:t>Темпоральная безопасность</w:t>
+      </w:r>
+    </w:p>
+    <w:p>
+      <w:pPr>
+        <w:numPr>
+          <w:ilvl w:val="1"/>
+          <w:numId w:val="17"/>
+        </w:numPr>
+      </w:pPr>
+      <w:r>
+        <w:t>Контроль доступа к историческим данным</w:t>
+      </w:r>
+    </w:p>
+    <w:p>
+      <w:pPr>
+        <w:numPr>
+          <w:ilvl w:val="1"/>
+          <w:numId w:val="17"/>
+        </w:numPr>
+      </w:pPr>
+      <w:r>
+        <w:t>Запрет на модификацию истории (только добавление новых версий)</w:t>
+      </w:r>
+    </w:p>
+    <w:p>
+      <w:pPr>
+        <w:numPr>
+          <w:ilvl w:val="1"/>
+          <w:numId w:val="17"/>
+        </w:numPr>
+      </w:pPr>
+      <w:r>
+        <w:t>Аудит изменений через временные метки</w:t>
+      </w:r>
+    </w:p>
+    <w:p>
+      <w:pPr>
+        <w:numPr>
+          <w:ilvl w:val="0"/>
+          <w:numId w:val="17"/>
+        </w:numPr>
+      </w:pPr>
+      <w:r>
+        <w:rPr>
+          <w:b/>
+          <w:bCs/>
+        </w:rPr>
+        <w:t>Защита от несанкционированных изменений</w:t>
+      </w:r>
+    </w:p>
+    <w:p>
+      <w:pPr>
+        <w:numPr>
+          <w:ilvl w:val="1"/>
+          <w:numId w:val="17"/>
+        </w:numPr>
+      </w:pPr>
+      <w:r>
+        <w:t>Триггеры проверяют целостность данных при обновлении</w:t>
+      </w:r>
+    </w:p>
+    <w:p>
+      <w:pPr>
+        <w:numPr>
+          <w:ilvl w:val="1"/>
+          <w:numId w:val="17"/>
+        </w:numPr>
+      </w:pPr>
+      <w:r>
+        <w:t>Автоматическое проставление временных меток</w:t>
+      </w:r>
+    </w:p>
+    <w:p>
+      <w:pPr>
+        <w:numPr>
+          <w:ilvl w:val="1"/>
+          <w:numId w:val="17"/>
+        </w:numPr>
+      </w:pPr>
+      <w:r>
+        <w:t>Запрет прямого изменения time_create/time_dead</w:t>
+      </w:r>
+    </w:p>
+    <w:p>
+      <w:r>
+        <w:rPr>
+          <w:b/>
+          <w:bCs/>
+        </w:rPr>
+        <w:t>Итог</w:t>
+      </w:r>
+      <w:r>
+        <w:t>: Безопасность в темпоральной БД — это не только классическое разграничение прав, но и защита временной целостности данных + контроль доступа к истории изменений.</w:t>
+      </w:r>
+    </w:p>
+    <w:p/>
+    <w:p/>
+    <w:p>
+      <w:pPr>
+        <w:pStyle w:val="1"/>
+        <w:spacing w:line="360" w:lineRule="auto"/>
+      </w:pPr>
+      <w:r>
+        <w:rPr>
+          <w:b/>
+          <w:bCs w:val="0"/>
+        </w:rPr>
         <w:t>Ход работы</w:t>
       </w:r>
       <w:r>
@@ -985,16 +2606,49 @@
     </w:p>
     <w:p>
       <w:pPr>
-        <w:spacing w:line="360" w:lineRule="auto"/>
-      </w:pPr>
-      <w:r>
-        <w:t xml:space="preserve">Для создания базы данных я использовал </w:t>
+        <w:pStyle w:val="ac"/>
+        <w:ind w:left="709"/>
+        <w:jc w:val="both"/>
+      </w:pPr>
+    </w:p>
+    <w:p>
+      <w:pPr>
+        <w:pStyle w:val="ac"/>
+        <w:spacing w:line="360" w:lineRule="auto"/>
+        <w:ind w:left="709" w:firstLine="707"/>
+        <w:jc w:val="both"/>
+      </w:pPr>
+      <w:r>
+        <w:rPr>
+          <w:b/>
+          <w:bCs/>
+        </w:rPr>
+        <w:lastRenderedPageBreak/>
+        <w:t>Задание 1.</w:t>
+      </w:r>
+      <w:r>
+        <w:t xml:space="preserve"> </w:t>
+      </w:r>
+      <w:r>
+        <w:t xml:space="preserve">Реализовать базовое отношение </w:t>
       </w:r>
       <w:r>
         <w:rPr>
           <w:lang w:val="en-US"/>
         </w:rPr>
-        <w:t>Docker</w:t>
+        <w:t>temporary</w:t>
+      </w:r>
+      <w:r>
+        <w:t>_</w:t>
+      </w:r>
+      <w:r>
+        <w:rPr>
+          <w:lang w:val="en-US"/>
+        </w:rPr>
+        <w:t>object</w:t>
+      </w:r>
+      <w:r>
+        <w:t>, содержащее атрибуты:</w:t>
       </w:r>
       <w:r>
         <w:t xml:space="preserve"> </w:t>
@@ -1003,31 +2657,114 @@
         <w:rPr>
           <w:lang w:val="en-US"/>
         </w:rPr>
-        <w:t>compose</w:t>
-      </w:r>
-      <w:r>
-        <w:t xml:space="preserve">, конфигурация запуска </w:t>
-      </w:r>
-      <w:proofErr w:type="spellStart"/>
-      <w:r>
-        <w:t>бд</w:t>
-      </w:r>
-      <w:proofErr w:type="spellEnd"/>
-      <w:r>
-        <w:t xml:space="preserve"> и работы заданий представлено на рисунке 1. </w:t>
-      </w:r>
-    </w:p>
-    <w:p/>
-    <w:p>
-      <w:pPr>
-        <w:jc w:val="center"/>
-      </w:pPr>
-      <w:r>
+        <w:t>id</w:t>
+      </w:r>
+      <w:r>
+        <w:t xml:space="preserve"> – идентификатор записи, тип: </w:t>
+      </w:r>
+      <w:r>
+        <w:rPr>
+          <w:lang w:val="en-US"/>
+        </w:rPr>
+        <w:t>integer</w:t>
+      </w:r>
+      <w:r>
+        <w:t>;</w:t>
+      </w:r>
+      <w:r>
+        <w:t xml:space="preserve"> </w:t>
+      </w:r>
+      <w:r>
+        <w:rPr>
+          <w:lang w:val="en-US"/>
+        </w:rPr>
+        <w:t>t</w:t>
+      </w:r>
+      <w:r>
+        <w:rPr>
+          <w:lang w:val="en-US"/>
+        </w:rPr>
+        <w:t>ime</w:t>
+      </w:r>
+      <w:r>
+        <w:t>_</w:t>
+      </w:r>
+      <w:r>
+        <w:rPr>
+          <w:lang w:val="en-US"/>
+        </w:rPr>
+        <w:t>create</w:t>
+      </w:r>
+      <w:r>
+        <w:t xml:space="preserve"> – время создания записи (время рождения), тип </w:t>
+      </w:r>
+      <w:r>
+        <w:rPr>
+          <w:lang w:val="en-US"/>
+        </w:rPr>
+        <w:t>timestamp</w:t>
+      </w:r>
+      <w:r>
+        <w:t>;</w:t>
+      </w:r>
+      <w:r>
+        <w:t xml:space="preserve"> </w:t>
+      </w:r>
+      <w:r>
+        <w:rPr>
+          <w:lang w:val="en-US"/>
+        </w:rPr>
+        <w:t>time</w:t>
+      </w:r>
+      <w:r>
+        <w:t>_</w:t>
+      </w:r>
+      <w:r>
+        <w:rPr>
+          <w:lang w:val="en-US"/>
+        </w:rPr>
+        <w:t>dead</w:t>
+      </w:r>
+      <w:r>
+        <w:t xml:space="preserve"> – время смерти записи, тип </w:t>
+      </w:r>
+      <w:r>
+        <w:rPr>
+          <w:lang w:val="en-US"/>
+        </w:rPr>
+        <w:t>timestamp</w:t>
+      </w:r>
+      <w:r>
+        <w:t>.</w:t>
+      </w:r>
+    </w:p>
+    <w:p>
+      <w:pPr>
+        <w:pStyle w:val="ac"/>
+        <w:spacing w:line="360" w:lineRule="auto"/>
+        <w:ind w:left="709" w:firstLine="707"/>
+        <w:jc w:val="both"/>
+      </w:pPr>
+      <w:r>
+        <w:t xml:space="preserve">При реализации данного задания был использован такой скрипт, который представлен на рисунке 2. </w:t>
+      </w:r>
+    </w:p>
+    <w:p>
+      <w:pPr>
+        <w:pStyle w:val="ac"/>
+        <w:spacing w:line="360" w:lineRule="auto"/>
+        <w:ind w:left="709" w:firstLine="707"/>
+        <w:jc w:val="both"/>
+      </w:pPr>
+      <w:r>
+        <w:rPr>
+          <w:noProof/>
+        </w:rPr>
         <w:drawing>
-          <wp:inline distT="0" distB="0" distL="0" distR="0" wp14:anchorId="3C6AB68A" wp14:editId="6AA80F4D">
-            <wp:extent cx="4922520" cy="4331084"/>
-            <wp:effectExtent l="0" t="0" r="0" b="0"/>
-            <wp:docPr id="2" name="Рисунок 2"/>
+          <wp:inline distT="0" distB="0" distL="0" distR="0" wp14:anchorId="638B045B" wp14:editId="6732EFFF">
+            <wp:extent cx="5134692" cy="1676634"/>
+            <wp:effectExtent l="0" t="0" r="8890" b="0"/>
+            <wp:docPr id="3" name="Рисунок 3"/>
             <wp:cNvGraphicFramePr>
               <a:graphicFrameLocks xmlns:a="http://schemas.openxmlformats.org/drawingml/2006/main" noChangeAspect="1"/>
             </wp:cNvGraphicFramePr>
@@ -1047,7 +2784,7 @@
                   <pic:spPr>
                     <a:xfrm>
                       <a:off x="0" y="0"/>
-                      <a:ext cx="4929256" cy="4337011"/>
+                      <a:ext cx="5134692" cy="1676634"/>
                     </a:xfrm>
                     <a:prstGeom prst="rect">
                       <a:avLst/>
@@ -1062,84 +2799,83 @@
     </w:p>
     <w:p>
       <w:pPr>
+        <w:pStyle w:val="ac"/>
+        <w:spacing w:line="360" w:lineRule="auto"/>
+        <w:ind w:left="709" w:firstLine="707"/>
         <w:jc w:val="center"/>
         <w:rPr>
           <w:sz w:val="24"/>
-          <w:szCs w:val="20"/>
+          <w:szCs w:val="24"/>
         </w:rPr>
       </w:pPr>
       <w:r>
         <w:rPr>
           <w:sz w:val="24"/>
-          <w:szCs w:val="20"/>
-        </w:rPr>
-        <w:t xml:space="preserve">Рисунок </w:t>
+          <w:szCs w:val="24"/>
+        </w:rPr>
+        <w:t xml:space="preserve">Рисунок 2 </w:t>
       </w:r>
       <w:r>
         <w:rPr>
           <w:sz w:val="24"/>
-          <w:szCs w:val="20"/>
-        </w:rPr>
-        <w:t xml:space="preserve">1 – </w:t>
+          <w:szCs w:val="24"/>
+        </w:rPr>
+        <w:t>–</w:t>
       </w:r>
       <w:r>
         <w:rPr>
           <w:sz w:val="24"/>
-          <w:szCs w:val="20"/>
+          <w:szCs w:val="24"/>
+        </w:rPr>
+        <w:t xml:space="preserve"> </w:t>
+      </w:r>
+      <w:r>
+        <w:rPr>
+          <w:sz w:val="24"/>
+          <w:szCs w:val="24"/>
+        </w:rPr>
+        <w:t xml:space="preserve">реализация объекта </w:t>
+      </w:r>
+      <w:r>
+        <w:rPr>
+          <w:sz w:val="24"/>
+          <w:szCs w:val="24"/>
           <w:lang w:val="en-US"/>
         </w:rPr>
-        <w:t>docker</w:t>
+        <w:t>temporary</w:t>
       </w:r>
       <w:r>
         <w:rPr>
           <w:sz w:val="24"/>
-          <w:szCs w:val="20"/>
-        </w:rPr>
-        <w:t xml:space="preserve"> </w:t>
+          <w:szCs w:val="24"/>
+        </w:rPr>
+        <w:t>_</w:t>
       </w:r>
       <w:r>
         <w:rPr>
           <w:sz w:val="24"/>
-          <w:szCs w:val="20"/>
+          <w:szCs w:val="24"/>
           <w:lang w:val="en-US"/>
         </w:rPr>
-        <w:t>compose</w:t>
-      </w:r>
-      <w:r>
-        <w:rPr>
-          <w:sz w:val="24"/>
-          <w:szCs w:val="20"/>
-        </w:rPr>
-        <w:t xml:space="preserve"> для создания базы данных</w:t>
-      </w:r>
-    </w:p>
-    <w:p/>
-    <w:p>
-      <w:pPr>
-        <w:pStyle w:val="ac"/>
-        <w:ind w:left="709"/>
-        <w:jc w:val="both"/>
-      </w:pPr>
-    </w:p>
-    <w:p>
-      <w:pPr>
-        <w:pStyle w:val="ac"/>
-        <w:spacing w:line="360" w:lineRule="auto"/>
-        <w:ind w:left="709" w:firstLine="707"/>
-        <w:jc w:val="both"/>
+        <w:t>object</w:t>
+      </w:r>
+    </w:p>
+    <w:p>
+      <w:pPr>
+        <w:spacing w:line="360" w:lineRule="auto"/>
       </w:pPr>
       <w:r>
         <w:rPr>
           <w:b/>
           <w:bCs/>
         </w:rPr>
-        <w:t>Задание 1.</w:t>
-      </w:r>
-      <w:r>
-        <w:t xml:space="preserve"> </w:t>
-      </w:r>
-      <w:r>
-        <w:t xml:space="preserve">Реализовать базовое отношение </w:t>
+        <w:t>Задание 2</w:t>
+      </w:r>
+      <w:r>
+        <w:t xml:space="preserve">. </w:t>
+      </w:r>
+      <w:r>
+        <w:t xml:space="preserve">Создать таблицы, для которых планируется реализовать свойство темпоральности, объявив их наследниками </w:t>
       </w:r>
       <w:r>
         <w:rPr>
@@ -1157,121 +2893,46 @@
         <w:t>object</w:t>
       </w:r>
       <w:r>
-        <w:t>, содержащее атрибуты:</w:t>
-      </w:r>
-      <w:r>
-        <w:t xml:space="preserve"> </w:t>
-      </w:r>
-      <w:r>
-        <w:rPr>
-          <w:lang w:val="en-US"/>
-        </w:rPr>
-        <w:t>id</w:t>
-      </w:r>
-      <w:r>
-        <w:t xml:space="preserve"> – идентификатор записи, тип: </w:t>
-      </w:r>
-      <w:r>
-        <w:rPr>
-          <w:lang w:val="en-US"/>
-        </w:rPr>
-        <w:t>integer</w:t>
-      </w:r>
-      <w:r>
-        <w:t>;</w:t>
-      </w:r>
-      <w:r>
-        <w:t xml:space="preserve"> </w:t>
-      </w:r>
-      <w:r>
-        <w:rPr>
-          <w:lang w:val="en-US"/>
-        </w:rPr>
-        <w:t>t</w:t>
-      </w:r>
-      <w:r>
-        <w:rPr>
-          <w:lang w:val="en-US"/>
-        </w:rPr>
-        <w:t>ime</w:t>
-      </w:r>
-      <w:r>
-        <w:t>_</w:t>
-      </w:r>
-      <w:r>
-        <w:rPr>
-          <w:lang w:val="en-US"/>
-        </w:rPr>
-        <w:t>create</w:t>
-      </w:r>
-      <w:r>
-        <w:t xml:space="preserve"> – время создания записи (время рождения), тип </w:t>
-      </w:r>
-      <w:r>
-        <w:rPr>
-          <w:lang w:val="en-US"/>
-        </w:rPr>
-        <w:t>timestamp</w:t>
-      </w:r>
-      <w:r>
-        <w:t>;</w:t>
-      </w:r>
-      <w:r>
-        <w:t xml:space="preserve"> </w:t>
-      </w:r>
-      <w:r>
-        <w:rPr>
-          <w:lang w:val="en-US"/>
-        </w:rPr>
-        <w:t>time</w:t>
-      </w:r>
-      <w:r>
-        <w:t>_</w:t>
-      </w:r>
-      <w:r>
-        <w:rPr>
-          <w:lang w:val="en-US"/>
-        </w:rPr>
-        <w:t>dead</w:t>
-      </w:r>
-      <w:r>
-        <w:t xml:space="preserve"> – время смерти записи, тип </w:t>
-      </w:r>
-      <w:r>
-        <w:rPr>
-          <w:lang w:val="en-US"/>
-        </w:rPr>
-        <w:t>timestamp</w:t>
-      </w:r>
-      <w:r>
-        <w:t>.</w:t>
-      </w:r>
-    </w:p>
-    <w:p>
-      <w:pPr>
-        <w:pStyle w:val="ac"/>
-        <w:spacing w:line="360" w:lineRule="auto"/>
-        <w:ind w:left="709" w:firstLine="707"/>
-        <w:jc w:val="both"/>
-      </w:pPr>
-      <w:r>
-        <w:t xml:space="preserve">При реализации данного задания был использован такой скрипт, который представлен на рисунке 2. </w:t>
-      </w:r>
-    </w:p>
-    <w:p>
-      <w:pPr>
-        <w:pStyle w:val="ac"/>
-        <w:spacing w:line="360" w:lineRule="auto"/>
-        <w:ind w:left="709" w:firstLine="707"/>
-        <w:jc w:val="both"/>
-      </w:pPr>
-      <w:r>
+        <w:t xml:space="preserve">; </w:t>
+      </w:r>
+    </w:p>
+    <w:p>
+      <w:pPr>
+        <w:spacing w:line="360" w:lineRule="auto"/>
+      </w:pPr>
+      <w:r>
+        <w:t>Были реализованы такие вот таблицы, которые представлены ниже</w:t>
+      </w:r>
+      <w:r>
+        <w:t xml:space="preserve"> на рисунке 3</w:t>
+      </w:r>
+      <w:r>
+        <w:t xml:space="preserve">. Предметная область – метеостанция для сохранения информации о температуре, направления ветра </w:t>
+      </w:r>
+      <w:r>
+        <w:t xml:space="preserve">и города. </w:t>
+      </w:r>
+    </w:p>
+    <w:p>
+      <w:pPr>
+        <w:spacing w:line="360" w:lineRule="auto"/>
+      </w:pPr>
+    </w:p>
+    <w:p>
+      <w:pPr>
+        <w:spacing w:line="360" w:lineRule="auto"/>
+        <w:jc w:val="center"/>
+      </w:pPr>
+      <w:r>
+        <w:rPr>
+          <w:noProof/>
+        </w:rPr>
         <w:lastRenderedPageBreak/>
         <w:drawing>
-          <wp:inline distT="0" distB="0" distL="0" distR="0" wp14:anchorId="638B045B" wp14:editId="6732EFFF">
-            <wp:extent cx="5134692" cy="1676634"/>
-            <wp:effectExtent l="0" t="0" r="8890" b="0"/>
-            <wp:docPr id="3" name="Рисунок 3"/>
+          <wp:inline distT="0" distB="0" distL="0" distR="0" wp14:anchorId="14353848" wp14:editId="400795AA">
+            <wp:extent cx="5225483" cy="4503420"/>
+            <wp:effectExtent l="0" t="0" r="0" b="0"/>
+            <wp:docPr id="5" name="Рисунок 5"/>
             <wp:cNvGraphicFramePr>
               <a:graphicFrameLocks xmlns:a="http://schemas.openxmlformats.org/drawingml/2006/main" noChangeAspect="1"/>
             </wp:cNvGraphicFramePr>
@@ -1291,7 +2952,7 @@
                   <pic:spPr>
                     <a:xfrm>
                       <a:off x="0" y="0"/>
-                      <a:ext cx="5134692" cy="1676634"/>
+                      <a:ext cx="5230524" cy="4507764"/>
                     </a:xfrm>
                     <a:prstGeom prst="rect">
                       <a:avLst/>
@@ -1306,136 +2967,127 @@
     </w:p>
     <w:p>
       <w:pPr>
+        <w:spacing w:line="360" w:lineRule="auto"/>
+        <w:jc w:val="center"/>
+        <w:rPr>
+          <w:sz w:val="24"/>
+          <w:szCs w:val="20"/>
+        </w:rPr>
+      </w:pPr>
+      <w:r>
+        <w:rPr>
+          <w:sz w:val="24"/>
+          <w:szCs w:val="20"/>
+        </w:rPr>
+        <w:t>Рисунок 3 – таблицы базы данных</w:t>
+      </w:r>
+    </w:p>
+    <w:p>
+      <w:pPr>
+        <w:spacing w:line="360" w:lineRule="auto"/>
+      </w:pPr>
+    </w:p>
+    <w:p>
+      <w:pPr>
+        <w:pStyle w:val="ac"/>
+        <w:spacing w:line="360" w:lineRule="auto"/>
+        <w:ind w:left="709" w:firstLine="707"/>
+        <w:jc w:val="both"/>
+      </w:pPr>
+      <w:r>
+        <w:rPr>
+          <w:b/>
+          <w:bCs/>
+        </w:rPr>
+        <w:t>Задание 3</w:t>
+      </w:r>
+      <w:r>
+        <w:t xml:space="preserve">. </w:t>
+      </w:r>
+      <w:r>
+        <w:t xml:space="preserve">Для всех ключевых полей (как первичных ключей, так и внешних) создать индексы командой </w:t>
+      </w:r>
+      <w:r>
+        <w:rPr>
+          <w:lang w:val="en-US"/>
+        </w:rPr>
+        <w:t>CREATE</w:t>
+      </w:r>
+      <w:r>
+        <w:t xml:space="preserve"> </w:t>
+      </w:r>
+      <w:r>
+        <w:rPr>
+          <w:lang w:val="en-US"/>
+        </w:rPr>
+        <w:t>INDEX</w:t>
+      </w:r>
+      <w:r>
+        <w:t>.</w:t>
+      </w:r>
+    </w:p>
+    <w:p>
+      <w:pPr>
+        <w:pStyle w:val="ac"/>
+        <w:spacing w:line="360" w:lineRule="auto"/>
+        <w:ind w:left="709" w:firstLine="707"/>
+        <w:jc w:val="both"/>
+      </w:pPr>
+      <w:r>
+        <w:t>Для</w:t>
+      </w:r>
+      <w:r>
+        <w:t xml:space="preserve"> </w:t>
+      </w:r>
+      <w:r>
+        <w:t>создания</w:t>
+      </w:r>
+      <w:r>
+        <w:t xml:space="preserve"> </w:t>
+      </w:r>
+      <w:r>
+        <w:t xml:space="preserve">индексов использовался следующий скрипт, который представлен ниже на рисунке 4. </w:t>
+      </w:r>
+      <w:r>
+        <w:t xml:space="preserve">Здесь мы используем обычные </w:t>
+      </w:r>
+      <w:r>
+        <w:rPr>
+          <w:lang w:val="en-US"/>
+        </w:rPr>
+        <w:t>BTree</w:t>
+      </w:r>
+      <w:r>
+        <w:t xml:space="preserve"> </w:t>
+      </w:r>
+      <w:r>
+        <w:t xml:space="preserve">индексы, специфических данных не содержится, чтобы использовать иные типы индексов. </w:t>
+      </w:r>
+    </w:p>
+    <w:p>
+      <w:pPr>
+        <w:pStyle w:val="ac"/>
+        <w:spacing w:line="360" w:lineRule="auto"/>
+        <w:ind w:left="709" w:firstLine="707"/>
+        <w:jc w:val="both"/>
+      </w:pPr>
+    </w:p>
+    <w:p>
+      <w:pPr>
         <w:pStyle w:val="ac"/>
         <w:spacing w:line="360" w:lineRule="auto"/>
         <w:ind w:left="709" w:firstLine="707"/>
         <w:jc w:val="center"/>
-        <w:rPr>
-          <w:sz w:val="24"/>
-          <w:szCs w:val="24"/>
-        </w:rPr>
-      </w:pPr>
-      <w:r>
-        <w:rPr>
-          <w:sz w:val="24"/>
-          <w:szCs w:val="24"/>
-        </w:rPr>
-        <w:t xml:space="preserve">Рисунок 2 </w:t>
-      </w:r>
-      <w:r>
-        <w:rPr>
-          <w:sz w:val="24"/>
-          <w:szCs w:val="24"/>
-        </w:rPr>
-        <w:t>–</w:t>
-      </w:r>
-      <w:r>
-        <w:rPr>
-          <w:sz w:val="24"/>
-          <w:szCs w:val="24"/>
-        </w:rPr>
-        <w:t xml:space="preserve"> </w:t>
-      </w:r>
-      <w:r>
-        <w:rPr>
-          <w:sz w:val="24"/>
-          <w:szCs w:val="24"/>
-        </w:rPr>
-        <w:t xml:space="preserve">реализация объекта </w:t>
-      </w:r>
-      <w:r>
-        <w:rPr>
-          <w:sz w:val="24"/>
-          <w:szCs w:val="24"/>
-          <w:lang w:val="en-US"/>
-        </w:rPr>
-        <w:t>temporary</w:t>
-      </w:r>
-      <w:r>
-        <w:rPr>
-          <w:sz w:val="24"/>
-          <w:szCs w:val="24"/>
-        </w:rPr>
-        <w:t>_</w:t>
-      </w:r>
-      <w:r>
-        <w:rPr>
-          <w:sz w:val="24"/>
-          <w:szCs w:val="24"/>
-          <w:lang w:val="en-US"/>
-        </w:rPr>
-        <w:t>object</w:t>
-      </w:r>
-    </w:p>
-    <w:p>
-      <w:pPr>
-        <w:spacing w:line="360" w:lineRule="auto"/>
-      </w:pPr>
-      <w:r>
-        <w:rPr>
-          <w:b/>
-          <w:bCs/>
-        </w:rPr>
-        <w:t>Задание 2</w:t>
-      </w:r>
-      <w:r>
-        <w:t xml:space="preserve">. </w:t>
-      </w:r>
-      <w:r>
-        <w:t xml:space="preserve">Создать таблицы, для которых планируется реализовать свойство темпоральности, объявив их наследниками </w:t>
-      </w:r>
-      <w:r>
-        <w:rPr>
-          <w:lang w:val="en-US"/>
-        </w:rPr>
-        <w:t>temporary</w:t>
-      </w:r>
-      <w:r>
-        <w:t>_</w:t>
-      </w:r>
-      <w:r>
-        <w:rPr>
-          <w:lang w:val="en-US"/>
-        </w:rPr>
-        <w:t>object</w:t>
-      </w:r>
-      <w:r>
-        <w:t xml:space="preserve">; </w:t>
-      </w:r>
-    </w:p>
-    <w:p>
-      <w:pPr>
-        <w:spacing w:line="360" w:lineRule="auto"/>
-      </w:pPr>
-      <w:r>
-        <w:t>Были реализованы такие вот таблицы, которые представлены ниже</w:t>
-      </w:r>
-      <w:r>
-        <w:t xml:space="preserve"> на рисунке 3</w:t>
-      </w:r>
-      <w:r>
-        <w:t xml:space="preserve">. Предметная область – метеостанция для сохранения информации о температуре, направления ветра </w:t>
-      </w:r>
-      <w:r>
-        <w:t xml:space="preserve">и города. </w:t>
-      </w:r>
-    </w:p>
-    <w:p>
-      <w:pPr>
-        <w:spacing w:line="360" w:lineRule="auto"/>
-      </w:pPr>
-    </w:p>
-    <w:p>
-      <w:pPr>
-        <w:spacing w:line="360" w:lineRule="auto"/>
-        <w:jc w:val="center"/>
-      </w:pPr>
-      <w:r>
+      </w:pPr>
+      <w:r>
+        <w:rPr>
+          <w:noProof/>
+        </w:rPr>
         <w:drawing>
-          <wp:inline distT="0" distB="0" distL="0" distR="0" wp14:anchorId="14353848" wp14:editId="400795AA">
-            <wp:extent cx="5225483" cy="4503420"/>
+          <wp:inline distT="0" distB="0" distL="0" distR="0" wp14:anchorId="3BF492C2" wp14:editId="72398D1E">
+            <wp:extent cx="5532120" cy="1187855"/>
             <wp:effectExtent l="0" t="0" r="0" b="0"/>
-            <wp:docPr id="5" name="Рисунок 5"/>
+            <wp:docPr id="6" name="Рисунок 6"/>
             <wp:cNvGraphicFramePr>
               <a:graphicFrameLocks xmlns:a="http://schemas.openxmlformats.org/drawingml/2006/main" noChangeAspect="1"/>
             </wp:cNvGraphicFramePr>
@@ -1455,7 +3107,7 @@
                   <pic:spPr>
                     <a:xfrm>
                       <a:off x="0" y="0"/>
-                      <a:ext cx="5230524" cy="4507764"/>
+                      <a:ext cx="5577250" cy="1197545"/>
                     </a:xfrm>
                     <a:prstGeom prst="rect">
                       <a:avLst/>
@@ -1470,127 +3122,106 @@
     </w:p>
     <w:p>
       <w:pPr>
-        <w:spacing w:line="360" w:lineRule="auto"/>
-        <w:jc w:val="center"/>
-        <w:rPr>
-          <w:sz w:val="24"/>
-          <w:szCs w:val="20"/>
-        </w:rPr>
-      </w:pPr>
-      <w:r>
-        <w:rPr>
-          <w:sz w:val="24"/>
-          <w:szCs w:val="20"/>
-        </w:rPr>
-        <w:t>Рисунок 3 – таблицы базы данных</w:t>
-      </w:r>
-    </w:p>
-    <w:p>
-      <w:pPr>
-        <w:spacing w:line="360" w:lineRule="auto"/>
-      </w:pPr>
-    </w:p>
-    <w:p>
-      <w:pPr>
-        <w:pStyle w:val="ac"/>
-        <w:spacing w:line="360" w:lineRule="auto"/>
-        <w:ind w:left="709" w:firstLine="707"/>
-        <w:jc w:val="both"/>
-      </w:pPr>
-      <w:r>
-        <w:rPr>
-          <w:b/>
-          <w:bCs/>
-        </w:rPr>
-        <w:lastRenderedPageBreak/>
-        <w:t>Задание 3</w:t>
-      </w:r>
-      <w:r>
-        <w:t xml:space="preserve">. </w:t>
-      </w:r>
-      <w:r>
-        <w:t xml:space="preserve">Для всех ключевых полей (как первичных ключей, так и внешних) создать индексы командой </w:t>
-      </w:r>
-      <w:r>
-        <w:rPr>
-          <w:lang w:val="en-US"/>
-        </w:rPr>
-        <w:t>CREATE</w:t>
-      </w:r>
-      <w:r>
-        <w:t xml:space="preserve"> </w:t>
-      </w:r>
-      <w:r>
-        <w:rPr>
-          <w:lang w:val="en-US"/>
-        </w:rPr>
-        <w:t>INDEX</w:t>
-      </w:r>
-      <w:r>
-        <w:t>.</w:t>
-      </w:r>
-    </w:p>
-    <w:p>
-      <w:pPr>
-        <w:pStyle w:val="ac"/>
-        <w:spacing w:line="360" w:lineRule="auto"/>
-        <w:ind w:left="709" w:firstLine="707"/>
-        <w:jc w:val="both"/>
-      </w:pPr>
-      <w:r>
-        <w:t>Для</w:t>
-      </w:r>
-      <w:r>
-        <w:t xml:space="preserve"> </w:t>
-      </w:r>
-      <w:r>
-        <w:t>создания</w:t>
-      </w:r>
-      <w:r>
-        <w:t xml:space="preserve"> </w:t>
-      </w:r>
-      <w:r>
-        <w:t xml:space="preserve">индексов использовался следующий скрипт, который представлен ниже на рисунке 4. </w:t>
-      </w:r>
-      <w:r>
-        <w:t xml:space="preserve">Здесь мы используем обычные </w:t>
-      </w:r>
-      <w:proofErr w:type="spellStart"/>
-      <w:r>
-        <w:rPr>
-          <w:lang w:val="en-US"/>
-        </w:rPr>
-        <w:t>BTree</w:t>
-      </w:r>
-      <w:proofErr w:type="spellEnd"/>
-      <w:r>
-        <w:t xml:space="preserve"> </w:t>
-      </w:r>
-      <w:r>
-        <w:t xml:space="preserve">индексы, специфических данных не содержится, чтобы использовать иные типы индексов. </w:t>
-      </w:r>
-    </w:p>
-    <w:p>
-      <w:pPr>
-        <w:pStyle w:val="ac"/>
-        <w:spacing w:line="360" w:lineRule="auto"/>
-        <w:ind w:left="709" w:firstLine="707"/>
-        <w:jc w:val="both"/>
-      </w:pPr>
-    </w:p>
-    <w:p>
-      <w:pPr>
         <w:pStyle w:val="ac"/>
         <w:spacing w:line="360" w:lineRule="auto"/>
         <w:ind w:left="709" w:firstLine="707"/>
         <w:jc w:val="center"/>
-      </w:pPr>
-      <w:r>
+        <w:rPr>
+          <w:sz w:val="24"/>
+          <w:szCs w:val="24"/>
+        </w:rPr>
+      </w:pPr>
+      <w:r>
+        <w:rPr>
+          <w:sz w:val="24"/>
+          <w:szCs w:val="24"/>
+        </w:rPr>
+        <w:t>Рисунок 4 – создание индексов для базы данных</w:t>
+      </w:r>
+    </w:p>
+    <w:p>
+      <w:pPr>
+        <w:spacing w:line="360" w:lineRule="auto"/>
+      </w:pPr>
+      <w:r>
+        <w:rPr>
+          <w:b/>
+          <w:bCs/>
+        </w:rPr>
+        <w:lastRenderedPageBreak/>
+        <w:t>Задание 4</w:t>
+      </w:r>
+      <w:r>
+        <w:t xml:space="preserve">. </w:t>
+      </w:r>
+      <w:r>
+        <w:t xml:space="preserve">Определить триггерную функцию(-и), которая(-ые) при добавлении новой записи в отношение, поддерживающее свойство темпоральности, проверяет наличие такой записи среди существующих объектов (сравнение по </w:t>
+      </w:r>
+      <w:r>
+        <w:rPr>
+          <w:lang w:val="en-US"/>
+        </w:rPr>
+        <w:t>id</w:t>
+      </w:r>
+      <w:r>
+        <w:t xml:space="preserve">). </w:t>
+      </w:r>
+      <w:r>
+        <w:t xml:space="preserve">Если запись с таким </w:t>
+      </w:r>
+      <w:r>
+        <w:rPr>
+          <w:lang w:val="en-US"/>
+        </w:rPr>
+        <w:t>id</w:t>
+      </w:r>
+      <w:r>
+        <w:t xml:space="preserve"> найдена, то для этой записи устанавливается время смерти, а добавляемая запись содержит в себе соответственные значения атрибутов найденной записи (кроме тех, которые заданы для новой записи), пустое значение времени смерти и новое значение времени рождения, равное текущему моменту. Таким образом, у новой записи время рождения равно, времени смерти ее предка. Если запись с таким </w:t>
+      </w:r>
+      <w:r>
+        <w:rPr>
+          <w:lang w:val="en-US"/>
+        </w:rPr>
+        <w:t>id</w:t>
+      </w:r>
+      <w:r>
+        <w:t xml:space="preserve"> на найдена, то происходит ее добавление в БД с установлением в качестве времени рождения текущего момента времени.</w:t>
+      </w:r>
+    </w:p>
+    <w:p>
+      <w:pPr>
+        <w:spacing w:line="360" w:lineRule="auto"/>
+      </w:pPr>
+      <w:r>
+        <w:t>Был реализован</w:t>
+      </w:r>
+      <w:r>
+        <w:t>о несколько</w:t>
+      </w:r>
+      <w:r>
+        <w:t xml:space="preserve"> триггер</w:t>
+      </w:r>
+      <w:r>
+        <w:t xml:space="preserve">ов. Первый триггер, </w:t>
+      </w:r>
+      <w:r>
+        <w:t>представленный на рисунке 5, позволяет отслеживать прошлое состояние температур и если были изменения, то вносить во временную таблицу базы данных.</w:t>
+      </w:r>
+    </w:p>
+    <w:p>
+      <w:pPr>
+        <w:spacing w:line="360" w:lineRule="auto"/>
+        <w:jc w:val="center"/>
+      </w:pPr>
+      <w:r>
+        <w:rPr>
+          <w:noProof/>
+        </w:rPr>
         <w:drawing>
-          <wp:inline distT="0" distB="0" distL="0" distR="0" wp14:anchorId="3BF492C2" wp14:editId="72398D1E">
-            <wp:extent cx="5532120" cy="1187855"/>
+          <wp:inline distT="0" distB="0" distL="0" distR="0" wp14:anchorId="77A033FA" wp14:editId="13BF3837">
+            <wp:extent cx="5417820" cy="3488875"/>
             <wp:effectExtent l="0" t="0" r="0" b="0"/>
-            <wp:docPr id="6" name="Рисунок 6"/>
+            <wp:docPr id="7" name="Рисунок 7"/>
             <wp:cNvGraphicFramePr>
               <a:graphicFrameLocks xmlns:a="http://schemas.openxmlformats.org/drawingml/2006/main" noChangeAspect="1"/>
             </wp:cNvGraphicFramePr>
@@ -1610,7 +3241,7 @@
                   <pic:spPr>
                     <a:xfrm>
                       <a:off x="0" y="0"/>
-                      <a:ext cx="5577250" cy="1197545"/>
+                      <a:ext cx="5449373" cy="3509194"/>
                     </a:xfrm>
                     <a:prstGeom prst="rect">
                       <a:avLst/>
@@ -1625,106 +3256,48 @@
     </w:p>
     <w:p>
       <w:pPr>
-        <w:pStyle w:val="ac"/>
-        <w:spacing w:line="360" w:lineRule="auto"/>
-        <w:ind w:left="709" w:firstLine="707"/>
+        <w:spacing w:line="360" w:lineRule="auto"/>
         <w:jc w:val="center"/>
         <w:rPr>
           <w:sz w:val="24"/>
-          <w:szCs w:val="24"/>
+          <w:szCs w:val="20"/>
         </w:rPr>
       </w:pPr>
       <w:r>
         <w:rPr>
           <w:sz w:val="24"/>
-          <w:szCs w:val="24"/>
-        </w:rPr>
-        <w:t>Рисунок 4 – создание индексов для базы данных</w:t>
-      </w:r>
-    </w:p>
-    <w:p>
-      <w:pPr>
-        <w:spacing w:line="360" w:lineRule="auto"/>
-      </w:pPr>
-      <w:r>
-        <w:rPr>
-          <w:b/>
-          <w:bCs/>
-        </w:rPr>
-        <w:t>Задание 4</w:t>
-      </w:r>
-      <w:r>
-        <w:t xml:space="preserve">. </w:t>
-      </w:r>
-      <w:r>
-        <w:t>Определить триггерную функцию(-и), которая(-</w:t>
-      </w:r>
-      <w:proofErr w:type="spellStart"/>
-      <w:r>
-        <w:t>ые</w:t>
-      </w:r>
-      <w:proofErr w:type="spellEnd"/>
-      <w:r>
-        <w:t xml:space="preserve">) при добавлении новой записи в отношение, поддерживающее свойство темпоральности, проверяет наличие такой записи среди существующих объектов (сравнение по </w:t>
-      </w:r>
-      <w:r>
-        <w:rPr>
-          <w:lang w:val="en-US"/>
-        </w:rPr>
-        <w:t>id</w:t>
-      </w:r>
-      <w:r>
-        <w:t xml:space="preserve">). </w:t>
-      </w:r>
-      <w:r>
-        <w:t xml:space="preserve">Если запись с таким </w:t>
-      </w:r>
-      <w:r>
-        <w:rPr>
-          <w:lang w:val="en-US"/>
-        </w:rPr>
-        <w:t>id</w:t>
-      </w:r>
-      <w:r>
-        <w:t xml:space="preserve"> найдена, то для этой записи устанавливается время смерти, а добавляемая запись содержит в себе соответственные значения атрибутов найденной записи (кроме тех, которые заданы для новой записи), пустое значение времени смерти и новое значение времени рождения, равное текущему моменту. Таким образом, у новой записи время рождения равно, времени смерти ее предка. Если запись с таким </w:t>
-      </w:r>
-      <w:r>
-        <w:rPr>
-          <w:lang w:val="en-US"/>
-        </w:rPr>
-        <w:t>id</w:t>
-      </w:r>
-      <w:r>
-        <w:t xml:space="preserve"> на найдена, то происходит ее добавление в БД с установлением в качестве времени рождения текущего момента времени.</w:t>
-      </w:r>
-    </w:p>
-    <w:p>
-      <w:pPr>
-        <w:spacing w:line="360" w:lineRule="auto"/>
-      </w:pPr>
-      <w:r>
-        <w:t>Был реализован</w:t>
-      </w:r>
-      <w:r>
-        <w:t>о несколько</w:t>
-      </w:r>
-      <w:r>
-        <w:t xml:space="preserve"> триггер</w:t>
-      </w:r>
-      <w:r>
-        <w:t>ов</w:t>
-      </w:r>
-      <w:proofErr w:type="gramStart"/>
-      <w:r>
-        <w:t>.</w:t>
-      </w:r>
-      <w:proofErr w:type="gramEnd"/>
-      <w:r>
-        <w:t xml:space="preserve"> Первый триггер, </w:t>
-      </w:r>
-      <w:r>
-        <w:t>представленный на рисунке 5, позволяет отслеживать прошлое состояние температур и если были изменения, то вносить во временную таблицу базы данных.</w:t>
-      </w:r>
+          <w:szCs w:val="20"/>
+        </w:rPr>
+        <w:t xml:space="preserve">Рисунок 5 – триггерная функция для </w:t>
+      </w:r>
+      <w:r>
+        <w:rPr>
+          <w:sz w:val="24"/>
+          <w:szCs w:val="20"/>
+        </w:rPr>
+        <w:t>проверки изменения температуры</w:t>
+      </w:r>
+    </w:p>
+    <w:p>
+      <w:pPr>
+        <w:spacing w:line="360" w:lineRule="auto"/>
+      </w:pPr>
+    </w:p>
+    <w:p>
+      <w:pPr>
+        <w:spacing w:line="360" w:lineRule="auto"/>
+      </w:pPr>
+      <w:r>
+        <w:t xml:space="preserve">Рассмотрим ещё один триггер, который </w:t>
+      </w:r>
+      <w:r>
+        <w:t xml:space="preserve">проверяет изменилась ли запись ветра. Если были изменения, то записывает в темпоральную таблицу. Сниппет программы представлен на рисунке 6. </w:t>
+      </w:r>
+    </w:p>
+    <w:p>
+      <w:pPr>
+        <w:spacing w:line="360" w:lineRule="auto"/>
+      </w:pPr>
     </w:p>
     <w:p>
       <w:pPr>
@@ -1732,12 +3305,14 @@
         <w:jc w:val="center"/>
       </w:pPr>
       <w:r>
-        <w:lastRenderedPageBreak/>
+        <w:rPr>
+          <w:noProof/>
+        </w:rPr>
         <w:drawing>
-          <wp:inline distT="0" distB="0" distL="0" distR="0" wp14:anchorId="77A033FA" wp14:editId="13BF3837">
-            <wp:extent cx="5417820" cy="3488875"/>
-            <wp:effectExtent l="0" t="0" r="0" b="0"/>
-            <wp:docPr id="7" name="Рисунок 7"/>
+          <wp:inline distT="0" distB="0" distL="0" distR="0" wp14:anchorId="1A16E9A3" wp14:editId="008AC897">
+            <wp:extent cx="5305460" cy="3429000"/>
+            <wp:effectExtent l="0" t="0" r="9525" b="0"/>
+            <wp:docPr id="8" name="Рисунок 8"/>
             <wp:cNvGraphicFramePr>
               <a:graphicFrameLocks xmlns:a="http://schemas.openxmlformats.org/drawingml/2006/main" noChangeAspect="1"/>
             </wp:cNvGraphicFramePr>
@@ -1757,7 +3332,7 @@
                   <pic:spPr>
                     <a:xfrm>
                       <a:off x="0" y="0"/>
-                      <a:ext cx="5449373" cy="3509194"/>
+                      <a:ext cx="5327252" cy="3443085"/>
                     </a:xfrm>
                     <a:prstGeom prst="rect">
                       <a:avLst/>
@@ -1784,56 +3359,104 @@
           <w:sz w:val="24"/>
           <w:szCs w:val="20"/>
         </w:rPr>
-        <w:t xml:space="preserve">Рисунок 5 – триггерная функция для </w:t>
-      </w:r>
-      <w:r>
-        <w:rPr>
-          <w:sz w:val="24"/>
-          <w:szCs w:val="20"/>
-        </w:rPr>
-        <w:t>проверки изменения температуры</w:t>
-      </w:r>
-    </w:p>
-    <w:p>
-      <w:pPr>
-        <w:spacing w:line="360" w:lineRule="auto"/>
-      </w:pPr>
-    </w:p>
-    <w:p>
-      <w:pPr>
-        <w:spacing w:line="360" w:lineRule="auto"/>
-      </w:pPr>
-      <w:r>
-        <w:t xml:space="preserve">Рассмотрим ещё один триггер, который </w:t>
-      </w:r>
-      <w:r>
-        <w:t xml:space="preserve">проверяет изменилась ли запись ветра. Если были изменения, то записывает в темпоральную таблицу. </w:t>
-      </w:r>
-      <w:proofErr w:type="spellStart"/>
-      <w:r>
-        <w:t>Сниппет</w:t>
-      </w:r>
-      <w:proofErr w:type="spellEnd"/>
-      <w:r>
-        <w:t xml:space="preserve"> программы представлен на рисунке 6. </w:t>
-      </w:r>
-    </w:p>
-    <w:p>
-      <w:pPr>
-        <w:spacing w:line="360" w:lineRule="auto"/>
-      </w:pPr>
-    </w:p>
-    <w:p>
-      <w:pPr>
-        <w:spacing w:line="360" w:lineRule="auto"/>
-        <w:jc w:val="center"/>
-      </w:pPr>
-      <w:r>
+        <w:t>Рисунок 6 – триггерная функция для проверки изменения направления ветра</w:t>
+      </w:r>
+    </w:p>
+    <w:p>
+      <w:pPr>
+        <w:keepNext/>
+        <w:ind w:left="707"/>
+      </w:pPr>
+      <w:r>
+        <w:rPr>
+          <w:b/>
+          <w:bCs/>
+        </w:rPr>
+        <w:t xml:space="preserve">Задание 5. </w:t>
+      </w:r>
+      <w:r>
+        <w:t xml:space="preserve">Создание нескольких пользователей в базе данных. </w:t>
+      </w:r>
+    </w:p>
+    <w:p>
+      <w:pPr>
+        <w:keepNext/>
+        <w:ind w:left="707"/>
+      </w:pPr>
+    </w:p>
+    <w:p>
+      <w:pPr>
+        <w:keepNext/>
+        <w:spacing w:line="360" w:lineRule="auto"/>
+        <w:ind w:left="707"/>
+      </w:pPr>
+      <w:r>
+        <w:t xml:space="preserve">Для создания нескольких пользователей был использован скрипт, который представлен ниже на рисунке 7. Можно отметить, что мы создали нескольких пользователей, выдали права на подключение к базе данных. Для читателя был выдан доступ к операциям </w:t>
+      </w:r>
+      <w:r>
+        <w:rPr>
+          <w:lang w:val="en-US"/>
+        </w:rPr>
+        <w:t>SELECT</w:t>
+      </w:r>
+      <w:r>
+        <w:t xml:space="preserve">, </w:t>
+      </w:r>
+      <w:r>
+        <w:t xml:space="preserve">а для </w:t>
+      </w:r>
+      <w:r>
+        <w:rPr>
+          <w:lang w:val="en-US"/>
+        </w:rPr>
+        <w:t>editor</w:t>
+      </w:r>
+      <w:r>
+        <w:t xml:space="preserve"> были выданы </w:t>
+      </w:r>
+      <w:r>
+        <w:lastRenderedPageBreak/>
+        <w:t xml:space="preserve">права на операции </w:t>
+      </w:r>
+      <w:r>
+        <w:rPr>
+          <w:lang w:val="en-US"/>
+        </w:rPr>
+        <w:t>UPDATE</w:t>
+      </w:r>
+      <w:r>
+        <w:t xml:space="preserve">, </w:t>
+      </w:r>
+      <w:r>
+        <w:rPr>
+          <w:lang w:val="en-US"/>
+        </w:rPr>
+        <w:t>SELECT</w:t>
+      </w:r>
+      <w:r>
+        <w:t xml:space="preserve">. </w:t>
+      </w:r>
+    </w:p>
+    <w:p>
+      <w:pPr>
+        <w:keepNext/>
+        <w:ind w:left="707"/>
+      </w:pPr>
+    </w:p>
+    <w:p>
+      <w:pPr>
+        <w:keepNext/>
+        <w:ind w:left="707"/>
+      </w:pPr>
+      <w:r>
+        <w:rPr>
+          <w:noProof/>
+        </w:rPr>
         <w:drawing>
-          <wp:inline distT="0" distB="0" distL="0" distR="0" wp14:anchorId="1A16E9A3" wp14:editId="008AC897">
-            <wp:extent cx="5305460" cy="3429000"/>
-            <wp:effectExtent l="0" t="0" r="9525" b="0"/>
-            <wp:docPr id="8" name="Рисунок 8"/>
+          <wp:inline distT="0" distB="0" distL="0" distR="0" wp14:anchorId="2DC2A3FF" wp14:editId="61FAAB31">
+            <wp:extent cx="5374640" cy="2872198"/>
+            <wp:effectExtent l="0" t="0" r="0" b="4445"/>
+            <wp:docPr id="10" name="Рисунок 10"/>
             <wp:cNvGraphicFramePr>
               <a:graphicFrameLocks xmlns:a="http://schemas.openxmlformats.org/drawingml/2006/main" noChangeAspect="1"/>
             </wp:cNvGraphicFramePr>
@@ -1853,7 +3476,7 @@
                   <pic:spPr>
                     <a:xfrm>
                       <a:off x="0" y="0"/>
-                      <a:ext cx="5327252" cy="3443085"/>
+                      <a:ext cx="5379945" cy="2875033"/>
                     </a:xfrm>
                     <a:prstGeom prst="rect">
                       <a:avLst/>
@@ -1868,110 +3491,105 @@
     </w:p>
     <w:p>
       <w:pPr>
-        <w:spacing w:line="360" w:lineRule="auto"/>
+        <w:keepNext/>
+        <w:ind w:left="707"/>
         <w:jc w:val="center"/>
+      </w:pPr>
+      <w:r>
         <w:rPr>
           <w:sz w:val="24"/>
           <w:szCs w:val="20"/>
         </w:rPr>
-      </w:pPr>
-      <w:r>
-        <w:rPr>
-          <w:sz w:val="24"/>
-          <w:szCs w:val="20"/>
-        </w:rPr>
-        <w:t>Рисунок 6 – триггерная функция для проверки изменения направления ветра</w:t>
+        <w:t>Рисунок 7 – создание пользователей и выдача прав</w:t>
       </w:r>
     </w:p>
     <w:p>
       <w:pPr>
         <w:keepNext/>
         <w:ind w:left="707"/>
-      </w:pPr>
-      <w:r>
         <w:rPr>
           <w:b/>
           <w:bCs/>
         </w:rPr>
-        <w:lastRenderedPageBreak/>
-        <w:t xml:space="preserve">Задание 5. </w:t>
-      </w:r>
-      <w:r>
-        <w:t xml:space="preserve">Создание нескольких пользователей в базе данных. </w:t>
-      </w:r>
-    </w:p>
-    <w:p>
-      <w:pPr>
-        <w:keepNext/>
+      </w:pPr>
+    </w:p>
+    <w:p>
+      <w:pPr>
+        <w:spacing w:line="360" w:lineRule="auto"/>
         <w:ind w:left="707"/>
-      </w:pPr>
-    </w:p>
-    <w:p>
-      <w:pPr>
-        <w:keepNext/>
+        <w:rPr>
+          <w:b/>
+          <w:bCs/>
+        </w:rPr>
+      </w:pPr>
+    </w:p>
+    <w:p>
+      <w:pPr>
         <w:spacing w:line="360" w:lineRule="auto"/>
         <w:ind w:left="707"/>
       </w:pPr>
       <w:r>
-        <w:t xml:space="preserve">Для создания нескольких пользователей был использован скрипт, который представлен ниже на рисунке 7. Можно отметить, что мы создали нескольких пользователей, выдали права на подключение к базе данных. Для читателя был выдан доступ к операциям </w:t>
+        <w:rPr>
+          <w:b/>
+          <w:bCs/>
+        </w:rPr>
+        <w:t>Задание 6</w:t>
+      </w:r>
+      <w:r>
+        <w:t>. Создать представление, объединяющее и представляющее данные из нескольких темпоральных таблиц.</w:t>
+      </w:r>
+    </w:p>
+    <w:p>
+      <w:pPr>
+        <w:pStyle w:val="ac"/>
+        <w:ind w:left="709"/>
+        <w:jc w:val="both"/>
+      </w:pPr>
+      <w:r>
+        <w:tab/>
+        <w:t xml:space="preserve">Было создано представление </w:t>
       </w:r>
       <w:r>
         <w:rPr>
           <w:lang w:val="en-US"/>
         </w:rPr>
-        <w:t>SELECT</w:t>
-      </w:r>
-      <w:r>
-        <w:t xml:space="preserve">, </w:t>
-      </w:r>
-      <w:r>
-        <w:t xml:space="preserve">а для </w:t>
+        <w:t>weather</w:t>
+      </w:r>
+      <w:r>
+        <w:t xml:space="preserve">, которое предоставляет возможность отображать данные из нескольких таблиц. </w:t>
       </w:r>
       <w:r>
         <w:rPr>
           <w:lang w:val="en-US"/>
         </w:rPr>
-        <w:t>editor</w:t>
-      </w:r>
-      <w:r>
-        <w:t xml:space="preserve"> были выданы права на операции </w:t>
-      </w:r>
-      <w:r>
-        <w:rPr>
-          <w:lang w:val="en-US"/>
-        </w:rPr>
-        <w:t>UPDATE</w:t>
-      </w:r>
-      <w:r>
-        <w:t xml:space="preserve">, </w:t>
-      </w:r>
-      <w:r>
-        <w:rPr>
-          <w:lang w:val="en-US"/>
-        </w:rPr>
-        <w:t>SELECT</w:t>
-      </w:r>
-      <w:r>
-        <w:t xml:space="preserve">. </w:t>
-      </w:r>
-    </w:p>
-    <w:p>
-      <w:pPr>
-        <w:keepNext/>
-        <w:ind w:left="707"/>
-      </w:pPr>
-    </w:p>
-    <w:p>
-      <w:pPr>
-        <w:keepNext/>
-        <w:ind w:left="707"/>
-      </w:pPr>
-      <w:r>
+        <w:t>View</w:t>
+      </w:r>
+      <w:r>
+        <w:t xml:space="preserve"> представлен на рисунке 8.</w:t>
+      </w:r>
+    </w:p>
+    <w:p>
+      <w:pPr>
+        <w:pStyle w:val="ac"/>
+        <w:ind w:left="709"/>
+        <w:jc w:val="both"/>
+      </w:pPr>
+    </w:p>
+    <w:p>
+      <w:pPr>
+        <w:pStyle w:val="ac"/>
+        <w:ind w:left="709"/>
+        <w:jc w:val="both"/>
+      </w:pPr>
+      <w:r>
+        <w:rPr>
+          <w:noProof/>
+        </w:rPr>
         <w:drawing>
-          <wp:inline distT="0" distB="0" distL="0" distR="0" wp14:anchorId="2DC2A3FF" wp14:editId="61FAAB31">
-            <wp:extent cx="5374640" cy="2872198"/>
-            <wp:effectExtent l="0" t="0" r="0" b="4445"/>
-            <wp:docPr id="10" name="Рисунок 10"/>
+          <wp:inline distT="0" distB="0" distL="0" distR="0" wp14:anchorId="0BFE822B" wp14:editId="516CDE7A">
+            <wp:extent cx="6188793" cy="1135380"/>
+            <wp:effectExtent l="0" t="0" r="2540" b="7620"/>
+            <wp:docPr id="11" name="Рисунок 11"/>
             <wp:cNvGraphicFramePr>
               <a:graphicFrameLocks xmlns:a="http://schemas.openxmlformats.org/drawingml/2006/main" noChangeAspect="1"/>
             </wp:cNvGraphicFramePr>
@@ -1991,7 +3609,7 @@
                   <pic:spPr>
                     <a:xfrm>
                       <a:off x="0" y="0"/>
-                      <a:ext cx="5379945" cy="2875033"/>
+                      <a:ext cx="6206908" cy="1138703"/>
                     </a:xfrm>
                     <a:prstGeom prst="rect">
                       <a:avLst/>
@@ -2006,105 +3624,128 @@
     </w:p>
     <w:p>
       <w:pPr>
-        <w:keepNext/>
-        <w:ind w:left="707"/>
-        <w:jc w:val="center"/>
-      </w:pPr>
-      <w:r>
-        <w:rPr>
-          <w:sz w:val="24"/>
-          <w:szCs w:val="20"/>
-        </w:rPr>
-        <w:t>Рисунок 7 – создание пользователей и выдача прав</w:t>
-      </w:r>
-    </w:p>
-    <w:p>
-      <w:pPr>
-        <w:keepNext/>
-        <w:ind w:left="707"/>
-        <w:rPr>
-          <w:b/>
-          <w:bCs/>
-        </w:rPr>
-      </w:pPr>
-    </w:p>
-    <w:p>
-      <w:pPr>
-        <w:spacing w:line="360" w:lineRule="auto"/>
-        <w:ind w:left="707"/>
-        <w:rPr>
-          <w:b/>
-          <w:bCs/>
-        </w:rPr>
-      </w:pPr>
-    </w:p>
-    <w:p>
-      <w:pPr>
-        <w:spacing w:line="360" w:lineRule="auto"/>
-        <w:ind w:left="707"/>
-      </w:pPr>
-      <w:r>
-        <w:rPr>
-          <w:b/>
-          <w:bCs/>
-        </w:rPr>
-        <w:t>Задание 6</w:t>
-      </w:r>
-      <w:r>
-        <w:t xml:space="preserve">. </w:t>
-      </w:r>
-      <w:r>
-        <w:t>Создать представление, объединяющее и представляющее данные из нескольких темпоральных таблиц.</w:t>
-      </w:r>
-    </w:p>
-    <w:p>
-      <w:pPr>
         <w:pStyle w:val="ac"/>
         <w:ind w:left="709"/>
-        <w:jc w:val="both"/>
-      </w:pPr>
-      <w:r>
-        <w:tab/>
-        <w:t xml:space="preserve">Было создано представление </w:t>
-      </w:r>
-      <w:r>
-        <w:rPr>
-          <w:lang w:val="en-US"/>
-        </w:rPr>
-        <w:t>weather</w:t>
-      </w:r>
-      <w:r>
-        <w:t xml:space="preserve">, которое предоставляет возможность отображать данные из нескольких таблиц. </w:t>
-      </w:r>
-      <w:r>
-        <w:rPr>
-          <w:lang w:val="en-US"/>
-        </w:rPr>
-        <w:t>View</w:t>
-      </w:r>
-      <w:r>
-        <w:t xml:space="preserve"> представлен на рисунке 8.</w:t>
+        <w:jc w:val="center"/>
+        <w:rPr>
+          <w:sz w:val="24"/>
+          <w:szCs w:val="24"/>
+        </w:rPr>
+      </w:pPr>
+      <w:r>
+        <w:rPr>
+          <w:sz w:val="24"/>
+          <w:szCs w:val="24"/>
+        </w:rPr>
+        <w:t xml:space="preserve">Рисунок 8 – представление для отображения данных </w:t>
       </w:r>
     </w:p>
     <w:p>
       <w:pPr>
         <w:pStyle w:val="ac"/>
         <w:ind w:left="709"/>
-        <w:jc w:val="both"/>
-      </w:pPr>
-    </w:p>
-    <w:p>
-      <w:pPr>
-        <w:pStyle w:val="ac"/>
-        <w:ind w:left="709"/>
-        <w:jc w:val="both"/>
-      </w:pPr>
-      <w:r>
+        <w:jc w:val="center"/>
+        <w:rPr>
+          <w:sz w:val="24"/>
+          <w:szCs w:val="24"/>
+        </w:rPr>
+      </w:pPr>
+    </w:p>
+    <w:p>
+      <w:pPr>
+        <w:spacing w:line="360" w:lineRule="auto"/>
+        <w:ind w:left="708"/>
+      </w:pPr>
+      <w:r>
+        <w:rPr>
+          <w:b/>
+          <w:bCs/>
+        </w:rPr>
+        <w:t>Задание 7</w:t>
+      </w:r>
+      <w:r>
+        <w:t xml:space="preserve">. </w:t>
+      </w:r>
+      <w:r>
+        <w:t>Реализовать разграничение прав доступа для пользователей с использованием представления:</w:t>
+      </w:r>
+      <w:r>
+        <w:t xml:space="preserve"> </w:t>
+      </w:r>
+      <w:r>
+        <w:t>один пользователь только читает;</w:t>
+      </w:r>
+      <w:r>
+        <w:t xml:space="preserve"> </w:t>
+      </w:r>
+      <w:r>
+        <w:t xml:space="preserve">другой может читать и изменять данные, но только в одной из таблиц представления (для реализации изменения данных через представление использовать </w:t>
+      </w:r>
+      <w:r>
+        <w:t xml:space="preserve">INSTEAD OF </w:t>
+      </w:r>
+      <w:r>
+        <w:t>триггер);</w:t>
+      </w:r>
+      <w:r>
+        <w:t xml:space="preserve"> </w:t>
+      </w:r>
+      <w:r>
+        <w:t>администратор (</w:t>
+      </w:r>
+      <w:r>
+        <w:rPr>
+          <w:lang w:val="en-US"/>
+        </w:rPr>
+        <w:t>postgres</w:t>
+      </w:r>
+      <w:r>
+        <w:t xml:space="preserve">) </w:t>
+      </w:r>
+      <w:r>
+        <w:t>может читать и изменять данные в любой из таблиц представления.</w:t>
+      </w:r>
+    </w:p>
+    <w:p>
+      <w:pPr>
+        <w:spacing w:line="360" w:lineRule="auto"/>
+      </w:pPr>
+      <w:r>
+        <w:lastRenderedPageBreak/>
+        <w:tab/>
+      </w:r>
+      <w:r>
+        <w:t xml:space="preserve">Для реализации обновление </w:t>
+      </w:r>
+      <w:r>
+        <w:rPr>
+          <w:lang w:val="en-US"/>
+        </w:rPr>
+        <w:t>View</w:t>
+      </w:r>
+      <w:r>
+        <w:t xml:space="preserve"> использовался следующий триггер, который представлен на рисунке 9. </w:t>
+      </w:r>
+    </w:p>
+    <w:p>
+      <w:pPr>
+        <w:spacing w:line="360" w:lineRule="auto"/>
+      </w:pPr>
+    </w:p>
+    <w:p>
+      <w:pPr>
+        <w:spacing w:line="360" w:lineRule="auto"/>
+        <w:jc w:val="center"/>
+      </w:pPr>
+      <w:r>
+        <w:rPr>
+          <w:noProof/>
+        </w:rPr>
         <w:drawing>
-          <wp:inline distT="0" distB="0" distL="0" distR="0" wp14:anchorId="0BFE822B" wp14:editId="516CDE7A">
-            <wp:extent cx="6188793" cy="1135380"/>
-            <wp:effectExtent l="0" t="0" r="2540" b="7620"/>
-            <wp:docPr id="11" name="Рисунок 11"/>
+          <wp:inline distT="0" distB="0" distL="0" distR="0" wp14:anchorId="74C9AF5E" wp14:editId="1748CDAE">
+            <wp:extent cx="5656580" cy="5297362"/>
+            <wp:effectExtent l="0" t="0" r="1270" b="0"/>
+            <wp:docPr id="12" name="Рисунок 12"/>
             <wp:cNvGraphicFramePr>
               <a:graphicFrameLocks xmlns:a="http://schemas.openxmlformats.org/drawingml/2006/main" noChangeAspect="1"/>
             </wp:cNvGraphicFramePr>
@@ -2124,161 +3765,6 @@
                   <pic:spPr>
                     <a:xfrm>
                       <a:off x="0" y="0"/>
-                      <a:ext cx="6206908" cy="1138703"/>
-                    </a:xfrm>
-                    <a:prstGeom prst="rect">
-                      <a:avLst/>
-                    </a:prstGeom>
-                  </pic:spPr>
-                </pic:pic>
-              </a:graphicData>
-            </a:graphic>
-          </wp:inline>
-        </w:drawing>
-      </w:r>
-    </w:p>
-    <w:p>
-      <w:pPr>
-        <w:pStyle w:val="ac"/>
-        <w:ind w:left="709"/>
-        <w:jc w:val="center"/>
-        <w:rPr>
-          <w:sz w:val="24"/>
-          <w:szCs w:val="24"/>
-        </w:rPr>
-      </w:pPr>
-      <w:r>
-        <w:rPr>
-          <w:sz w:val="24"/>
-          <w:szCs w:val="24"/>
-        </w:rPr>
-        <w:t xml:space="preserve">Рисунок 8 – представление для отображения данных </w:t>
-      </w:r>
-    </w:p>
-    <w:p>
-      <w:pPr>
-        <w:pStyle w:val="ac"/>
-        <w:ind w:left="709"/>
-        <w:jc w:val="center"/>
-        <w:rPr>
-          <w:sz w:val="24"/>
-          <w:szCs w:val="24"/>
-        </w:rPr>
-      </w:pPr>
-    </w:p>
-    <w:p>
-      <w:pPr>
-        <w:spacing w:line="360" w:lineRule="auto"/>
-        <w:ind w:left="708"/>
-      </w:pPr>
-      <w:r>
-        <w:rPr>
-          <w:b/>
-          <w:bCs/>
-        </w:rPr>
-        <w:lastRenderedPageBreak/>
-        <w:t>Задание 7</w:t>
-      </w:r>
-      <w:r>
-        <w:t xml:space="preserve">. </w:t>
-      </w:r>
-      <w:r>
-        <w:t>Реализовать разграничение прав доступа для пользователей с использованием представления:</w:t>
-      </w:r>
-      <w:r>
-        <w:t xml:space="preserve"> </w:t>
-      </w:r>
-      <w:r>
-        <w:t>один пользователь только читает;</w:t>
-      </w:r>
-      <w:r>
-        <w:t xml:space="preserve"> </w:t>
-      </w:r>
-      <w:r>
-        <w:t xml:space="preserve">другой может читать и изменять данные, но только в одной из таблиц представления (для реализации изменения данных через представление использовать </w:t>
-      </w:r>
-      <w:r>
-        <w:t xml:space="preserve">INSTEAD OF </w:t>
-      </w:r>
-      <w:r>
-        <w:t>триггер);</w:t>
-      </w:r>
-      <w:r>
-        <w:t xml:space="preserve"> </w:t>
-      </w:r>
-      <w:r>
-        <w:t>администратор (</w:t>
-      </w:r>
-      <w:proofErr w:type="spellStart"/>
-      <w:r>
-        <w:rPr>
-          <w:lang w:val="en-US"/>
-        </w:rPr>
-        <w:t>postgres</w:t>
-      </w:r>
-      <w:proofErr w:type="spellEnd"/>
-      <w:r>
-        <w:t xml:space="preserve">) </w:t>
-      </w:r>
-      <w:r>
-        <w:t>может читать и изменять данные в любой из таблиц представления.</w:t>
-      </w:r>
-    </w:p>
-    <w:p>
-      <w:pPr>
-        <w:spacing w:line="360" w:lineRule="auto"/>
-      </w:pPr>
-      <w:r>
-        <w:tab/>
-      </w:r>
-      <w:r>
-        <w:t xml:space="preserve">Для реализации обновление </w:t>
-      </w:r>
-      <w:r>
-        <w:rPr>
-          <w:lang w:val="en-US"/>
-        </w:rPr>
-        <w:t>View</w:t>
-      </w:r>
-      <w:r>
-        <w:t xml:space="preserve"> использовался следующий триггер, который представлен на рисунке 9. </w:t>
-      </w:r>
-    </w:p>
-    <w:p>
-      <w:pPr>
-        <w:spacing w:line="360" w:lineRule="auto"/>
-      </w:pPr>
-    </w:p>
-    <w:p>
-      <w:pPr>
-        <w:spacing w:line="360" w:lineRule="auto"/>
-        <w:jc w:val="center"/>
-      </w:pPr>
-      <w:r>
-        <w:drawing>
-          <wp:inline distT="0" distB="0" distL="0" distR="0" wp14:anchorId="74C9AF5E" wp14:editId="1748CDAE">
-            <wp:extent cx="5656580" cy="5297362"/>
-            <wp:effectExtent l="0" t="0" r="1270" b="0"/>
-            <wp:docPr id="12" name="Рисунок 12"/>
-            <wp:cNvGraphicFramePr>
-              <a:graphicFrameLocks xmlns:a="http://schemas.openxmlformats.org/drawingml/2006/main" noChangeAspect="1"/>
-            </wp:cNvGraphicFramePr>
-            <a:graphic xmlns:a="http://schemas.openxmlformats.org/drawingml/2006/main">
-              <a:graphicData uri="http://schemas.openxmlformats.org/drawingml/2006/picture">
-                <pic:pic xmlns:pic="http://schemas.openxmlformats.org/drawingml/2006/picture">
-                  <pic:nvPicPr>
-                    <pic:cNvPr id="1" name=""/>
-                    <pic:cNvPicPr/>
-                  </pic:nvPicPr>
-                  <pic:blipFill>
-                    <a:blip r:embed="rId16"/>
-                    <a:stretch>
-                      <a:fillRect/>
-                    </a:stretch>
-                  </pic:blipFill>
-                  <pic:spPr>
-                    <a:xfrm>
-                      <a:off x="0" y="0"/>
                       <a:ext cx="5657907" cy="5298605"/>
                     </a:xfrm>
                     <a:prstGeom prst="rect">
@@ -2299,7 +3785,6 @@
         <w:rPr>
           <w:sz w:val="24"/>
           <w:szCs w:val="20"/>
-          <w:lang w:val="en-US"/>
         </w:rPr>
       </w:pPr>
       <w:r>
@@ -2317,1078 +3802,19 @@
         </w:rPr>
         <w:t>View</w:t>
       </w:r>
-    </w:p>
-    <w:p>
-      <w:pPr>
-        <w:spacing w:line="360" w:lineRule="auto"/>
-        <w:jc w:val="center"/>
+      <w:r>
         <w:rPr>
           <w:sz w:val="24"/>
           <w:szCs w:val="20"/>
-          <w:lang w:val="en-US"/>
-        </w:rPr>
-      </w:pPr>
-    </w:p>
-    <w:p>
-      <w:pPr>
-        <w:spacing w:line="360" w:lineRule="auto"/>
-        <w:jc w:val="center"/>
-        <w:rPr>
-          <w:sz w:val="24"/>
-          <w:szCs w:val="20"/>
-          <w:lang w:val="en-US"/>
-        </w:rPr>
-      </w:pPr>
-    </w:p>
-    <w:p>
-      <w:pPr>
-        <w:spacing w:line="360" w:lineRule="auto"/>
-      </w:pPr>
-      <w:r>
-        <w:lastRenderedPageBreak/>
-        <w:t>Для реализации приложения, которое умеет отображать данные использов</w:t>
-      </w:r>
-      <w:r>
-        <w:t>алось несколько</w:t>
-      </w:r>
-      <w:r>
-        <w:t xml:space="preserve"> язык</w:t>
-      </w:r>
-      <w:r>
-        <w:t>ов</w:t>
-      </w:r>
-      <w:r>
-        <w:t xml:space="preserve"> программирования </w:t>
-      </w:r>
-      <w:r>
-        <w:rPr>
-          <w:lang w:val="en-US"/>
-        </w:rPr>
-        <w:t>Python</w:t>
-      </w:r>
-      <w:r>
-        <w:t xml:space="preserve"> и </w:t>
-      </w:r>
-      <w:proofErr w:type="spellStart"/>
-      <w:r>
-        <w:rPr>
-          <w:lang w:val="en-US"/>
-        </w:rPr>
-        <w:t>Javascript</w:t>
-      </w:r>
-      <w:proofErr w:type="spellEnd"/>
-      <w:r>
-        <w:t xml:space="preserve">. </w:t>
-      </w:r>
-      <w:r>
-        <w:rPr>
-          <w:lang w:val="en-US"/>
-        </w:rPr>
-        <w:t>Python</w:t>
-      </w:r>
-      <w:r>
-        <w:t xml:space="preserve"> </w:t>
-      </w:r>
-      <w:r>
-        <w:t xml:space="preserve">выступает в качестве бэкенд клиента и взаимодействия с базой данных, </w:t>
-      </w:r>
-      <w:proofErr w:type="spellStart"/>
-      <w:r>
-        <w:rPr>
-          <w:lang w:val="en-US"/>
-        </w:rPr>
-        <w:t>javascript</w:t>
-      </w:r>
-      <w:proofErr w:type="spellEnd"/>
-      <w:r>
-        <w:t xml:space="preserve"> </w:t>
-      </w:r>
-      <w:r>
-        <w:t xml:space="preserve">используется для отображения </w:t>
-      </w:r>
-      <w:r>
-        <w:rPr>
-          <w:lang w:val="en-US"/>
-        </w:rPr>
-        <w:t>UI</w:t>
-      </w:r>
-      <w:r>
-        <w:t xml:space="preserve">. На рисунке 10 представлены библиотеки и фреймворки, которые используются на стороне </w:t>
-      </w:r>
-      <w:r>
-        <w:rPr>
-          <w:lang w:val="en-US"/>
-        </w:rPr>
-        <w:t>backend</w:t>
-      </w:r>
-      <w:r>
-        <w:t xml:space="preserve">. </w:t>
-      </w:r>
-    </w:p>
-    <w:p>
-      <w:pPr>
-        <w:spacing w:line="360" w:lineRule="auto"/>
-      </w:pPr>
-    </w:p>
-    <w:p>
-      <w:pPr>
-        <w:spacing w:line="360" w:lineRule="auto"/>
-        <w:jc w:val="center"/>
-      </w:pPr>
-      <w:r>
-        <w:drawing>
-          <wp:inline distT="0" distB="0" distL="0" distR="0" wp14:anchorId="264F1633" wp14:editId="0569ACEA">
-            <wp:extent cx="4437909" cy="5623560"/>
-            <wp:effectExtent l="0" t="0" r="1270" b="0"/>
-            <wp:docPr id="13" name="Рисунок 13"/>
-            <wp:cNvGraphicFramePr>
-              <a:graphicFrameLocks xmlns:a="http://schemas.openxmlformats.org/drawingml/2006/main" noChangeAspect="1"/>
-            </wp:cNvGraphicFramePr>
-            <a:graphic xmlns:a="http://schemas.openxmlformats.org/drawingml/2006/main">
-              <a:graphicData uri="http://schemas.openxmlformats.org/drawingml/2006/picture">
-                <pic:pic xmlns:pic="http://schemas.openxmlformats.org/drawingml/2006/picture">
-                  <pic:nvPicPr>
-                    <pic:cNvPr id="1" name=""/>
-                    <pic:cNvPicPr/>
-                  </pic:nvPicPr>
-                  <pic:blipFill>
-                    <a:blip r:embed="rId17"/>
-                    <a:stretch>
-                      <a:fillRect/>
-                    </a:stretch>
-                  </pic:blipFill>
-                  <pic:spPr>
-                    <a:xfrm>
-                      <a:off x="0" y="0"/>
-                      <a:ext cx="4438461" cy="5624259"/>
-                    </a:xfrm>
-                    <a:prstGeom prst="rect">
-                      <a:avLst/>
-                    </a:prstGeom>
-                  </pic:spPr>
-                </pic:pic>
-              </a:graphicData>
-            </a:graphic>
-          </wp:inline>
-        </w:drawing>
-      </w:r>
-    </w:p>
-    <w:p>
-      <w:pPr>
-        <w:spacing w:line="360" w:lineRule="auto"/>
-        <w:jc w:val="center"/>
-      </w:pPr>
-      <w:r>
-        <w:rPr>
-          <w:sz w:val="24"/>
-          <w:szCs w:val="20"/>
-        </w:rPr>
-        <w:t xml:space="preserve">Рисунок 10 – используемые библиотеки для написания </w:t>
-      </w:r>
-      <w:r>
-        <w:rPr>
-          <w:sz w:val="24"/>
-          <w:szCs w:val="20"/>
-          <w:lang w:val="en-US"/>
-        </w:rPr>
-        <w:t>backend</w:t>
-      </w:r>
-    </w:p>
-    <w:p>
-      <w:pPr>
-        <w:spacing w:line="360" w:lineRule="auto"/>
-      </w:pPr>
-    </w:p>
-    <w:p>
-      <w:pPr>
-        <w:spacing w:line="360" w:lineRule="auto"/>
-      </w:pPr>
-      <w:r>
-        <w:t xml:space="preserve">При написании </w:t>
-      </w:r>
-      <w:r>
-        <w:rPr>
-          <w:lang w:val="en-US"/>
-        </w:rPr>
-        <w:t>frontend</w:t>
-      </w:r>
-      <w:r>
-        <w:t xml:space="preserve"> используется следующие библиотеки, которые представлены ниже на рисунке 11. </w:t>
-      </w:r>
-    </w:p>
-    <w:p>
-      <w:pPr>
-        <w:spacing w:line="360" w:lineRule="auto"/>
-        <w:jc w:val="center"/>
-      </w:pPr>
-      <w:r>
-        <w:lastRenderedPageBreak/>
-        <w:drawing>
-          <wp:inline distT="0" distB="0" distL="0" distR="0" wp14:anchorId="09207C6C" wp14:editId="460B3A79">
-            <wp:extent cx="4321468" cy="4122420"/>
-            <wp:effectExtent l="0" t="0" r="3175" b="0"/>
-            <wp:docPr id="14" name="Рисунок 14"/>
-            <wp:cNvGraphicFramePr>
-              <a:graphicFrameLocks xmlns:a="http://schemas.openxmlformats.org/drawingml/2006/main" noChangeAspect="1"/>
-            </wp:cNvGraphicFramePr>
-            <a:graphic xmlns:a="http://schemas.openxmlformats.org/drawingml/2006/main">
-              <a:graphicData uri="http://schemas.openxmlformats.org/drawingml/2006/picture">
-                <pic:pic xmlns:pic="http://schemas.openxmlformats.org/drawingml/2006/picture">
-                  <pic:nvPicPr>
-                    <pic:cNvPr id="1" name=""/>
-                    <pic:cNvPicPr/>
-                  </pic:nvPicPr>
-                  <pic:blipFill>
-                    <a:blip r:embed="rId18"/>
-                    <a:stretch>
-                      <a:fillRect/>
-                    </a:stretch>
-                  </pic:blipFill>
-                  <pic:spPr>
-                    <a:xfrm>
-                      <a:off x="0" y="0"/>
-                      <a:ext cx="4329278" cy="4129870"/>
-                    </a:xfrm>
-                    <a:prstGeom prst="rect">
-                      <a:avLst/>
-                    </a:prstGeom>
-                  </pic:spPr>
-                </pic:pic>
-              </a:graphicData>
-            </a:graphic>
-          </wp:inline>
-        </w:drawing>
-      </w:r>
-    </w:p>
-    <w:p>
-      <w:pPr>
-        <w:spacing w:line="360" w:lineRule="auto"/>
-        <w:jc w:val="center"/>
-        <w:rPr>
-          <w:sz w:val="24"/>
-          <w:szCs w:val="20"/>
-          <w:lang w:val="en-US"/>
-        </w:rPr>
-      </w:pPr>
-      <w:r>
-        <w:rPr>
-          <w:sz w:val="24"/>
-          <w:szCs w:val="20"/>
-        </w:rPr>
-        <w:t xml:space="preserve">Рисунок 11 – библиотеки и фреймворки для </w:t>
-      </w:r>
-      <w:r>
-        <w:rPr>
-          <w:sz w:val="24"/>
-          <w:szCs w:val="20"/>
-          <w:lang w:val="en-US"/>
-        </w:rPr>
-        <w:t>frontend</w:t>
-      </w:r>
-    </w:p>
-    <w:p>
-      <w:pPr>
-        <w:spacing w:line="360" w:lineRule="auto"/>
-        <w:jc w:val="center"/>
-        <w:rPr>
-          <w:sz w:val="24"/>
-          <w:szCs w:val="20"/>
-          <w:lang w:val="en-US"/>
-        </w:rPr>
-      </w:pPr>
-    </w:p>
-    <w:p>
-      <w:pPr>
-        <w:spacing w:line="360" w:lineRule="auto"/>
-      </w:pPr>
-      <w:r>
-        <w:t xml:space="preserve">Данное приложение является </w:t>
-      </w:r>
-      <w:r>
-        <w:rPr>
-          <w:lang w:val="en-US"/>
-        </w:rPr>
-        <w:t>Web</w:t>
-      </w:r>
-      <w:r>
-        <w:t xml:space="preserve"> приложением для взаимодействия с базой данных. Ниже представлю рисунок 12, где показана страница аутентификации. </w:t>
-      </w:r>
-    </w:p>
-    <w:p>
-      <w:pPr>
-        <w:spacing w:line="360" w:lineRule="auto"/>
-      </w:pPr>
-    </w:p>
-    <w:p>
-      <w:pPr>
-        <w:spacing w:line="360" w:lineRule="auto"/>
-        <w:jc w:val="center"/>
-      </w:pPr>
-      <w:r>
-        <w:rPr>
-          <w:noProof/>
-        </w:rPr>
-        <w:drawing>
-          <wp:inline distT="0" distB="0" distL="0" distR="0" wp14:anchorId="66D403A2" wp14:editId="698DFD90">
-            <wp:extent cx="3787775" cy="2893914"/>
-            <wp:effectExtent l="0" t="0" r="3175" b="1905"/>
-            <wp:docPr id="15" name="Рисунок 15"/>
-            <wp:cNvGraphicFramePr>
-              <a:graphicFrameLocks xmlns:a="http://schemas.openxmlformats.org/drawingml/2006/main" noChangeAspect="1"/>
-            </wp:cNvGraphicFramePr>
-            <a:graphic xmlns:a="http://schemas.openxmlformats.org/drawingml/2006/main">
-              <a:graphicData uri="http://schemas.openxmlformats.org/drawingml/2006/picture">
-                <pic:pic xmlns:pic="http://schemas.openxmlformats.org/drawingml/2006/picture">
-                  <pic:nvPicPr>
-                    <pic:cNvPr id="0" name="Picture 1"/>
-                    <pic:cNvPicPr>
-                      <a:picLocks noChangeAspect="1" noChangeArrowheads="1"/>
-                    </pic:cNvPicPr>
-                  </pic:nvPicPr>
-                  <pic:blipFill>
-                    <a:blip r:embed="rId19">
-                      <a:extLst>
-                        <a:ext uri="{28A0092B-C50C-407E-A947-70E740481C1C}">
-                          <a14:useLocalDpi xmlns:a14="http://schemas.microsoft.com/office/drawing/2010/main" val="0"/>
-                        </a:ext>
-                      </a:extLst>
-                    </a:blip>
-                    <a:srcRect/>
-                    <a:stretch>
-                      <a:fillRect/>
-                    </a:stretch>
-                  </pic:blipFill>
-                  <pic:spPr bwMode="auto">
-                    <a:xfrm>
-                      <a:off x="0" y="0"/>
-                      <a:ext cx="3800150" cy="2903369"/>
-                    </a:xfrm>
-                    <a:prstGeom prst="rect">
-                      <a:avLst/>
-                    </a:prstGeom>
-                    <a:noFill/>
-                    <a:ln>
-                      <a:noFill/>
-                    </a:ln>
-                  </pic:spPr>
-                </pic:pic>
-              </a:graphicData>
-            </a:graphic>
-          </wp:inline>
-        </w:drawing>
-      </w:r>
-    </w:p>
-    <w:p>
-      <w:pPr>
-        <w:spacing w:line="360" w:lineRule="auto"/>
-        <w:jc w:val="center"/>
-        <w:rPr>
-          <w:sz w:val="24"/>
-          <w:szCs w:val="20"/>
-        </w:rPr>
-      </w:pPr>
-      <w:r>
-        <w:rPr>
-          <w:sz w:val="24"/>
-          <w:szCs w:val="20"/>
-        </w:rPr>
-        <w:t>Рисунок 12 – страница аутентификации</w:t>
-      </w:r>
-    </w:p>
-    <w:p>
-      <w:pPr>
-        <w:spacing w:line="360" w:lineRule="auto"/>
-      </w:pPr>
-      <w:r>
-        <w:lastRenderedPageBreak/>
-        <w:tab/>
-        <w:t xml:space="preserve">Далее при работе нам нужно зарегистрировать нашу базу данных, чтобы создался </w:t>
-      </w:r>
-      <w:r>
-        <w:rPr>
-          <w:lang w:val="en-US"/>
-        </w:rPr>
-        <w:t>WebSocket</w:t>
-      </w:r>
-      <w:r>
-        <w:t xml:space="preserve">, который будет держать соединение с нашей базой данных. На рисунке 13 представлен интерфейс для регистрации базы данных. </w:t>
-      </w:r>
-    </w:p>
-    <w:p>
-      <w:pPr>
-        <w:spacing w:line="360" w:lineRule="auto"/>
-      </w:pPr>
-    </w:p>
-    <w:p>
-      <w:pPr>
-        <w:spacing w:line="360" w:lineRule="auto"/>
-      </w:pPr>
-      <w:r>
-        <w:rPr>
-          <w:noProof/>
-        </w:rPr>
-        <w:drawing>
-          <wp:inline distT="0" distB="0" distL="0" distR="0" wp14:anchorId="0D05ADC5" wp14:editId="43C29AF0">
-            <wp:extent cx="5603240" cy="2676420"/>
-            <wp:effectExtent l="0" t="0" r="0" b="0"/>
-            <wp:docPr id="16" name="Рисунок 16"/>
-            <wp:cNvGraphicFramePr>
-              <a:graphicFrameLocks xmlns:a="http://schemas.openxmlformats.org/drawingml/2006/main" noChangeAspect="1"/>
-            </wp:cNvGraphicFramePr>
-            <a:graphic xmlns:a="http://schemas.openxmlformats.org/drawingml/2006/main">
-              <a:graphicData uri="http://schemas.openxmlformats.org/drawingml/2006/picture">
-                <pic:pic xmlns:pic="http://schemas.openxmlformats.org/drawingml/2006/picture">
-                  <pic:nvPicPr>
-                    <pic:cNvPr id="0" name="Picture 3"/>
-                    <pic:cNvPicPr>
-                      <a:picLocks noChangeAspect="1" noChangeArrowheads="1"/>
-                    </pic:cNvPicPr>
-                  </pic:nvPicPr>
-                  <pic:blipFill>
-                    <a:blip r:embed="rId20">
-                      <a:extLst>
-                        <a:ext uri="{28A0092B-C50C-407E-A947-70E740481C1C}">
-                          <a14:useLocalDpi xmlns:a14="http://schemas.microsoft.com/office/drawing/2010/main" val="0"/>
-                        </a:ext>
-                      </a:extLst>
-                    </a:blip>
-                    <a:srcRect/>
-                    <a:stretch>
-                      <a:fillRect/>
-                    </a:stretch>
-                  </pic:blipFill>
-                  <pic:spPr bwMode="auto">
-                    <a:xfrm>
-                      <a:off x="0" y="0"/>
-                      <a:ext cx="5609472" cy="2679397"/>
-                    </a:xfrm>
-                    <a:prstGeom prst="rect">
-                      <a:avLst/>
-                    </a:prstGeom>
-                    <a:noFill/>
-                    <a:ln>
-                      <a:noFill/>
-                    </a:ln>
-                  </pic:spPr>
-                </pic:pic>
-              </a:graphicData>
-            </a:graphic>
-          </wp:inline>
-        </w:drawing>
-      </w:r>
-    </w:p>
-    <w:p>
-      <w:pPr>
-        <w:spacing w:line="360" w:lineRule="auto"/>
-        <w:jc w:val="center"/>
-        <w:rPr>
-          <w:sz w:val="24"/>
-          <w:szCs w:val="20"/>
-        </w:rPr>
-      </w:pPr>
-      <w:r>
-        <w:rPr>
-          <w:sz w:val="24"/>
-          <w:szCs w:val="20"/>
-        </w:rPr>
-        <w:t xml:space="preserve">Рисунок 13 – страница для подключения к </w:t>
-      </w:r>
-      <w:r>
-        <w:rPr>
-          <w:sz w:val="24"/>
-          <w:szCs w:val="20"/>
-        </w:rPr>
-        <w:t>базе данных</w:t>
-      </w:r>
-    </w:p>
-    <w:p>
-      <w:pPr>
-        <w:spacing w:line="360" w:lineRule="auto"/>
-        <w:rPr>
-          <w:sz w:val="24"/>
-          <w:szCs w:val="20"/>
-        </w:rPr>
-      </w:pPr>
-    </w:p>
-    <w:p>
-      <w:pPr>
-        <w:spacing w:line="360" w:lineRule="auto"/>
-      </w:pPr>
-      <w:r>
-        <w:t xml:space="preserve">Все действия, проделанных с прошлых заданий применяются, как миграции к базе данных, в следствии чего они уже были применены и вручную ничего не придется делать. </w:t>
-      </w:r>
-    </w:p>
-    <w:p>
-      <w:pPr>
-        <w:spacing w:line="360" w:lineRule="auto"/>
-      </w:pPr>
-      <w:r>
-        <w:t xml:space="preserve">Попробуем войти за пользователя </w:t>
-      </w:r>
-      <w:r>
-        <w:rPr>
-          <w:lang w:val="en-US"/>
-        </w:rPr>
-        <w:t>viewer</w:t>
-      </w:r>
-      <w:r>
-        <w:t xml:space="preserve">, показав, что у него есть только возможность просмотра данных таблиц, но нет возможностей вносить правки в таблицы. </w:t>
-      </w:r>
-      <w:r>
-        <w:t xml:space="preserve">На рисунке 14 показано, что у него есть доступ на просмотр, а на рисунке 15 видно, что база данных вернула </w:t>
-      </w:r>
-      <w:r>
-        <w:rPr>
-          <w:lang w:val="en-US"/>
-        </w:rPr>
-        <w:t>Permission</w:t>
-      </w:r>
-      <w:r>
-        <w:t xml:space="preserve"> </w:t>
-      </w:r>
-      <w:r>
-        <w:rPr>
-          <w:lang w:val="en-US"/>
-        </w:rPr>
-        <w:t>denied</w:t>
-      </w:r>
-      <w:r>
-        <w:t xml:space="preserve">. </w:t>
-      </w:r>
-    </w:p>
-    <w:p>
-      <w:pPr>
-        <w:spacing w:line="360" w:lineRule="auto"/>
-        <w:jc w:val="center"/>
-      </w:pPr>
-      <w:r>
-        <w:rPr>
-          <w:noProof/>
-        </w:rPr>
-        <w:lastRenderedPageBreak/>
-        <w:drawing>
-          <wp:inline distT="0" distB="0" distL="0" distR="0" wp14:anchorId="1486A03C" wp14:editId="327A9DC2">
-            <wp:extent cx="5766902" cy="4229100"/>
-            <wp:effectExtent l="0" t="0" r="5715" b="0"/>
-            <wp:docPr id="17" name="Рисунок 17"/>
-            <wp:cNvGraphicFramePr>
-              <a:graphicFrameLocks xmlns:a="http://schemas.openxmlformats.org/drawingml/2006/main" noChangeAspect="1"/>
-            </wp:cNvGraphicFramePr>
-            <a:graphic xmlns:a="http://schemas.openxmlformats.org/drawingml/2006/main">
-              <a:graphicData uri="http://schemas.openxmlformats.org/drawingml/2006/picture">
-                <pic:pic xmlns:pic="http://schemas.openxmlformats.org/drawingml/2006/picture">
-                  <pic:nvPicPr>
-                    <pic:cNvPr id="1" name=""/>
-                    <pic:cNvPicPr/>
-                  </pic:nvPicPr>
-                  <pic:blipFill>
-                    <a:blip r:embed="rId21"/>
-                    <a:stretch>
-                      <a:fillRect/>
-                    </a:stretch>
-                  </pic:blipFill>
-                  <pic:spPr>
-                    <a:xfrm>
-                      <a:off x="0" y="0"/>
-                      <a:ext cx="5778298" cy="4237457"/>
-                    </a:xfrm>
-                    <a:prstGeom prst="rect">
-                      <a:avLst/>
-                    </a:prstGeom>
-                  </pic:spPr>
-                </pic:pic>
-              </a:graphicData>
-            </a:graphic>
-          </wp:inline>
-        </w:drawing>
-      </w:r>
-    </w:p>
-    <w:p>
-      <w:pPr>
-        <w:spacing w:line="360" w:lineRule="auto"/>
-        <w:jc w:val="center"/>
-        <w:rPr>
-          <w:sz w:val="24"/>
-          <w:szCs w:val="20"/>
-        </w:rPr>
-      </w:pPr>
-      <w:r>
-        <w:rPr>
-          <w:sz w:val="24"/>
-          <w:szCs w:val="20"/>
-        </w:rPr>
-        <w:t xml:space="preserve">Рисунок 14 – результат </w:t>
-      </w:r>
-      <w:r>
-        <w:rPr>
-          <w:sz w:val="24"/>
-          <w:szCs w:val="20"/>
-          <w:lang w:val="en-US"/>
-        </w:rPr>
-        <w:t>SELECT</w:t>
-      </w:r>
-      <w:r>
-        <w:rPr>
-          <w:sz w:val="24"/>
-          <w:szCs w:val="20"/>
-        </w:rPr>
-        <w:t xml:space="preserve"> запроса для просмотра содержимого базы данных</w:t>
-      </w:r>
-    </w:p>
-    <w:p>
-      <w:pPr>
-        <w:spacing w:line="360" w:lineRule="auto"/>
-        <w:jc w:val="center"/>
-        <w:rPr>
-          <w:sz w:val="24"/>
-          <w:szCs w:val="20"/>
-        </w:rPr>
-      </w:pPr>
-    </w:p>
-    <w:p>
-      <w:pPr>
-        <w:spacing w:line="360" w:lineRule="auto"/>
-        <w:jc w:val="center"/>
-        <w:rPr>
-          <w:sz w:val="24"/>
-          <w:szCs w:val="20"/>
-        </w:rPr>
-      </w:pPr>
-      <w:r>
-        <w:rPr>
-          <w:noProof/>
-        </w:rPr>
-        <w:drawing>
-          <wp:inline distT="0" distB="0" distL="0" distR="0" wp14:anchorId="096943B6" wp14:editId="0E3C2CC1">
-            <wp:extent cx="4581525" cy="3627399"/>
-            <wp:effectExtent l="0" t="0" r="0" b="0"/>
-            <wp:docPr id="18" name="Рисунок 18"/>
-            <wp:cNvGraphicFramePr>
-              <a:graphicFrameLocks xmlns:a="http://schemas.openxmlformats.org/drawingml/2006/main" noChangeAspect="1"/>
-            </wp:cNvGraphicFramePr>
-            <a:graphic xmlns:a="http://schemas.openxmlformats.org/drawingml/2006/main">
-              <a:graphicData uri="http://schemas.openxmlformats.org/drawingml/2006/picture">
-                <pic:pic xmlns:pic="http://schemas.openxmlformats.org/drawingml/2006/picture">
-                  <pic:nvPicPr>
-                    <pic:cNvPr id="1" name=""/>
-                    <pic:cNvPicPr/>
-                  </pic:nvPicPr>
-                  <pic:blipFill>
-                    <a:blip r:embed="rId22"/>
-                    <a:stretch>
-                      <a:fillRect/>
-                    </a:stretch>
-                  </pic:blipFill>
-                  <pic:spPr>
-                    <a:xfrm>
-                      <a:off x="0" y="0"/>
-                      <a:ext cx="4587266" cy="3631944"/>
-                    </a:xfrm>
-                    <a:prstGeom prst="rect">
-                      <a:avLst/>
-                    </a:prstGeom>
-                  </pic:spPr>
-                </pic:pic>
-              </a:graphicData>
-            </a:graphic>
-          </wp:inline>
-        </w:drawing>
-      </w:r>
-    </w:p>
-    <w:p>
-      <w:pPr>
-        <w:spacing w:line="360" w:lineRule="auto"/>
-        <w:jc w:val="center"/>
-        <w:rPr>
-          <w:sz w:val="24"/>
-          <w:szCs w:val="20"/>
-          <w:lang w:val="en-US"/>
-        </w:rPr>
-      </w:pPr>
-      <w:r>
-        <w:rPr>
-          <w:sz w:val="24"/>
-          <w:szCs w:val="20"/>
-        </w:rPr>
-        <w:t xml:space="preserve">Рисунок 15 – попытка вставки данных из-под пользователя </w:t>
-      </w:r>
-      <w:r>
-        <w:rPr>
-          <w:sz w:val="24"/>
-          <w:szCs w:val="20"/>
-          <w:lang w:val="en-US"/>
-        </w:rPr>
-        <w:t>viewer</w:t>
-      </w:r>
-    </w:p>
-    <w:p>
-      <w:pPr>
-        <w:spacing w:line="360" w:lineRule="auto"/>
-        <w:jc w:val="center"/>
-        <w:rPr>
-          <w:sz w:val="24"/>
-          <w:szCs w:val="20"/>
-          <w:lang w:val="en-US"/>
-        </w:rPr>
-      </w:pPr>
-    </w:p>
-    <w:p>
-      <w:pPr>
-        <w:spacing w:line="360" w:lineRule="auto"/>
-      </w:pPr>
-      <w:r>
-        <w:lastRenderedPageBreak/>
-        <w:t xml:space="preserve">Попробуем теперь просмотреть, что пользователь может просматривать отображение </w:t>
-      </w:r>
-      <w:r>
-        <w:rPr>
-          <w:lang w:val="en-US"/>
-        </w:rPr>
-        <w:t>weather</w:t>
-      </w:r>
-      <w:r>
-        <w:t xml:space="preserve">. </w:t>
-      </w:r>
-    </w:p>
-    <w:p>
-      <w:pPr>
-        <w:spacing w:line="360" w:lineRule="auto"/>
-        <w:jc w:val="center"/>
-      </w:pPr>
-      <w:r>
-        <w:rPr>
-          <w:noProof/>
-        </w:rPr>
-        <w:drawing>
-          <wp:inline distT="0" distB="0" distL="0" distR="0" wp14:anchorId="68773FC1" wp14:editId="38C7DA68">
-            <wp:extent cx="5549900" cy="4095526"/>
-            <wp:effectExtent l="0" t="0" r="0" b="635"/>
-            <wp:docPr id="20" name="Рисунок 20"/>
-            <wp:cNvGraphicFramePr>
-              <a:graphicFrameLocks xmlns:a="http://schemas.openxmlformats.org/drawingml/2006/main" noChangeAspect="1"/>
-            </wp:cNvGraphicFramePr>
-            <a:graphic xmlns:a="http://schemas.openxmlformats.org/drawingml/2006/main">
-              <a:graphicData uri="http://schemas.openxmlformats.org/drawingml/2006/picture">
-                <pic:pic xmlns:pic="http://schemas.openxmlformats.org/drawingml/2006/picture">
-                  <pic:nvPicPr>
-                    <pic:cNvPr id="1" name=""/>
-                    <pic:cNvPicPr/>
-                  </pic:nvPicPr>
-                  <pic:blipFill>
-                    <a:blip r:embed="rId23"/>
-                    <a:stretch>
-                      <a:fillRect/>
-                    </a:stretch>
-                  </pic:blipFill>
-                  <pic:spPr>
-                    <a:xfrm>
-                      <a:off x="0" y="0"/>
-                      <a:ext cx="5554088" cy="4098616"/>
-                    </a:xfrm>
-                    <a:prstGeom prst="rect">
-                      <a:avLst/>
-                    </a:prstGeom>
-                  </pic:spPr>
-                </pic:pic>
-              </a:graphicData>
-            </a:graphic>
-          </wp:inline>
-        </w:drawing>
-      </w:r>
-    </w:p>
-    <w:p>
-      <w:pPr>
-        <w:spacing w:line="360" w:lineRule="auto"/>
-        <w:jc w:val="center"/>
-        <w:rPr>
-          <w:sz w:val="24"/>
-          <w:szCs w:val="20"/>
-        </w:rPr>
-      </w:pPr>
-      <w:r>
-        <w:rPr>
-          <w:sz w:val="24"/>
-          <w:szCs w:val="20"/>
-        </w:rPr>
-        <w:t xml:space="preserve">Рисунок 16 – отображение данных в </w:t>
-      </w:r>
-      <w:r>
-        <w:rPr>
-          <w:sz w:val="24"/>
-          <w:szCs w:val="20"/>
-          <w:lang w:val="en-US"/>
-        </w:rPr>
-        <w:t>View</w:t>
-      </w:r>
-    </w:p>
-    <w:p>
-      <w:pPr>
-        <w:spacing w:line="360" w:lineRule="auto"/>
-        <w:jc w:val="center"/>
-      </w:pPr>
-    </w:p>
-    <w:p>
-      <w:pPr>
-        <w:spacing w:line="360" w:lineRule="auto"/>
-      </w:pPr>
-      <w:r>
-        <w:t xml:space="preserve">Важно учитывать тот момент, что нельзя разрешить пользователю просматривать только </w:t>
-      </w:r>
-      <w:r>
-        <w:rPr>
-          <w:lang w:val="en-US"/>
-        </w:rPr>
-        <w:t>View</w:t>
-      </w:r>
-      <w:r>
-        <w:t xml:space="preserve">. Если запретить просмотр хотя бы 1 из таблиц, которые используется во </w:t>
-      </w:r>
-      <w:r>
-        <w:rPr>
-          <w:lang w:val="en-US"/>
-        </w:rPr>
-        <w:t>View</w:t>
-      </w:r>
-      <w:r>
-        <w:t xml:space="preserve">, то сразу же будет и блокировка </w:t>
-      </w:r>
-      <w:r>
-        <w:rPr>
-          <w:lang w:val="en-US"/>
-        </w:rPr>
-        <w:t>View</w:t>
-      </w:r>
-      <w:r>
-        <w:t xml:space="preserve"> для пользователя. Такая особенность была замечена, но вполне логична. Так что нельзя сделать идеальное разграничение прав только с помощью </w:t>
-      </w:r>
-      <w:r>
-        <w:rPr>
-          <w:lang w:val="en-US"/>
-        </w:rPr>
-        <w:t>View</w:t>
-      </w:r>
-      <w:r>
-        <w:t xml:space="preserve">. </w:t>
-      </w:r>
-    </w:p>
-    <w:p>
-      <w:pPr>
-        <w:spacing w:line="360" w:lineRule="auto"/>
-      </w:pPr>
-      <w:r>
-        <w:t xml:space="preserve">Попробуем теперь зайти за пользователя </w:t>
-      </w:r>
-      <w:r>
-        <w:rPr>
-          <w:lang w:val="en-US"/>
-        </w:rPr>
-        <w:t>editor</w:t>
-      </w:r>
-      <w:r>
-        <w:t xml:space="preserve"> и удостовериться, что у нас есть возможность изменять данные во </w:t>
-      </w:r>
-      <w:r>
-        <w:rPr>
-          <w:lang w:val="en-US"/>
-        </w:rPr>
-        <w:t>View</w:t>
-      </w:r>
-      <w:r>
-        <w:t xml:space="preserve"> и других местах. </w:t>
-      </w:r>
-      <w:r>
-        <w:t xml:space="preserve">Выполним запрос, который представлен на рисунке 17. </w:t>
-      </w:r>
-    </w:p>
-    <w:p>
-      <w:pPr>
-        <w:spacing w:line="360" w:lineRule="auto"/>
-        <w:jc w:val="center"/>
-      </w:pPr>
-      <w:r>
-        <w:rPr>
-          <w:noProof/>
-        </w:rPr>
-        <w:lastRenderedPageBreak/>
-        <w:drawing>
-          <wp:inline distT="0" distB="0" distL="0" distR="0" wp14:anchorId="7B814E8F" wp14:editId="2AAFB4CB">
-            <wp:extent cx="3801005" cy="3991532"/>
-            <wp:effectExtent l="0" t="0" r="9525" b="9525"/>
-            <wp:docPr id="21" name="Рисунок 21"/>
-            <wp:cNvGraphicFramePr>
-              <a:graphicFrameLocks xmlns:a="http://schemas.openxmlformats.org/drawingml/2006/main" noChangeAspect="1"/>
-            </wp:cNvGraphicFramePr>
-            <a:graphic xmlns:a="http://schemas.openxmlformats.org/drawingml/2006/main">
-              <a:graphicData uri="http://schemas.openxmlformats.org/drawingml/2006/picture">
-                <pic:pic xmlns:pic="http://schemas.openxmlformats.org/drawingml/2006/picture">
-                  <pic:nvPicPr>
-                    <pic:cNvPr id="1" name=""/>
-                    <pic:cNvPicPr/>
-                  </pic:nvPicPr>
-                  <pic:blipFill>
-                    <a:blip r:embed="rId24"/>
-                    <a:stretch>
-                      <a:fillRect/>
-                    </a:stretch>
-                  </pic:blipFill>
-                  <pic:spPr>
-                    <a:xfrm>
-                      <a:off x="0" y="0"/>
-                      <a:ext cx="3801005" cy="3991532"/>
-                    </a:xfrm>
-                    <a:prstGeom prst="rect">
-                      <a:avLst/>
-                    </a:prstGeom>
-                  </pic:spPr>
-                </pic:pic>
-              </a:graphicData>
-            </a:graphic>
-          </wp:inline>
-        </w:drawing>
-      </w:r>
-    </w:p>
-    <w:p>
-      <w:pPr>
-        <w:spacing w:line="360" w:lineRule="auto"/>
-        <w:jc w:val="center"/>
-        <w:rPr>
-          <w:sz w:val="24"/>
-          <w:szCs w:val="20"/>
-          <w:lang w:val="en-US"/>
-        </w:rPr>
-      </w:pPr>
-      <w:r>
-        <w:rPr>
-          <w:sz w:val="24"/>
-          <w:szCs w:val="20"/>
-        </w:rPr>
-        <w:t xml:space="preserve">Рисунок 17 – запрос на обновление </w:t>
-      </w:r>
-      <w:r>
-        <w:rPr>
-          <w:sz w:val="24"/>
-          <w:szCs w:val="20"/>
-          <w:lang w:val="en-US"/>
-        </w:rPr>
-        <w:t>View</w:t>
-      </w:r>
-    </w:p>
-    <w:p>
-      <w:pPr>
-        <w:spacing w:line="360" w:lineRule="auto"/>
-        <w:jc w:val="center"/>
-        <w:rPr>
-          <w:sz w:val="24"/>
-          <w:szCs w:val="20"/>
-          <w:lang w:val="en-US"/>
-        </w:rPr>
-      </w:pPr>
-    </w:p>
-    <w:p>
-      <w:pPr>
-        <w:spacing w:line="360" w:lineRule="auto"/>
-      </w:pPr>
-      <w:r>
-        <w:t xml:space="preserve">В результате теперь </w:t>
-      </w:r>
-      <w:r>
-        <w:rPr>
-          <w:lang w:val="en-US"/>
-        </w:rPr>
-        <w:t>View</w:t>
-      </w:r>
-      <w:r>
-        <w:t xml:space="preserve"> отображает наши обновленные данные, которые представлены ниже на рисунке 18. </w:t>
-      </w:r>
-    </w:p>
-    <w:p>
-      <w:pPr>
-        <w:spacing w:line="360" w:lineRule="auto"/>
-      </w:pPr>
-    </w:p>
-    <w:p>
-      <w:pPr>
-        <w:spacing w:line="360" w:lineRule="auto"/>
-        <w:jc w:val="center"/>
-      </w:pPr>
-      <w:r>
-        <w:rPr>
-          <w:noProof/>
-        </w:rPr>
-        <w:drawing>
-          <wp:inline distT="0" distB="0" distL="0" distR="0" wp14:anchorId="6C0EFCE4" wp14:editId="6F12A21A">
-            <wp:extent cx="4048125" cy="2861934"/>
-            <wp:effectExtent l="0" t="0" r="0" b="0"/>
-            <wp:docPr id="22" name="Рисунок 22"/>
-            <wp:cNvGraphicFramePr>
-              <a:graphicFrameLocks xmlns:a="http://schemas.openxmlformats.org/drawingml/2006/main" noChangeAspect="1"/>
-            </wp:cNvGraphicFramePr>
-            <a:graphic xmlns:a="http://schemas.openxmlformats.org/drawingml/2006/main">
-              <a:graphicData uri="http://schemas.openxmlformats.org/drawingml/2006/picture">
-                <pic:pic xmlns:pic="http://schemas.openxmlformats.org/drawingml/2006/picture">
-                  <pic:nvPicPr>
-                    <pic:cNvPr id="1" name=""/>
-                    <pic:cNvPicPr/>
-                  </pic:nvPicPr>
-                  <pic:blipFill>
-                    <a:blip r:embed="rId25"/>
-                    <a:stretch>
-                      <a:fillRect/>
-                    </a:stretch>
-                  </pic:blipFill>
-                  <pic:spPr>
-                    <a:xfrm>
-                      <a:off x="0" y="0"/>
-                      <a:ext cx="4053978" cy="2866072"/>
-                    </a:xfrm>
-                    <a:prstGeom prst="rect">
-                      <a:avLst/>
-                    </a:prstGeom>
-                  </pic:spPr>
-                </pic:pic>
-              </a:graphicData>
-            </a:graphic>
-          </wp:inline>
-        </w:drawing>
-      </w:r>
-    </w:p>
-    <w:p>
-      <w:pPr>
-        <w:spacing w:line="360" w:lineRule="auto"/>
-        <w:jc w:val="center"/>
-        <w:rPr>
-          <w:sz w:val="24"/>
-          <w:szCs w:val="20"/>
-          <w:lang w:val="en-US"/>
-        </w:rPr>
-      </w:pPr>
-      <w:r>
-        <w:rPr>
-          <w:sz w:val="24"/>
-          <w:szCs w:val="20"/>
-        </w:rPr>
-        <w:t xml:space="preserve">Рисунок 18 – обновление данных в </w:t>
-      </w:r>
-      <w:r>
-        <w:rPr>
-          <w:sz w:val="24"/>
-          <w:szCs w:val="20"/>
-          <w:lang w:val="en-US"/>
-        </w:rPr>
-        <w:t>View</w:t>
-      </w:r>
-    </w:p>
-    <w:p>
-      <w:pPr>
-        <w:spacing w:line="360" w:lineRule="auto"/>
-        <w:ind w:firstLine="0"/>
-      </w:pPr>
+        </w:rPr>
+        <w:t>ъх</w:t>
+      </w:r>
     </w:p>
     <w:sectPr>
-      <w:headerReference w:type="default" r:id="rId26"/>
-      <w:footerReference w:type="default" r:id="rId27"/>
-      <w:headerReference w:type="first" r:id="rId28"/>
-      <w:footerReference w:type="first" r:id="rId29"/>
+      <w:headerReference w:type="default" r:id="rId16"/>
+      <w:footerReference w:type="default" r:id="rId17"/>
+      <w:headerReference w:type="first" r:id="rId18"/>
+      <w:footerReference w:type="first" r:id="rId19"/>
       <w:pgSz w:w="11906" w:h="16838"/>
       <w:pgMar w:top="1134" w:right="851" w:bottom="1134" w:left="851" w:header="709" w:footer="709" w:gutter="0"/>
       <w:cols w:space="708"/>
@@ -3400,7 +3826,7 @@
 </file>
 
 <file path=word/endnotes.xml><?xml version="1.0" encoding="utf-8"?>
-<w:endnotes xmlns:wpc="http://schemas.microsoft.com/office/word/2010/wordprocessingCanvas" xmlns:cx="http://schemas.microsoft.com/office/drawing/2014/chartex" xmlns:cx1="http://schemas.microsoft.com/office/drawing/2015/9/8/chartex" xmlns:cx2="http://schemas.microsoft.com/office/drawing/2015/10/21/chartex" xmlns:cx3="http://schemas.microsoft.com/office/drawing/2016/5/9/chartex" xmlns:cx4="http://schemas.microsoft.com/office/drawing/2016/5/10/chartex" xmlns:cx5="http://schemas.microsoft.com/office/drawing/2016/5/11/chartex" xmlns:cx6="http://schemas.microsoft.com/office/drawing/2016/5/12/chartex" xmlns:cx7="http://schemas.microsoft.com/office/drawing/2016/5/13/chartex" xmlns:cx8="http://schemas.microsoft.com/office/drawing/2016/5/14/chartex" xmlns:mc="http://schemas.openxmlformats.org/markup-compatibility/2006" xmlns:aink="http://schemas.microsoft.com/office/drawing/2016/ink" xmlns:am3d="http://schemas.microsoft.com/office/drawing/2017/model3d" xmlns:o="urn:schemas-microsoft-com:office:office" xmlns:r="http://schemas.openxmlformats.org/officeDocument/2006/relationships" xmlns:m="http://schemas.openxmlformats.org/officeDocument/2006/math" xmlns:v="urn:schemas-microsoft-com:vml" xmlns:wp14="http://schemas.microsoft.com/office/word/2010/wordprocessingDrawing" xmlns:wp="http://schemas.openxmlformats.org/drawingml/2006/wordprocessingDrawing" xmlns:w10="urn:schemas-microsoft-com:office:word" xmlns:w="http://schemas.openxmlformats.org/wordprocessingml/2006/main" xmlns:w14="http://schemas.microsoft.com/office/word/2010/wordml" xmlns:w15="http://schemas.microsoft.com/office/word/2012/wordml" xmlns:w16cex="http://schemas.microsoft.com/office/word/2018/wordml/cex" xmlns:w16cid="http://schemas.microsoft.com/office/word/2016/wordml/cid" xmlns:w16="http://schemas.microsoft.com/office/word/2018/wordml" xmlns:w16sdtdh="http://schemas.microsoft.com/office/word/2020/wordml/sdtdatahash" xmlns:w16se="http://schemas.microsoft.com/office/word/2015/wordml/symex" xmlns:wpg="http://schemas.microsoft.com/office/word/2010/wordprocessingGroup" xmlns:wpi="http://schemas.microsoft.com/office/word/2010/wordprocessingInk" xmlns:wne="http://schemas.microsoft.com/office/word/2006/wordml" xmlns:wps="http://schemas.microsoft.com/office/word/2010/wordprocessingShape" mc:Ignorable="w14 w15 w16se w16cid w16 w16cex w16sdtdh wp14">
+<w:endnotes xmlns:wpc="http://schemas.microsoft.com/office/word/2010/wordprocessingCanvas" xmlns:cx="http://schemas.microsoft.com/office/drawing/2014/chartex" xmlns:cx1="http://schemas.microsoft.com/office/drawing/2015/9/8/chartex" xmlns:cx2="http://schemas.microsoft.com/office/drawing/2015/10/21/chartex" xmlns:cx3="http://schemas.microsoft.com/office/drawing/2016/5/9/chartex" xmlns:cx4="http://schemas.microsoft.com/office/drawing/2016/5/10/chartex" xmlns:cx5="http://schemas.microsoft.com/office/drawing/2016/5/11/chartex" xmlns:cx6="http://schemas.microsoft.com/office/drawing/2016/5/12/chartex" xmlns:cx7="http://schemas.microsoft.com/office/drawing/2016/5/13/chartex" xmlns:cx8="http://schemas.microsoft.com/office/drawing/2016/5/14/chartex" xmlns:mc="http://schemas.openxmlformats.org/markup-compatibility/2006" xmlns:aink="http://schemas.microsoft.com/office/drawing/2016/ink" xmlns:am3d="http://schemas.microsoft.com/office/drawing/2017/model3d" xmlns:o="urn:schemas-microsoft-com:office:office" xmlns:oel="http://schemas.microsoft.com/office/2019/extlst" xmlns:r="http://schemas.openxmlformats.org/officeDocument/2006/relationships" xmlns:m="http://schemas.openxmlformats.org/officeDocument/2006/math" xmlns:v="urn:schemas-microsoft-com:vml" xmlns:wp14="http://schemas.microsoft.com/office/word/2010/wordprocessingDrawing" xmlns:wp="http://schemas.openxmlformats.org/drawingml/2006/wordprocessingDrawing" xmlns:w10="urn:schemas-microsoft-com:office:word" xmlns:w="http://schemas.openxmlformats.org/wordprocessingml/2006/main" xmlns:w14="http://schemas.microsoft.com/office/word/2010/wordml" xmlns:w15="http://schemas.microsoft.com/office/word/2012/wordml" xmlns:w16cex="http://schemas.microsoft.com/office/word/2018/wordml/cex" xmlns:w16cid="http://schemas.microsoft.com/office/word/2016/wordml/cid" xmlns:w16="http://schemas.microsoft.com/office/word/2018/wordml" xmlns:w16du="http://schemas.microsoft.com/office/word/2023/wordml/word16du" xmlns:w16sdtdh="http://schemas.microsoft.com/office/word/2020/wordml/sdtdatahash" xmlns:w16sdtfl="http://schemas.microsoft.com/office/word/2024/wordml/sdtformatlock" xmlns:w16se="http://schemas.microsoft.com/office/word/2015/wordml/symex" xmlns:wpg="http://schemas.microsoft.com/office/word/2010/wordprocessingGroup" xmlns:wpi="http://schemas.microsoft.com/office/word/2010/wordprocessingInk" xmlns:wne="http://schemas.microsoft.com/office/word/2006/wordml" xmlns:wps="http://schemas.microsoft.com/office/word/2010/wordprocessingShape" mc:Ignorable="w14 w15 w16se w16cid w16 w16cex w16sdtdh w16sdtfl w16du wp14">
   <w:endnote w:type="separator" w:id="-1">
     <w:p>
       <w:r>
@@ -3419,7 +3845,7 @@
 </file>
 
 <file path=word/footer1.xml><?xml version="1.0" encoding="utf-8"?>
-<w:ftr xmlns:wpc="http://schemas.microsoft.com/office/word/2010/wordprocessingCanvas" xmlns:cx="http://schemas.microsoft.com/office/drawing/2014/chartex" xmlns:cx1="http://schemas.microsoft.com/office/drawing/2015/9/8/chartex" xmlns:cx2="http://schemas.microsoft.com/office/drawing/2015/10/21/chartex" xmlns:cx3="http://schemas.microsoft.com/office/drawing/2016/5/9/chartex" xmlns:cx4="http://schemas.microsoft.com/office/drawing/2016/5/10/chartex" xmlns:cx5="http://schemas.microsoft.com/office/drawing/2016/5/11/chartex" xmlns:cx6="http://schemas.microsoft.com/office/drawing/2016/5/12/chartex" xmlns:cx7="http://schemas.microsoft.com/office/drawing/2016/5/13/chartex" xmlns:cx8="http://schemas.microsoft.com/office/drawing/2016/5/14/chartex" xmlns:mc="http://schemas.openxmlformats.org/markup-compatibility/2006" xmlns:aink="http://schemas.microsoft.com/office/drawing/2016/ink" xmlns:am3d="http://schemas.microsoft.com/office/drawing/2017/model3d" xmlns:o="urn:schemas-microsoft-com:office:office" xmlns:r="http://schemas.openxmlformats.org/officeDocument/2006/relationships" xmlns:m="http://schemas.openxmlformats.org/officeDocument/2006/math" xmlns:v="urn:schemas-microsoft-com:vml" xmlns:wp14="http://schemas.microsoft.com/office/word/2010/wordprocessingDrawing" xmlns:wp="http://schemas.openxmlformats.org/drawingml/2006/wordprocessingDrawing" xmlns:w10="urn:schemas-microsoft-com:office:word" xmlns:w="http://schemas.openxmlformats.org/wordprocessingml/2006/main" xmlns:w14="http://schemas.microsoft.com/office/word/2010/wordml" xmlns:w15="http://schemas.microsoft.com/office/word/2012/wordml" xmlns:w16cex="http://schemas.microsoft.com/office/word/2018/wordml/cex" xmlns:w16cid="http://schemas.microsoft.com/office/word/2016/wordml/cid" xmlns:w16="http://schemas.microsoft.com/office/word/2018/wordml" xmlns:w16sdtdh="http://schemas.microsoft.com/office/word/2020/wordml/sdtdatahash" xmlns:w16se="http://schemas.microsoft.com/office/word/2015/wordml/symex" xmlns:wpg="http://schemas.microsoft.com/office/word/2010/wordprocessingGroup" xmlns:wpi="http://schemas.microsoft.com/office/word/2010/wordprocessingInk" xmlns:wne="http://schemas.microsoft.com/office/word/2006/wordml" xmlns:wps="http://schemas.microsoft.com/office/word/2010/wordprocessingShape" mc:Ignorable="w14 w15 w16se w16cid w16 w16cex w16sdtdh wp14">
+<w:ftr xmlns:wpc="http://schemas.microsoft.com/office/word/2010/wordprocessingCanvas" xmlns:cx="http://schemas.microsoft.com/office/drawing/2014/chartex" xmlns:cx1="http://schemas.microsoft.com/office/drawing/2015/9/8/chartex" xmlns:cx2="http://schemas.microsoft.com/office/drawing/2015/10/21/chartex" xmlns:cx3="http://schemas.microsoft.com/office/drawing/2016/5/9/chartex" xmlns:cx4="http://schemas.microsoft.com/office/drawing/2016/5/10/chartex" xmlns:cx5="http://schemas.microsoft.com/office/drawing/2016/5/11/chartex" xmlns:cx6="http://schemas.microsoft.com/office/drawing/2016/5/12/chartex" xmlns:cx7="http://schemas.microsoft.com/office/drawing/2016/5/13/chartex" xmlns:cx8="http://schemas.microsoft.com/office/drawing/2016/5/14/chartex" xmlns:mc="http://schemas.openxmlformats.org/markup-compatibility/2006" xmlns:aink="http://schemas.microsoft.com/office/drawing/2016/ink" xmlns:am3d="http://schemas.microsoft.com/office/drawing/2017/model3d" xmlns:o="urn:schemas-microsoft-com:office:office" xmlns:oel="http://schemas.microsoft.com/office/2019/extlst" xmlns:r="http://schemas.openxmlformats.org/officeDocument/2006/relationships" xmlns:m="http://schemas.openxmlformats.org/officeDocument/2006/math" xmlns:v="urn:schemas-microsoft-com:vml" xmlns:wp14="http://schemas.microsoft.com/office/word/2010/wordprocessingDrawing" xmlns:wp="http://schemas.openxmlformats.org/drawingml/2006/wordprocessingDrawing" xmlns:w10="urn:schemas-microsoft-com:office:word" xmlns:w="http://schemas.openxmlformats.org/wordprocessingml/2006/main" xmlns:w14="http://schemas.microsoft.com/office/word/2010/wordml" xmlns:w15="http://schemas.microsoft.com/office/word/2012/wordml" xmlns:w16cex="http://schemas.microsoft.com/office/word/2018/wordml/cex" xmlns:w16cid="http://schemas.microsoft.com/office/word/2016/wordml/cid" xmlns:w16="http://schemas.microsoft.com/office/word/2018/wordml" xmlns:w16du="http://schemas.microsoft.com/office/word/2023/wordml/word16du" xmlns:w16sdtdh="http://schemas.microsoft.com/office/word/2020/wordml/sdtdatahash" xmlns:w16sdtfl="http://schemas.microsoft.com/office/word/2024/wordml/sdtformatlock" xmlns:w16se="http://schemas.microsoft.com/office/word/2015/wordml/symex" xmlns:wpg="http://schemas.microsoft.com/office/word/2010/wordprocessingGroup" xmlns:wpi="http://schemas.microsoft.com/office/word/2010/wordprocessingInk" xmlns:wne="http://schemas.microsoft.com/office/word/2006/wordml" xmlns:wps="http://schemas.microsoft.com/office/word/2010/wordprocessingShape" mc:Ignorable="w14 w15 w16se w16cid w16 w16cex w16sdtdh w16sdtfl w16du wp14">
   <w:sdt>
     <w:sdtPr>
       <w:id w:val="479654358"/>
@@ -3428,7 +3854,6 @@
         <w:docPartUnique/>
       </w:docPartObj>
     </w:sdtPr>
-    <w:sdtEndPr/>
     <w:sdtContent>
       <w:p>
         <w:pPr>
@@ -3463,7 +3888,7 @@
 </file>
 
 <file path=word/footer2.xml><?xml version="1.0" encoding="utf-8"?>
-<w:ftr xmlns:wpc="http://schemas.microsoft.com/office/word/2010/wordprocessingCanvas" xmlns:cx="http://schemas.microsoft.com/office/drawing/2014/chartex" xmlns:cx1="http://schemas.microsoft.com/office/drawing/2015/9/8/chartex" xmlns:cx2="http://schemas.microsoft.com/office/drawing/2015/10/21/chartex" xmlns:cx3="http://schemas.microsoft.com/office/drawing/2016/5/9/chartex" xmlns:cx4="http://schemas.microsoft.com/office/drawing/2016/5/10/chartex" xmlns:cx5="http://schemas.microsoft.com/office/drawing/2016/5/11/chartex" xmlns:cx6="http://schemas.microsoft.com/office/drawing/2016/5/12/chartex" xmlns:cx7="http://schemas.microsoft.com/office/drawing/2016/5/13/chartex" xmlns:cx8="http://schemas.microsoft.com/office/drawing/2016/5/14/chartex" xmlns:mc="http://schemas.openxmlformats.org/markup-compatibility/2006" xmlns:aink="http://schemas.microsoft.com/office/drawing/2016/ink" xmlns:am3d="http://schemas.microsoft.com/office/drawing/2017/model3d" xmlns:o="urn:schemas-microsoft-com:office:office" xmlns:r="http://schemas.openxmlformats.org/officeDocument/2006/relationships" xmlns:m="http://schemas.openxmlformats.org/officeDocument/2006/math" xmlns:v="urn:schemas-microsoft-com:vml" xmlns:wp14="http://schemas.microsoft.com/office/word/2010/wordprocessingDrawing" xmlns:wp="http://schemas.openxmlformats.org/drawingml/2006/wordprocessingDrawing" xmlns:w10="urn:schemas-microsoft-com:office:word" xmlns:w="http://schemas.openxmlformats.org/wordprocessingml/2006/main" xmlns:w14="http://schemas.microsoft.com/office/word/2010/wordml" xmlns:w15="http://schemas.microsoft.com/office/word/2012/wordml" xmlns:w16cex="http://schemas.microsoft.com/office/word/2018/wordml/cex" xmlns:w16cid="http://schemas.microsoft.com/office/word/2016/wordml/cid" xmlns:w16="http://schemas.microsoft.com/office/word/2018/wordml" xmlns:w16sdtdh="http://schemas.microsoft.com/office/word/2020/wordml/sdtdatahash" xmlns:w16se="http://schemas.microsoft.com/office/word/2015/wordml/symex" xmlns:wpg="http://schemas.microsoft.com/office/word/2010/wordprocessingGroup" xmlns:wpi="http://schemas.microsoft.com/office/word/2010/wordprocessingInk" xmlns:wne="http://schemas.microsoft.com/office/word/2006/wordml" xmlns:wps="http://schemas.microsoft.com/office/word/2010/wordprocessingShape" mc:Ignorable="w14 w15 w16se w16cid w16 w16cex w16sdtdh wp14">
+<w:ftr xmlns:wpc="http://schemas.microsoft.com/office/word/2010/wordprocessingCanvas" xmlns:cx="http://schemas.microsoft.com/office/drawing/2014/chartex" xmlns:cx1="http://schemas.microsoft.com/office/drawing/2015/9/8/chartex" xmlns:cx2="http://schemas.microsoft.com/office/drawing/2015/10/21/chartex" xmlns:cx3="http://schemas.microsoft.com/office/drawing/2016/5/9/chartex" xmlns:cx4="http://schemas.microsoft.com/office/drawing/2016/5/10/chartex" xmlns:cx5="http://schemas.microsoft.com/office/drawing/2016/5/11/chartex" xmlns:cx6="http://schemas.microsoft.com/office/drawing/2016/5/12/chartex" xmlns:cx7="http://schemas.microsoft.com/office/drawing/2016/5/13/chartex" xmlns:cx8="http://schemas.microsoft.com/office/drawing/2016/5/14/chartex" xmlns:mc="http://schemas.openxmlformats.org/markup-compatibility/2006" xmlns:aink="http://schemas.microsoft.com/office/drawing/2016/ink" xmlns:am3d="http://schemas.microsoft.com/office/drawing/2017/model3d" xmlns:o="urn:schemas-microsoft-com:office:office" xmlns:oel="http://schemas.microsoft.com/office/2019/extlst" xmlns:r="http://schemas.openxmlformats.org/officeDocument/2006/relationships" xmlns:m="http://schemas.openxmlformats.org/officeDocument/2006/math" xmlns:v="urn:schemas-microsoft-com:vml" xmlns:wp14="http://schemas.microsoft.com/office/word/2010/wordprocessingDrawing" xmlns:wp="http://schemas.openxmlformats.org/drawingml/2006/wordprocessingDrawing" xmlns:w10="urn:schemas-microsoft-com:office:word" xmlns:w="http://schemas.openxmlformats.org/wordprocessingml/2006/main" xmlns:w14="http://schemas.microsoft.com/office/word/2010/wordml" xmlns:w15="http://schemas.microsoft.com/office/word/2012/wordml" xmlns:w16cex="http://schemas.microsoft.com/office/word/2018/wordml/cex" xmlns:w16cid="http://schemas.microsoft.com/office/word/2016/wordml/cid" xmlns:w16="http://schemas.microsoft.com/office/word/2018/wordml" xmlns:w16du="http://schemas.microsoft.com/office/word/2023/wordml/word16du" xmlns:w16sdtdh="http://schemas.microsoft.com/office/word/2020/wordml/sdtdatahash" xmlns:w16sdtfl="http://schemas.microsoft.com/office/word/2024/wordml/sdtformatlock" xmlns:w16se="http://schemas.microsoft.com/office/word/2015/wordml/symex" xmlns:wpg="http://schemas.microsoft.com/office/word/2010/wordprocessingGroup" xmlns:wpi="http://schemas.microsoft.com/office/word/2010/wordprocessingInk" xmlns:wne="http://schemas.microsoft.com/office/word/2006/wordml" xmlns:wps="http://schemas.microsoft.com/office/word/2010/wordprocessingShape" mc:Ignorable="w14 w15 w16se w16cid w16 w16cex w16sdtdh w16sdtfl w16du wp14">
   <w:p>
     <w:pPr>
       <w:pStyle w:val="a8"/>
@@ -3491,7 +3916,7 @@
 </file>
 
 <file path=word/footnotes.xml><?xml version="1.0" encoding="utf-8"?>
-<w:footnotes xmlns:wpc="http://schemas.microsoft.com/office/word/2010/wordprocessingCanvas" xmlns:cx="http://schemas.microsoft.com/office/drawing/2014/chartex" xmlns:cx1="http://schemas.microsoft.com/office/drawing/2015/9/8/chartex" xmlns:cx2="http://schemas.microsoft.com/office/drawing/2015/10/21/chartex" xmlns:cx3="http://schemas.microsoft.com/office/drawing/2016/5/9/chartex" xmlns:cx4="http://schemas.microsoft.com/office/drawing/2016/5/10/chartex" xmlns:cx5="http://schemas.microsoft.com/office/drawing/2016/5/11/chartex" xmlns:cx6="http://schemas.microsoft.com/office/drawing/2016/5/12/chartex" xmlns:cx7="http://schemas.microsoft.com/office/drawing/2016/5/13/chartex" xmlns:cx8="http://schemas.microsoft.com/office/drawing/2016/5/14/chartex" xmlns:mc="http://schemas.openxmlformats.org/markup-compatibility/2006" xmlns:aink="http://schemas.microsoft.com/office/drawing/2016/ink" xmlns:am3d="http://schemas.microsoft.com/office/drawing/2017/model3d" xmlns:o="urn:schemas-microsoft-com:office:office" xmlns:r="http://schemas.openxmlformats.org/officeDocument/2006/relationships" xmlns:m="http://schemas.openxmlformats.org/officeDocument/2006/math" xmlns:v="urn:schemas-microsoft-com:vml" xmlns:wp14="http://schemas.microsoft.com/office/word/2010/wordprocessingDrawing" xmlns:wp="http://schemas.openxmlformats.org/drawingml/2006/wordprocessingDrawing" xmlns:w10="urn:schemas-microsoft-com:office:word" xmlns:w="http://schemas.openxmlformats.org/wordprocessingml/2006/main" xmlns:w14="http://schemas.microsoft.com/office/word/2010/wordml" xmlns:w15="http://schemas.microsoft.com/office/word/2012/wordml" xmlns:w16cex="http://schemas.microsoft.com/office/word/2018/wordml/cex" xmlns:w16cid="http://schemas.microsoft.com/office/word/2016/wordml/cid" xmlns:w16="http://schemas.microsoft.com/office/word/2018/wordml" xmlns:w16sdtdh="http://schemas.microsoft.com/office/word/2020/wordml/sdtdatahash" xmlns:w16se="http://schemas.microsoft.com/office/word/2015/wordml/symex" xmlns:wpg="http://schemas.microsoft.com/office/word/2010/wordprocessingGroup" xmlns:wpi="http://schemas.microsoft.com/office/word/2010/wordprocessingInk" xmlns:wne="http://schemas.microsoft.com/office/word/2006/wordml" xmlns:wps="http://schemas.microsoft.com/office/word/2010/wordprocessingShape" mc:Ignorable="w14 w15 w16se w16cid w16 w16cex w16sdtdh wp14">
+<w:footnotes xmlns:wpc="http://schemas.microsoft.com/office/word/2010/wordprocessingCanvas" xmlns:cx="http://schemas.microsoft.com/office/drawing/2014/chartex" xmlns:cx1="http://schemas.microsoft.com/office/drawing/2015/9/8/chartex" xmlns:cx2="http://schemas.microsoft.com/office/drawing/2015/10/21/chartex" xmlns:cx3="http://schemas.microsoft.com/office/drawing/2016/5/9/chartex" xmlns:cx4="http://schemas.microsoft.com/office/drawing/2016/5/10/chartex" xmlns:cx5="http://schemas.microsoft.com/office/drawing/2016/5/11/chartex" xmlns:cx6="http://schemas.microsoft.com/office/drawing/2016/5/12/chartex" xmlns:cx7="http://schemas.microsoft.com/office/drawing/2016/5/13/chartex" xmlns:cx8="http://schemas.microsoft.com/office/drawing/2016/5/14/chartex" xmlns:mc="http://schemas.openxmlformats.org/markup-compatibility/2006" xmlns:aink="http://schemas.microsoft.com/office/drawing/2016/ink" xmlns:am3d="http://schemas.microsoft.com/office/drawing/2017/model3d" xmlns:o="urn:schemas-microsoft-com:office:office" xmlns:oel="http://schemas.microsoft.com/office/2019/extlst" xmlns:r="http://schemas.openxmlformats.org/officeDocument/2006/relationships" xmlns:m="http://schemas.openxmlformats.org/officeDocument/2006/math" xmlns:v="urn:schemas-microsoft-com:vml" xmlns:wp14="http://schemas.microsoft.com/office/word/2010/wordprocessingDrawing" xmlns:wp="http://schemas.openxmlformats.org/drawingml/2006/wordprocessingDrawing" xmlns:w10="urn:schemas-microsoft-com:office:word" xmlns:w="http://schemas.openxmlformats.org/wordprocessingml/2006/main" xmlns:w14="http://schemas.microsoft.com/office/word/2010/wordml" xmlns:w15="http://schemas.microsoft.com/office/word/2012/wordml" xmlns:w16cex="http://schemas.microsoft.com/office/word/2018/wordml/cex" xmlns:w16cid="http://schemas.microsoft.com/office/word/2016/wordml/cid" xmlns:w16="http://schemas.microsoft.com/office/word/2018/wordml" xmlns:w16du="http://schemas.microsoft.com/office/word/2023/wordml/word16du" xmlns:w16sdtdh="http://schemas.microsoft.com/office/word/2020/wordml/sdtdatahash" xmlns:w16sdtfl="http://schemas.microsoft.com/office/word/2024/wordml/sdtformatlock" xmlns:w16se="http://schemas.microsoft.com/office/word/2015/wordml/symex" xmlns:wpg="http://schemas.microsoft.com/office/word/2010/wordprocessingGroup" xmlns:wpi="http://schemas.microsoft.com/office/word/2010/wordprocessingInk" xmlns:wne="http://schemas.microsoft.com/office/word/2006/wordml" xmlns:wps="http://schemas.microsoft.com/office/word/2010/wordprocessingShape" mc:Ignorable="w14 w15 w16se w16cid w16 w16cex w16sdtdh w16sdtfl w16du wp14">
   <w:footnote w:type="separator" w:id="-1">
     <w:p>
       <w:r>
@@ -3510,7 +3935,7 @@
 </file>
 
 <file path=word/header1.xml><?xml version="1.0" encoding="utf-8"?>
-<w:hdr xmlns:wpc="http://schemas.microsoft.com/office/word/2010/wordprocessingCanvas" xmlns:cx="http://schemas.microsoft.com/office/drawing/2014/chartex" xmlns:cx1="http://schemas.microsoft.com/office/drawing/2015/9/8/chartex" xmlns:cx2="http://schemas.microsoft.com/office/drawing/2015/10/21/chartex" xmlns:cx3="http://schemas.microsoft.com/office/drawing/2016/5/9/chartex" xmlns:cx4="http://schemas.microsoft.com/office/drawing/2016/5/10/chartex" xmlns:cx5="http://schemas.microsoft.com/office/drawing/2016/5/11/chartex" xmlns:cx6="http://schemas.microsoft.com/office/drawing/2016/5/12/chartex" xmlns:cx7="http://schemas.microsoft.com/office/drawing/2016/5/13/chartex" xmlns:cx8="http://schemas.microsoft.com/office/drawing/2016/5/14/chartex" xmlns:mc="http://schemas.openxmlformats.org/markup-compatibility/2006" xmlns:aink="http://schemas.microsoft.com/office/drawing/2016/ink" xmlns:am3d="http://schemas.microsoft.com/office/drawing/2017/model3d" xmlns:o="urn:schemas-microsoft-com:office:office" xmlns:r="http://schemas.openxmlformats.org/officeDocument/2006/relationships" xmlns:m="http://schemas.openxmlformats.org/officeDocument/2006/math" xmlns:v="urn:schemas-microsoft-com:vml" xmlns:wp14="http://schemas.microsoft.com/office/word/2010/wordprocessingDrawing" xmlns:wp="http://schemas.openxmlformats.org/drawingml/2006/wordprocessingDrawing" xmlns:w10="urn:schemas-microsoft-com:office:word" xmlns:w="http://schemas.openxmlformats.org/wordprocessingml/2006/main" xmlns:w14="http://schemas.microsoft.com/office/word/2010/wordml" xmlns:w15="http://schemas.microsoft.com/office/word/2012/wordml" xmlns:w16cex="http://schemas.microsoft.com/office/word/2018/wordml/cex" xmlns:w16cid="http://schemas.microsoft.com/office/word/2016/wordml/cid" xmlns:w16="http://schemas.microsoft.com/office/word/2018/wordml" xmlns:w16sdtdh="http://schemas.microsoft.com/office/word/2020/wordml/sdtdatahash" xmlns:w16se="http://schemas.microsoft.com/office/word/2015/wordml/symex" xmlns:wpg="http://schemas.microsoft.com/office/word/2010/wordprocessingGroup" xmlns:wpi="http://schemas.microsoft.com/office/word/2010/wordprocessingInk" xmlns:wne="http://schemas.microsoft.com/office/word/2006/wordml" xmlns:wps="http://schemas.microsoft.com/office/word/2010/wordprocessingShape" mc:Ignorable="w14 w15 w16se w16cid w16 w16cex w16sdtdh wp14">
+<w:hdr xmlns:wpc="http://schemas.microsoft.com/office/word/2010/wordprocessingCanvas" xmlns:cx="http://schemas.microsoft.com/office/drawing/2014/chartex" xmlns:cx1="http://schemas.microsoft.com/office/drawing/2015/9/8/chartex" xmlns:cx2="http://schemas.microsoft.com/office/drawing/2015/10/21/chartex" xmlns:cx3="http://schemas.microsoft.com/office/drawing/2016/5/9/chartex" xmlns:cx4="http://schemas.microsoft.com/office/drawing/2016/5/10/chartex" xmlns:cx5="http://schemas.microsoft.com/office/drawing/2016/5/11/chartex" xmlns:cx6="http://schemas.microsoft.com/office/drawing/2016/5/12/chartex" xmlns:cx7="http://schemas.microsoft.com/office/drawing/2016/5/13/chartex" xmlns:cx8="http://schemas.microsoft.com/office/drawing/2016/5/14/chartex" xmlns:mc="http://schemas.openxmlformats.org/markup-compatibility/2006" xmlns:aink="http://schemas.microsoft.com/office/drawing/2016/ink" xmlns:am3d="http://schemas.microsoft.com/office/drawing/2017/model3d" xmlns:o="urn:schemas-microsoft-com:office:office" xmlns:oel="http://schemas.microsoft.com/office/2019/extlst" xmlns:r="http://schemas.openxmlformats.org/officeDocument/2006/relationships" xmlns:m="http://schemas.openxmlformats.org/officeDocument/2006/math" xmlns:v="urn:schemas-microsoft-com:vml" xmlns:wp14="http://schemas.microsoft.com/office/word/2010/wordprocessingDrawing" xmlns:wp="http://schemas.openxmlformats.org/drawingml/2006/wordprocessingDrawing" xmlns:w10="urn:schemas-microsoft-com:office:word" xmlns:w="http://schemas.openxmlformats.org/wordprocessingml/2006/main" xmlns:w14="http://schemas.microsoft.com/office/word/2010/wordml" xmlns:w15="http://schemas.microsoft.com/office/word/2012/wordml" xmlns:w16cex="http://schemas.microsoft.com/office/word/2018/wordml/cex" xmlns:w16cid="http://schemas.microsoft.com/office/word/2016/wordml/cid" xmlns:w16="http://schemas.microsoft.com/office/word/2018/wordml" xmlns:w16du="http://schemas.microsoft.com/office/word/2023/wordml/word16du" xmlns:w16sdtdh="http://schemas.microsoft.com/office/word/2020/wordml/sdtdatahash" xmlns:w16sdtfl="http://schemas.microsoft.com/office/word/2024/wordml/sdtformatlock" xmlns:w16se="http://schemas.microsoft.com/office/word/2015/wordml/symex" xmlns:wpg="http://schemas.microsoft.com/office/word/2010/wordprocessingGroup" xmlns:wpi="http://schemas.microsoft.com/office/word/2010/wordprocessingInk" xmlns:wne="http://schemas.microsoft.com/office/word/2006/wordml" xmlns:wps="http://schemas.microsoft.com/office/word/2010/wordprocessingShape" mc:Ignorable="w14 w15 w16se w16cid w16 w16cex w16sdtdh w16sdtfl w16du wp14">
   <w:p>
     <w:pPr>
       <w:pStyle w:val="a6"/>
@@ -3522,7 +3947,7 @@
 </file>
 
 <file path=word/header2.xml><?xml version="1.0" encoding="utf-8"?>
-<w:hdr xmlns:wpc="http://schemas.microsoft.com/office/word/2010/wordprocessingCanvas" xmlns:cx="http://schemas.microsoft.com/office/drawing/2014/chartex" xmlns:cx1="http://schemas.microsoft.com/office/drawing/2015/9/8/chartex" xmlns:cx2="http://schemas.microsoft.com/office/drawing/2015/10/21/chartex" xmlns:cx3="http://schemas.microsoft.com/office/drawing/2016/5/9/chartex" xmlns:cx4="http://schemas.microsoft.com/office/drawing/2016/5/10/chartex" xmlns:cx5="http://schemas.microsoft.com/office/drawing/2016/5/11/chartex" xmlns:cx6="http://schemas.microsoft.com/office/drawing/2016/5/12/chartex" xmlns:cx7="http://schemas.microsoft.com/office/drawing/2016/5/13/chartex" xmlns:cx8="http://schemas.microsoft.com/office/drawing/2016/5/14/chartex" xmlns:mc="http://schemas.openxmlformats.org/markup-compatibility/2006" xmlns:aink="http://schemas.microsoft.com/office/drawing/2016/ink" xmlns:am3d="http://schemas.microsoft.com/office/drawing/2017/model3d" xmlns:o="urn:schemas-microsoft-com:office:office" xmlns:r="http://schemas.openxmlformats.org/officeDocument/2006/relationships" xmlns:m="http://schemas.openxmlformats.org/officeDocument/2006/math" xmlns:v="urn:schemas-microsoft-com:vml" xmlns:wp14="http://schemas.microsoft.com/office/word/2010/wordprocessingDrawing" xmlns:wp="http://schemas.openxmlformats.org/drawingml/2006/wordprocessingDrawing" xmlns:w10="urn:schemas-microsoft-com:office:word" xmlns:w="http://schemas.openxmlformats.org/wordprocessingml/2006/main" xmlns:w14="http://schemas.microsoft.com/office/word/2010/wordml" xmlns:w15="http://schemas.microsoft.com/office/word/2012/wordml" xmlns:w16cex="http://schemas.microsoft.com/office/word/2018/wordml/cex" xmlns:w16cid="http://schemas.microsoft.com/office/word/2016/wordml/cid" xmlns:w16="http://schemas.microsoft.com/office/word/2018/wordml" xmlns:w16sdtdh="http://schemas.microsoft.com/office/word/2020/wordml/sdtdatahash" xmlns:w16se="http://schemas.microsoft.com/office/word/2015/wordml/symex" xmlns:wpg="http://schemas.microsoft.com/office/word/2010/wordprocessingGroup" xmlns:wpi="http://schemas.microsoft.com/office/word/2010/wordprocessingInk" xmlns:wne="http://schemas.microsoft.com/office/word/2006/wordml" xmlns:wps="http://schemas.microsoft.com/office/word/2010/wordprocessingShape" mc:Ignorable="w14 w15 w16se w16cid w16 w16cex w16sdtdh wp14">
+<w:hdr xmlns:wpc="http://schemas.microsoft.com/office/word/2010/wordprocessingCanvas" xmlns:cx="http://schemas.microsoft.com/office/drawing/2014/chartex" xmlns:cx1="http://schemas.microsoft.com/office/drawing/2015/9/8/chartex" xmlns:cx2="http://schemas.microsoft.com/office/drawing/2015/10/21/chartex" xmlns:cx3="http://schemas.microsoft.com/office/drawing/2016/5/9/chartex" xmlns:cx4="http://schemas.microsoft.com/office/drawing/2016/5/10/chartex" xmlns:cx5="http://schemas.microsoft.com/office/drawing/2016/5/11/chartex" xmlns:cx6="http://schemas.microsoft.com/office/drawing/2016/5/12/chartex" xmlns:cx7="http://schemas.microsoft.com/office/drawing/2016/5/13/chartex" xmlns:cx8="http://schemas.microsoft.com/office/drawing/2016/5/14/chartex" xmlns:mc="http://schemas.openxmlformats.org/markup-compatibility/2006" xmlns:aink="http://schemas.microsoft.com/office/drawing/2016/ink" xmlns:am3d="http://schemas.microsoft.com/office/drawing/2017/model3d" xmlns:o="urn:schemas-microsoft-com:office:office" xmlns:oel="http://schemas.microsoft.com/office/2019/extlst" xmlns:r="http://schemas.openxmlformats.org/officeDocument/2006/relationships" xmlns:m="http://schemas.openxmlformats.org/officeDocument/2006/math" xmlns:v="urn:schemas-microsoft-com:vml" xmlns:wp14="http://schemas.microsoft.com/office/word/2010/wordprocessingDrawing" xmlns:wp="http://schemas.openxmlformats.org/drawingml/2006/wordprocessingDrawing" xmlns:w10="urn:schemas-microsoft-com:office:word" xmlns:w="http://schemas.openxmlformats.org/wordprocessingml/2006/main" xmlns:w14="http://schemas.microsoft.com/office/word/2010/wordml" xmlns:w15="http://schemas.microsoft.com/office/word/2012/wordml" xmlns:w16cex="http://schemas.microsoft.com/office/word/2018/wordml/cex" xmlns:w16cid="http://schemas.microsoft.com/office/word/2016/wordml/cid" xmlns:w16="http://schemas.microsoft.com/office/word/2018/wordml" xmlns:w16du="http://schemas.microsoft.com/office/word/2023/wordml/word16du" xmlns:w16sdtdh="http://schemas.microsoft.com/office/word/2020/wordml/sdtdatahash" xmlns:w16sdtfl="http://schemas.microsoft.com/office/word/2024/wordml/sdtformatlock" xmlns:w16se="http://schemas.microsoft.com/office/word/2015/wordml/symex" xmlns:wpg="http://schemas.microsoft.com/office/word/2010/wordprocessingGroup" xmlns:wpi="http://schemas.microsoft.com/office/word/2010/wordprocessingInk" xmlns:wne="http://schemas.microsoft.com/office/word/2006/wordml" xmlns:wps="http://schemas.microsoft.com/office/word/2010/wordprocessingShape" mc:Ignorable="w14 w15 w16se w16cid w16 w16cex w16sdtdh w16sdtfl w16du wp14">
   <w:p>
     <w:pPr>
       <w:pStyle w:val="a6"/>
@@ -3581,8 +4006,157 @@
 </file>
 
 <file path=word/numbering.xml><?xml version="1.0" encoding="utf-8"?>
-<w:numbering xmlns:wpc="http://schemas.microsoft.com/office/word/2010/wordprocessingCanvas" xmlns:cx="http://schemas.microsoft.com/office/drawing/2014/chartex" xmlns:cx1="http://schemas.microsoft.com/office/drawing/2015/9/8/chartex" xmlns:cx2="http://schemas.microsoft.com/office/drawing/2015/10/21/chartex" xmlns:cx3="http://schemas.microsoft.com/office/drawing/2016/5/9/chartex" xmlns:cx4="http://schemas.microsoft.com/office/drawing/2016/5/10/chartex" xmlns:cx5="http://schemas.microsoft.com/office/drawing/2016/5/11/chartex" xmlns:cx6="http://schemas.microsoft.com/office/drawing/2016/5/12/chartex" xmlns:cx7="http://schemas.microsoft.com/office/drawing/2016/5/13/chartex" xmlns:cx8="http://schemas.microsoft.com/office/drawing/2016/5/14/chartex" xmlns:mc="http://schemas.openxmlformats.org/markup-compatibility/2006" xmlns:aink="http://schemas.microsoft.com/office/drawing/2016/ink" xmlns:am3d="http://schemas.microsoft.com/office/drawing/2017/model3d" xmlns:o="urn:schemas-microsoft-com:office:office" xmlns:r="http://schemas.openxmlformats.org/officeDocument/2006/relationships" xmlns:m="http://schemas.openxmlformats.org/officeDocument/2006/math" xmlns:v="urn:schemas-microsoft-com:vml" xmlns:wp14="http://schemas.microsoft.com/office/word/2010/wordprocessingDrawing" xmlns:wp="http://schemas.openxmlformats.org/drawingml/2006/wordprocessingDrawing" xmlns:w10="urn:schemas-microsoft-com:office:word" xmlns:w="http://schemas.openxmlformats.org/wordprocessingml/2006/main" xmlns:w14="http://schemas.microsoft.com/office/word/2010/wordml" xmlns:w15="http://schemas.microsoft.com/office/word/2012/wordml" xmlns:w16cex="http://schemas.microsoft.com/office/word/2018/wordml/cex" xmlns:w16cid="http://schemas.microsoft.com/office/word/2016/wordml/cid" xmlns:w16="http://schemas.microsoft.com/office/word/2018/wordml" xmlns:w16sdtdh="http://schemas.microsoft.com/office/word/2020/wordml/sdtdatahash" xmlns:w16se="http://schemas.microsoft.com/office/word/2015/wordml/symex" xmlns:wpg="http://schemas.microsoft.com/office/word/2010/wordprocessingGroup" xmlns:wpi="http://schemas.microsoft.com/office/word/2010/wordprocessingInk" xmlns:wne="http://schemas.microsoft.com/office/word/2006/wordml" xmlns:wps="http://schemas.microsoft.com/office/word/2010/wordprocessingShape" mc:Ignorable="w14 w15 w16se w16cid w16 w16cex w16sdtdh wp14">
+<w:numbering xmlns:wpc="http://schemas.microsoft.com/office/word/2010/wordprocessingCanvas" xmlns:cx="http://schemas.microsoft.com/office/drawing/2014/chartex" xmlns:cx1="http://schemas.microsoft.com/office/drawing/2015/9/8/chartex" xmlns:cx2="http://schemas.microsoft.com/office/drawing/2015/10/21/chartex" xmlns:cx3="http://schemas.microsoft.com/office/drawing/2016/5/9/chartex" xmlns:cx4="http://schemas.microsoft.com/office/drawing/2016/5/10/chartex" xmlns:cx5="http://schemas.microsoft.com/office/drawing/2016/5/11/chartex" xmlns:cx6="http://schemas.microsoft.com/office/drawing/2016/5/12/chartex" xmlns:cx7="http://schemas.microsoft.com/office/drawing/2016/5/13/chartex" xmlns:cx8="http://schemas.microsoft.com/office/drawing/2016/5/14/chartex" xmlns:mc="http://schemas.openxmlformats.org/markup-compatibility/2006" xmlns:aink="http://schemas.microsoft.com/office/drawing/2016/ink" xmlns:am3d="http://schemas.microsoft.com/office/drawing/2017/model3d" xmlns:o="urn:schemas-microsoft-com:office:office" xmlns:oel="http://schemas.microsoft.com/office/2019/extlst" xmlns:r="http://schemas.openxmlformats.org/officeDocument/2006/relationships" xmlns:m="http://schemas.openxmlformats.org/officeDocument/2006/math" xmlns:v="urn:schemas-microsoft-com:vml" xmlns:wp14="http://schemas.microsoft.com/office/word/2010/wordprocessingDrawing" xmlns:wp="http://schemas.openxmlformats.org/drawingml/2006/wordprocessingDrawing" xmlns:w10="urn:schemas-microsoft-com:office:word" xmlns:w="http://schemas.openxmlformats.org/wordprocessingml/2006/main" xmlns:w14="http://schemas.microsoft.com/office/word/2010/wordml" xmlns:w15="http://schemas.microsoft.com/office/word/2012/wordml" xmlns:w16cex="http://schemas.microsoft.com/office/word/2018/wordml/cex" xmlns:w16cid="http://schemas.microsoft.com/office/word/2016/wordml/cid" xmlns:w16="http://schemas.microsoft.com/office/word/2018/wordml" xmlns:w16du="http://schemas.microsoft.com/office/word/2023/wordml/word16du" xmlns:w16sdtdh="http://schemas.microsoft.com/office/word/2020/wordml/sdtdatahash" xmlns:w16sdtfl="http://schemas.microsoft.com/office/word/2024/wordml/sdtformatlock" xmlns:w16se="http://schemas.microsoft.com/office/word/2015/wordml/symex" xmlns:wpg="http://schemas.microsoft.com/office/word/2010/wordprocessingGroup" xmlns:wpi="http://schemas.microsoft.com/office/word/2010/wordprocessingInk" xmlns:wne="http://schemas.microsoft.com/office/word/2006/wordml" xmlns:wps="http://schemas.microsoft.com/office/word/2010/wordprocessingShape" mc:Ignorable="w14 w15 w16se w16cid w16 w16cex w16sdtdh w16sdtfl w16du wp14">
   <w:abstractNum w:abstractNumId="0" w15:restartNumberingAfterBreak="0">
+    <w:nsid w:val="0246560B"/>
+    <w:multiLevelType w:val="multilevel"/>
+    <w:tmpl w:val="6B7AAD8C"/>
+    <w:lvl w:ilvl="0">
+      <w:start w:val="1"/>
+      <w:numFmt w:val="bullet"/>
+      <w:lvlText w:val=""/>
+      <w:lvlJc w:val="left"/>
+      <w:pPr>
+        <w:tabs>
+          <w:tab w:val="num" w:pos="720"/>
+        </w:tabs>
+        <w:ind w:left="720" w:hanging="360"/>
+      </w:pPr>
+      <w:rPr>
+        <w:rFonts w:ascii="Symbol" w:hAnsi="Symbol" w:hint="default"/>
+        <w:sz w:val="20"/>
+      </w:rPr>
+    </w:lvl>
+    <w:lvl w:ilvl="1">
+      <w:start w:val="1"/>
+      <w:numFmt w:val="bullet"/>
+      <w:lvlText w:val="o"/>
+      <w:lvlJc w:val="left"/>
+      <w:pPr>
+        <w:tabs>
+          <w:tab w:val="num" w:pos="1440"/>
+        </w:tabs>
+        <w:ind w:left="1440" w:hanging="360"/>
+      </w:pPr>
+      <w:rPr>
+        <w:rFonts w:ascii="Courier New" w:hAnsi="Courier New" w:hint="default"/>
+        <w:sz w:val="20"/>
+      </w:rPr>
+    </w:lvl>
+    <w:lvl w:ilvl="2" w:tentative="1">
+      <w:start w:val="1"/>
+      <w:numFmt w:val="bullet"/>
+      <w:lvlText w:val=""/>
+      <w:lvlJc w:val="left"/>
+      <w:pPr>
+        <w:tabs>
+          <w:tab w:val="num" w:pos="2160"/>
+        </w:tabs>
+        <w:ind w:left="2160" w:hanging="360"/>
+      </w:pPr>
+      <w:rPr>
+        <w:rFonts w:ascii="Wingdings" w:hAnsi="Wingdings" w:hint="default"/>
+        <w:sz w:val="20"/>
+      </w:rPr>
+    </w:lvl>
+    <w:lvl w:ilvl="3" w:tentative="1">
+      <w:start w:val="1"/>
+      <w:numFmt w:val="bullet"/>
+      <w:lvlText w:val=""/>
+      <w:lvlJc w:val="left"/>
+      <w:pPr>
+        <w:tabs>
+          <w:tab w:val="num" w:pos="2880"/>
+        </w:tabs>
+        <w:ind w:left="2880" w:hanging="360"/>
+      </w:pPr>
+      <w:rPr>
+        <w:rFonts w:ascii="Wingdings" w:hAnsi="Wingdings" w:hint="default"/>
+        <w:sz w:val="20"/>
+      </w:rPr>
+    </w:lvl>
+    <w:lvl w:ilvl="4" w:tentative="1">
+      <w:start w:val="1"/>
+      <w:numFmt w:val="bullet"/>
+      <w:lvlText w:val=""/>
+      <w:lvlJc w:val="left"/>
+      <w:pPr>
+        <w:tabs>
+          <w:tab w:val="num" w:pos="3600"/>
+        </w:tabs>
+        <w:ind w:left="3600" w:hanging="360"/>
+      </w:pPr>
+      <w:rPr>
+        <w:rFonts w:ascii="Wingdings" w:hAnsi="Wingdings" w:hint="default"/>
+        <w:sz w:val="20"/>
+      </w:rPr>
+    </w:lvl>
+    <w:lvl w:ilvl="5" w:tentative="1">
+      <w:start w:val="1"/>
+      <w:numFmt w:val="bullet"/>
+      <w:lvlText w:val=""/>
+      <w:lvlJc w:val="left"/>
+      <w:pPr>
+        <w:tabs>
+          <w:tab w:val="num" w:pos="4320"/>
+        </w:tabs>
+        <w:ind w:left="4320" w:hanging="360"/>
+      </w:pPr>
+      <w:rPr>
+        <w:rFonts w:ascii="Wingdings" w:hAnsi="Wingdings" w:hint="default"/>
+        <w:sz w:val="20"/>
+      </w:rPr>
+    </w:lvl>
+    <w:lvl w:ilvl="6" w:tentative="1">
+      <w:start w:val="1"/>
+      <w:numFmt w:val="bullet"/>
+      <w:lvlText w:val=""/>
+      <w:lvlJc w:val="left"/>
+      <w:pPr>
+        <w:tabs>
+          <w:tab w:val="num" w:pos="5040"/>
+        </w:tabs>
+        <w:ind w:left="5040" w:hanging="360"/>
+      </w:pPr>
+      <w:rPr>
+        <w:rFonts w:ascii="Wingdings" w:hAnsi="Wingdings" w:hint="default"/>
+        <w:sz w:val="20"/>
+      </w:rPr>
+    </w:lvl>
+    <w:lvl w:ilvl="7" w:tentative="1">
+      <w:start w:val="1"/>
+      <w:numFmt w:val="bullet"/>
+      <w:lvlText w:val=""/>
+      <w:lvlJc w:val="left"/>
+      <w:pPr>
+        <w:tabs>
+          <w:tab w:val="num" w:pos="5760"/>
+        </w:tabs>
+        <w:ind w:left="5760" w:hanging="360"/>
+      </w:pPr>
+      <w:rPr>
+        <w:rFonts w:ascii="Wingdings" w:hAnsi="Wingdings" w:hint="default"/>
+        <w:sz w:val="20"/>
+      </w:rPr>
+    </w:lvl>
+    <w:lvl w:ilvl="8" w:tentative="1">
+      <w:start w:val="1"/>
+      <w:numFmt w:val="bullet"/>
+      <w:lvlText w:val=""/>
+      <w:lvlJc w:val="left"/>
+      <w:pPr>
+        <w:tabs>
+          <w:tab w:val="num" w:pos="6480"/>
+        </w:tabs>
+        <w:ind w:left="6480" w:hanging="360"/>
+      </w:pPr>
+      <w:rPr>
+        <w:rFonts w:ascii="Wingdings" w:hAnsi="Wingdings" w:hint="default"/>
+        <w:sz w:val="20"/>
+      </w:rPr>
+    </w:lvl>
+  </w:abstractNum>
+  <w:abstractNum w:abstractNumId="1" w15:restartNumberingAfterBreak="0">
     <w:nsid w:val="041E1AE2"/>
     <w:multiLevelType w:val="hybridMultilevel"/>
     <w:tmpl w:val="E6DE5CBC"/>
@@ -3695,7 +4269,7 @@
       </w:rPr>
     </w:lvl>
   </w:abstractNum>
-  <w:abstractNum w:abstractNumId="1" w15:restartNumberingAfterBreak="0">
+  <w:abstractNum w:abstractNumId="2" w15:restartNumberingAfterBreak="0">
     <w:nsid w:val="04DE6B82"/>
     <w:multiLevelType w:val="hybridMultilevel"/>
     <w:tmpl w:val="E01872F6"/>
@@ -3784,7 +4358,124 @@
       </w:pPr>
     </w:lvl>
   </w:abstractNum>
-  <w:abstractNum w:abstractNumId="2" w15:restartNumberingAfterBreak="0">
+  <w:abstractNum w:abstractNumId="3" w15:restartNumberingAfterBreak="0">
+    <w:nsid w:val="138B792B"/>
+    <w:multiLevelType w:val="multilevel"/>
+    <w:tmpl w:val="70969CBA"/>
+    <w:lvl w:ilvl="0">
+      <w:start w:val="1"/>
+      <w:numFmt w:val="decimal"/>
+      <w:lvlText w:val="%1."/>
+      <w:lvlJc w:val="left"/>
+      <w:pPr>
+        <w:tabs>
+          <w:tab w:val="num" w:pos="720"/>
+        </w:tabs>
+        <w:ind w:left="720" w:hanging="360"/>
+      </w:pPr>
+    </w:lvl>
+    <w:lvl w:ilvl="1">
+      <w:start w:val="1"/>
+      <w:numFmt w:val="bullet"/>
+      <w:lvlText w:val="o"/>
+      <w:lvlJc w:val="left"/>
+      <w:pPr>
+        <w:tabs>
+          <w:tab w:val="num" w:pos="1440"/>
+        </w:tabs>
+        <w:ind w:left="1440" w:hanging="360"/>
+      </w:pPr>
+      <w:rPr>
+        <w:rFonts w:ascii="Courier New" w:hAnsi="Courier New" w:hint="default"/>
+        <w:sz w:val="20"/>
+      </w:rPr>
+    </w:lvl>
+    <w:lvl w:ilvl="2" w:tentative="1">
+      <w:start w:val="1"/>
+      <w:numFmt w:val="decimal"/>
+      <w:lvlText w:val="%3."/>
+      <w:lvlJc w:val="left"/>
+      <w:pPr>
+        <w:tabs>
+          <w:tab w:val="num" w:pos="2160"/>
+        </w:tabs>
+        <w:ind w:left="2160" w:hanging="360"/>
+      </w:pPr>
+    </w:lvl>
+    <w:lvl w:ilvl="3" w:tentative="1">
+      <w:start w:val="1"/>
+      <w:numFmt w:val="decimal"/>
+      <w:lvlText w:val="%4."/>
+      <w:lvlJc w:val="left"/>
+      <w:pPr>
+        <w:tabs>
+          <w:tab w:val="num" w:pos="2880"/>
+        </w:tabs>
+        <w:ind w:left="2880" w:hanging="360"/>
+      </w:pPr>
+    </w:lvl>
+    <w:lvl w:ilvl="4" w:tentative="1">
+      <w:start w:val="1"/>
+      <w:numFmt w:val="decimal"/>
+      <w:lvlText w:val="%5."/>
+      <w:lvlJc w:val="left"/>
+      <w:pPr>
+        <w:tabs>
+          <w:tab w:val="num" w:pos="3600"/>
+        </w:tabs>
+        <w:ind w:left="3600" w:hanging="360"/>
+      </w:pPr>
+    </w:lvl>
+    <w:lvl w:ilvl="5" w:tentative="1">
+      <w:start w:val="1"/>
+      <w:numFmt w:val="decimal"/>
+      <w:lvlText w:val="%6."/>
+      <w:lvlJc w:val="left"/>
+      <w:pPr>
+        <w:tabs>
+          <w:tab w:val="num" w:pos="4320"/>
+        </w:tabs>
+        <w:ind w:left="4320" w:hanging="360"/>
+      </w:pPr>
+    </w:lvl>
+    <w:lvl w:ilvl="6" w:tentative="1">
+      <w:start w:val="1"/>
+      <w:numFmt w:val="decimal"/>
+      <w:lvlText w:val="%7."/>
+      <w:lvlJc w:val="left"/>
+      <w:pPr>
+        <w:tabs>
+          <w:tab w:val="num" w:pos="5040"/>
+        </w:tabs>
+        <w:ind w:left="5040" w:hanging="360"/>
+      </w:pPr>
+    </w:lvl>
+    <w:lvl w:ilvl="7" w:tentative="1">
+      <w:start w:val="1"/>
+      <w:numFmt w:val="decimal"/>
+      <w:lvlText w:val="%8."/>
+      <w:lvlJc w:val="left"/>
+      <w:pPr>
+        <w:tabs>
+          <w:tab w:val="num" w:pos="5760"/>
+        </w:tabs>
+        <w:ind w:left="5760" w:hanging="360"/>
+      </w:pPr>
+    </w:lvl>
+    <w:lvl w:ilvl="8" w:tentative="1">
+      <w:start w:val="1"/>
+      <w:numFmt w:val="decimal"/>
+      <w:lvlText w:val="%9."/>
+      <w:lvlJc w:val="left"/>
+      <w:pPr>
+        <w:tabs>
+          <w:tab w:val="num" w:pos="6480"/>
+        </w:tabs>
+        <w:ind w:left="6480" w:hanging="360"/>
+      </w:pPr>
+    </w:lvl>
+  </w:abstractNum>
+  <w:abstractNum w:abstractNumId="4" w15:restartNumberingAfterBreak="0">
     <w:nsid w:val="181E605F"/>
     <w:multiLevelType w:val="hybridMultilevel"/>
     <w:tmpl w:val="AA5650CE"/>
@@ -3924,7 +4615,7 @@
       </w:rPr>
     </w:lvl>
   </w:abstractNum>
-  <w:abstractNum w:abstractNumId="3" w15:restartNumberingAfterBreak="0">
+  <w:abstractNum w:abstractNumId="5" w15:restartNumberingAfterBreak="0">
     <w:nsid w:val="1A02726E"/>
     <w:multiLevelType w:val="hybridMultilevel"/>
     <w:tmpl w:val="ABF212A0"/>
@@ -4013,7 +4704,273 @@
       </w:pPr>
     </w:lvl>
   </w:abstractNum>
-  <w:abstractNum w:abstractNumId="4" w15:restartNumberingAfterBreak="0">
+  <w:abstractNum w:abstractNumId="6" w15:restartNumberingAfterBreak="0">
+    <w:nsid w:val="1B734C9E"/>
+    <w:multiLevelType w:val="multilevel"/>
+    <w:tmpl w:val="F8AED6A4"/>
+    <w:lvl w:ilvl="0">
+      <w:start w:val="1"/>
+      <w:numFmt w:val="decimal"/>
+      <w:lvlText w:val="%1."/>
+      <w:lvlJc w:val="left"/>
+      <w:pPr>
+        <w:tabs>
+          <w:tab w:val="num" w:pos="720"/>
+        </w:tabs>
+        <w:ind w:left="720" w:hanging="360"/>
+      </w:pPr>
+    </w:lvl>
+    <w:lvl w:ilvl="1">
+      <w:start w:val="1"/>
+      <w:numFmt w:val="bullet"/>
+      <w:lvlText w:val="o"/>
+      <w:lvlJc w:val="left"/>
+      <w:pPr>
+        <w:tabs>
+          <w:tab w:val="num" w:pos="1440"/>
+        </w:tabs>
+        <w:ind w:left="1440" w:hanging="360"/>
+      </w:pPr>
+      <w:rPr>
+        <w:rFonts w:ascii="Courier New" w:hAnsi="Courier New" w:hint="default"/>
+        <w:sz w:val="20"/>
+      </w:rPr>
+    </w:lvl>
+    <w:lvl w:ilvl="2" w:tentative="1">
+      <w:start w:val="1"/>
+      <w:numFmt w:val="decimal"/>
+      <w:lvlText w:val="%3."/>
+      <w:lvlJc w:val="left"/>
+      <w:pPr>
+        <w:tabs>
+          <w:tab w:val="num" w:pos="2160"/>
+        </w:tabs>
+        <w:ind w:left="2160" w:hanging="360"/>
+      </w:pPr>
+    </w:lvl>
+    <w:lvl w:ilvl="3" w:tentative="1">
+      <w:start w:val="1"/>
+      <w:numFmt w:val="decimal"/>
+      <w:lvlText w:val="%4."/>
+      <w:lvlJc w:val="left"/>
+      <w:pPr>
+        <w:tabs>
+          <w:tab w:val="num" w:pos="2880"/>
+        </w:tabs>
+        <w:ind w:left="2880" w:hanging="360"/>
+      </w:pPr>
+    </w:lvl>
+    <w:lvl w:ilvl="4" w:tentative="1">
+      <w:start w:val="1"/>
+      <w:numFmt w:val="decimal"/>
+      <w:lvlText w:val="%5."/>
+      <w:lvlJc w:val="left"/>
+      <w:pPr>
+        <w:tabs>
+          <w:tab w:val="num" w:pos="3600"/>
+        </w:tabs>
+        <w:ind w:left="3600" w:hanging="360"/>
+      </w:pPr>
+    </w:lvl>
+    <w:lvl w:ilvl="5" w:tentative="1">
+      <w:start w:val="1"/>
+      <w:numFmt w:val="decimal"/>
+      <w:lvlText w:val="%6."/>
+      <w:lvlJc w:val="left"/>
+      <w:pPr>
+        <w:tabs>
+          <w:tab w:val="num" w:pos="4320"/>
+        </w:tabs>
+        <w:ind w:left="4320" w:hanging="360"/>
+      </w:pPr>
+    </w:lvl>
+    <w:lvl w:ilvl="6" w:tentative="1">
+      <w:start w:val="1"/>
+      <w:numFmt w:val="decimal"/>
+      <w:lvlText w:val="%7."/>
+      <w:lvlJc w:val="left"/>
+      <w:pPr>
+        <w:tabs>
+          <w:tab w:val="num" w:pos="5040"/>
+        </w:tabs>
+        <w:ind w:left="5040" w:hanging="360"/>
+      </w:pPr>
+    </w:lvl>
+    <w:lvl w:ilvl="7" w:tentative="1">
+      <w:start w:val="1"/>
+      <w:numFmt w:val="decimal"/>
+      <w:lvlText w:val="%8."/>
+      <w:lvlJc w:val="left"/>
+      <w:pPr>
+        <w:tabs>
+          <w:tab w:val="num" w:pos="5760"/>
+        </w:tabs>
+        <w:ind w:left="5760" w:hanging="360"/>
+      </w:pPr>
+    </w:lvl>
+    <w:lvl w:ilvl="8" w:tentative="1">
+      <w:start w:val="1"/>
+      <w:numFmt w:val="decimal"/>
+      <w:lvlText w:val="%9."/>
+      <w:lvlJc w:val="left"/>
+      <w:pPr>
+        <w:tabs>
+          <w:tab w:val="num" w:pos="6480"/>
+        </w:tabs>
+        <w:ind w:left="6480" w:hanging="360"/>
+      </w:pPr>
+    </w:lvl>
+  </w:abstractNum>
+  <w:abstractNum w:abstractNumId="7" w15:restartNumberingAfterBreak="0">
+    <w:nsid w:val="1D6159C6"/>
+    <w:multiLevelType w:val="multilevel"/>
+    <w:tmpl w:val="767E51AA"/>
+    <w:lvl w:ilvl="0">
+      <w:start w:val="1"/>
+      <w:numFmt w:val="bullet"/>
+      <w:lvlText w:val=""/>
+      <w:lvlJc w:val="left"/>
+      <w:pPr>
+        <w:tabs>
+          <w:tab w:val="num" w:pos="720"/>
+        </w:tabs>
+        <w:ind w:left="720" w:hanging="360"/>
+      </w:pPr>
+      <w:rPr>
+        <w:rFonts w:ascii="Symbol" w:hAnsi="Symbol" w:hint="default"/>
+        <w:sz w:val="20"/>
+      </w:rPr>
+    </w:lvl>
+    <w:lvl w:ilvl="1">
+      <w:start w:val="1"/>
+      <w:numFmt w:val="bullet"/>
+      <w:lvlText w:val="o"/>
+      <w:lvlJc w:val="left"/>
+      <w:pPr>
+        <w:tabs>
+          <w:tab w:val="num" w:pos="1440"/>
+        </w:tabs>
+        <w:ind w:left="1440" w:hanging="360"/>
+      </w:pPr>
+      <w:rPr>
+        <w:rFonts w:ascii="Courier New" w:hAnsi="Courier New" w:hint="default"/>
+        <w:sz w:val="20"/>
+      </w:rPr>
+    </w:lvl>
+    <w:lvl w:ilvl="2" w:tentative="1">
+      <w:start w:val="1"/>
+      <w:numFmt w:val="bullet"/>
+      <w:lvlText w:val=""/>
+      <w:lvlJc w:val="left"/>
+      <w:pPr>
+        <w:tabs>
+          <w:tab w:val="num" w:pos="2160"/>
+        </w:tabs>
+        <w:ind w:left="2160" w:hanging="360"/>
+      </w:pPr>
+      <w:rPr>
+        <w:rFonts w:ascii="Wingdings" w:hAnsi="Wingdings" w:hint="default"/>
+        <w:sz w:val="20"/>
+      </w:rPr>
+    </w:lvl>
+    <w:lvl w:ilvl="3" w:tentative="1">
+      <w:start w:val="1"/>
+      <w:numFmt w:val="bullet"/>
+      <w:lvlText w:val=""/>
+      <w:lvlJc w:val="left"/>
+      <w:pPr>
+        <w:tabs>
+          <w:tab w:val="num" w:pos="2880"/>
+        </w:tabs>
+        <w:ind w:left="2880" w:hanging="360"/>
+      </w:pPr>
+      <w:rPr>
+        <w:rFonts w:ascii="Wingdings" w:hAnsi="Wingdings" w:hint="default"/>
+        <w:sz w:val="20"/>
+      </w:rPr>
+    </w:lvl>
+    <w:lvl w:ilvl="4" w:tentative="1">
+      <w:start w:val="1"/>
+      <w:numFmt w:val="bullet"/>
+      <w:lvlText w:val=""/>
+      <w:lvlJc w:val="left"/>
+      <w:pPr>
+        <w:tabs>
+          <w:tab w:val="num" w:pos="3600"/>
+        </w:tabs>
+        <w:ind w:left="3600" w:hanging="360"/>
+      </w:pPr>
+      <w:rPr>
+        <w:rFonts w:ascii="Wingdings" w:hAnsi="Wingdings" w:hint="default"/>
+        <w:sz w:val="20"/>
+      </w:rPr>
+    </w:lvl>
+    <w:lvl w:ilvl="5" w:tentative="1">
+      <w:start w:val="1"/>
+      <w:numFmt w:val="bullet"/>
+      <w:lvlText w:val=""/>
+      <w:lvlJc w:val="left"/>
+      <w:pPr>
+        <w:tabs>
+          <w:tab w:val="num" w:pos="4320"/>
+        </w:tabs>
+        <w:ind w:left="4320" w:hanging="360"/>
+      </w:pPr>
+      <w:rPr>
+        <w:rFonts w:ascii="Wingdings" w:hAnsi="Wingdings" w:hint="default"/>
+        <w:sz w:val="20"/>
+      </w:rPr>
+    </w:lvl>
+    <w:lvl w:ilvl="6" w:tentative="1">
+      <w:start w:val="1"/>
+      <w:numFmt w:val="bullet"/>
+      <w:lvlText w:val=""/>
+      <w:lvlJc w:val="left"/>
+      <w:pPr>
+        <w:tabs>
+          <w:tab w:val="num" w:pos="5040"/>
+        </w:tabs>
+        <w:ind w:left="5040" w:hanging="360"/>
+      </w:pPr>
+      <w:rPr>
+        <w:rFonts w:ascii="Wingdings" w:hAnsi="Wingdings" w:hint="default"/>
+        <w:sz w:val="20"/>
+      </w:rPr>
+    </w:lvl>
+    <w:lvl w:ilvl="7" w:tentative="1">
+      <w:start w:val="1"/>
+      <w:numFmt w:val="bullet"/>
+      <w:lvlText w:val=""/>
+      <w:lvlJc w:val="left"/>
+      <w:pPr>
+        <w:tabs>
+          <w:tab w:val="num" w:pos="5760"/>
+        </w:tabs>
+        <w:ind w:left="5760" w:hanging="360"/>
+      </w:pPr>
+      <w:rPr>
+        <w:rFonts w:ascii="Wingdings" w:hAnsi="Wingdings" w:hint="default"/>
+        <w:sz w:val="20"/>
+      </w:rPr>
+    </w:lvl>
+    <w:lvl w:ilvl="8" w:tentative="1">
+      <w:start w:val="1"/>
+      <w:numFmt w:val="bullet"/>
+      <w:lvlText w:val=""/>
+      <w:lvlJc w:val="left"/>
+      <w:pPr>
+        <w:tabs>
+          <w:tab w:val="num" w:pos="6480"/>
+        </w:tabs>
+        <w:ind w:left="6480" w:hanging="360"/>
+      </w:pPr>
+      <w:rPr>
+        <w:rFonts w:ascii="Wingdings" w:hAnsi="Wingdings" w:hint="default"/>
+        <w:sz w:val="20"/>
+      </w:rPr>
+    </w:lvl>
+  </w:abstractNum>
+  <w:abstractNum w:abstractNumId="8" w15:restartNumberingAfterBreak="0">
     <w:nsid w:val="2A1C21B5"/>
     <w:multiLevelType w:val="hybridMultilevel"/>
     <w:tmpl w:val="4AF02820"/>
@@ -4102,7 +5059,273 @@
       </w:pPr>
     </w:lvl>
   </w:abstractNum>
-  <w:abstractNum w:abstractNumId="5" w15:restartNumberingAfterBreak="0">
+  <w:abstractNum w:abstractNumId="9" w15:restartNumberingAfterBreak="0">
+    <w:nsid w:val="37810118"/>
+    <w:multiLevelType w:val="multilevel"/>
+    <w:tmpl w:val="5CFE17F2"/>
+    <w:lvl w:ilvl="0">
+      <w:start w:val="1"/>
+      <w:numFmt w:val="decimal"/>
+      <w:lvlText w:val="%1."/>
+      <w:lvlJc w:val="left"/>
+      <w:pPr>
+        <w:tabs>
+          <w:tab w:val="num" w:pos="720"/>
+        </w:tabs>
+        <w:ind w:left="720" w:hanging="360"/>
+      </w:pPr>
+    </w:lvl>
+    <w:lvl w:ilvl="1">
+      <w:start w:val="1"/>
+      <w:numFmt w:val="bullet"/>
+      <w:lvlText w:val="o"/>
+      <w:lvlJc w:val="left"/>
+      <w:pPr>
+        <w:tabs>
+          <w:tab w:val="num" w:pos="1440"/>
+        </w:tabs>
+        <w:ind w:left="1440" w:hanging="360"/>
+      </w:pPr>
+      <w:rPr>
+        <w:rFonts w:ascii="Courier New" w:hAnsi="Courier New" w:hint="default"/>
+        <w:sz w:val="20"/>
+      </w:rPr>
+    </w:lvl>
+    <w:lvl w:ilvl="2" w:tentative="1">
+      <w:start w:val="1"/>
+      <w:numFmt w:val="decimal"/>
+      <w:lvlText w:val="%3."/>
+      <w:lvlJc w:val="left"/>
+      <w:pPr>
+        <w:tabs>
+          <w:tab w:val="num" w:pos="2160"/>
+        </w:tabs>
+        <w:ind w:left="2160" w:hanging="360"/>
+      </w:pPr>
+    </w:lvl>
+    <w:lvl w:ilvl="3" w:tentative="1">
+      <w:start w:val="1"/>
+      <w:numFmt w:val="decimal"/>
+      <w:lvlText w:val="%4."/>
+      <w:lvlJc w:val="left"/>
+      <w:pPr>
+        <w:tabs>
+          <w:tab w:val="num" w:pos="2880"/>
+        </w:tabs>
+        <w:ind w:left="2880" w:hanging="360"/>
+      </w:pPr>
+    </w:lvl>
+    <w:lvl w:ilvl="4" w:tentative="1">
+      <w:start w:val="1"/>
+      <w:numFmt w:val="decimal"/>
+      <w:lvlText w:val="%5."/>
+      <w:lvlJc w:val="left"/>
+      <w:pPr>
+        <w:tabs>
+          <w:tab w:val="num" w:pos="3600"/>
+        </w:tabs>
+        <w:ind w:left="3600" w:hanging="360"/>
+      </w:pPr>
+    </w:lvl>
+    <w:lvl w:ilvl="5" w:tentative="1">
+      <w:start w:val="1"/>
+      <w:numFmt w:val="decimal"/>
+      <w:lvlText w:val="%6."/>
+      <w:lvlJc w:val="left"/>
+      <w:pPr>
+        <w:tabs>
+          <w:tab w:val="num" w:pos="4320"/>
+        </w:tabs>
+        <w:ind w:left="4320" w:hanging="360"/>
+      </w:pPr>
+    </w:lvl>
+    <w:lvl w:ilvl="6" w:tentative="1">
+      <w:start w:val="1"/>
+      <w:numFmt w:val="decimal"/>
+      <w:lvlText w:val="%7."/>
+      <w:lvlJc w:val="left"/>
+      <w:pPr>
+        <w:tabs>
+          <w:tab w:val="num" w:pos="5040"/>
+        </w:tabs>
+        <w:ind w:left="5040" w:hanging="360"/>
+      </w:pPr>
+    </w:lvl>
+    <w:lvl w:ilvl="7" w:tentative="1">
+      <w:start w:val="1"/>
+      <w:numFmt w:val="decimal"/>
+      <w:lvlText w:val="%8."/>
+      <w:lvlJc w:val="left"/>
+      <w:pPr>
+        <w:tabs>
+          <w:tab w:val="num" w:pos="5760"/>
+        </w:tabs>
+        <w:ind w:left="5760" w:hanging="360"/>
+      </w:pPr>
+    </w:lvl>
+    <w:lvl w:ilvl="8" w:tentative="1">
+      <w:start w:val="1"/>
+      <w:numFmt w:val="decimal"/>
+      <w:lvlText w:val="%9."/>
+      <w:lvlJc w:val="left"/>
+      <w:pPr>
+        <w:tabs>
+          <w:tab w:val="num" w:pos="6480"/>
+        </w:tabs>
+        <w:ind w:left="6480" w:hanging="360"/>
+      </w:pPr>
+    </w:lvl>
+  </w:abstractNum>
+  <w:abstractNum w:abstractNumId="10" w15:restartNumberingAfterBreak="0">
+    <w:nsid w:val="390A0495"/>
+    <w:multiLevelType w:val="multilevel"/>
+    <w:tmpl w:val="CEAC58A0"/>
+    <w:lvl w:ilvl="0">
+      <w:start w:val="1"/>
+      <w:numFmt w:val="bullet"/>
+      <w:lvlText w:val=""/>
+      <w:lvlJc w:val="left"/>
+      <w:pPr>
+        <w:tabs>
+          <w:tab w:val="num" w:pos="720"/>
+        </w:tabs>
+        <w:ind w:left="720" w:hanging="360"/>
+      </w:pPr>
+      <w:rPr>
+        <w:rFonts w:ascii="Symbol" w:hAnsi="Symbol" w:hint="default"/>
+        <w:sz w:val="20"/>
+      </w:rPr>
+    </w:lvl>
+    <w:lvl w:ilvl="1">
+      <w:start w:val="1"/>
+      <w:numFmt w:val="bullet"/>
+      <w:lvlText w:val="o"/>
+      <w:lvlJc w:val="left"/>
+      <w:pPr>
+        <w:tabs>
+          <w:tab w:val="num" w:pos="1440"/>
+        </w:tabs>
+        <w:ind w:left="1440" w:hanging="360"/>
+      </w:pPr>
+      <w:rPr>
+        <w:rFonts w:ascii="Courier New" w:hAnsi="Courier New" w:hint="default"/>
+        <w:sz w:val="20"/>
+      </w:rPr>
+    </w:lvl>
+    <w:lvl w:ilvl="2" w:tentative="1">
+      <w:start w:val="1"/>
+      <w:numFmt w:val="bullet"/>
+      <w:lvlText w:val=""/>
+      <w:lvlJc w:val="left"/>
+      <w:pPr>
+        <w:tabs>
+          <w:tab w:val="num" w:pos="2160"/>
+        </w:tabs>
+        <w:ind w:left="2160" w:hanging="360"/>
+      </w:pPr>
+      <w:rPr>
+        <w:rFonts w:ascii="Wingdings" w:hAnsi="Wingdings" w:hint="default"/>
+        <w:sz w:val="20"/>
+      </w:rPr>
+    </w:lvl>
+    <w:lvl w:ilvl="3" w:tentative="1">
+      <w:start w:val="1"/>
+      <w:numFmt w:val="bullet"/>
+      <w:lvlText w:val=""/>
+      <w:lvlJc w:val="left"/>
+      <w:pPr>
+        <w:tabs>
+          <w:tab w:val="num" w:pos="2880"/>
+        </w:tabs>
+        <w:ind w:left="2880" w:hanging="360"/>
+      </w:pPr>
+      <w:rPr>
+        <w:rFonts w:ascii="Wingdings" w:hAnsi="Wingdings" w:hint="default"/>
+        <w:sz w:val="20"/>
+      </w:rPr>
+    </w:lvl>
+    <w:lvl w:ilvl="4" w:tentative="1">
+      <w:start w:val="1"/>
+      <w:numFmt w:val="bullet"/>
+      <w:lvlText w:val=""/>
+      <w:lvlJc w:val="left"/>
+      <w:pPr>
+        <w:tabs>
+          <w:tab w:val="num" w:pos="3600"/>
+        </w:tabs>
+        <w:ind w:left="3600" w:hanging="360"/>
+      </w:pPr>
+      <w:rPr>
+        <w:rFonts w:ascii="Wingdings" w:hAnsi="Wingdings" w:hint="default"/>
+        <w:sz w:val="20"/>
+      </w:rPr>
+    </w:lvl>
+    <w:lvl w:ilvl="5" w:tentative="1">
+      <w:start w:val="1"/>
+      <w:numFmt w:val="bullet"/>
+      <w:lvlText w:val=""/>
+      <w:lvlJc w:val="left"/>
+      <w:pPr>
+        <w:tabs>
+          <w:tab w:val="num" w:pos="4320"/>
+        </w:tabs>
+        <w:ind w:left="4320" w:hanging="360"/>
+      </w:pPr>
+      <w:rPr>
+        <w:rFonts w:ascii="Wingdings" w:hAnsi="Wingdings" w:hint="default"/>
+        <w:sz w:val="20"/>
+      </w:rPr>
+    </w:lvl>
+    <w:lvl w:ilvl="6" w:tentative="1">
+      <w:start w:val="1"/>
+      <w:numFmt w:val="bullet"/>
+      <w:lvlText w:val=""/>
+      <w:lvlJc w:val="left"/>
+      <w:pPr>
+        <w:tabs>
+          <w:tab w:val="num" w:pos="5040"/>
+        </w:tabs>
+        <w:ind w:left="5040" w:hanging="360"/>
+      </w:pPr>
+      <w:rPr>
+        <w:rFonts w:ascii="Wingdings" w:hAnsi="Wingdings" w:hint="default"/>
+        <w:sz w:val="20"/>
+      </w:rPr>
+    </w:lvl>
+    <w:lvl w:ilvl="7" w:tentative="1">
+      <w:start w:val="1"/>
+      <w:numFmt w:val="bullet"/>
+      <w:lvlText w:val=""/>
+      <w:lvlJc w:val="left"/>
+      <w:pPr>
+        <w:tabs>
+          <w:tab w:val="num" w:pos="5760"/>
+        </w:tabs>
+        <w:ind w:left="5760" w:hanging="360"/>
+      </w:pPr>
+      <w:rPr>
+        <w:rFonts w:ascii="Wingdings" w:hAnsi="Wingdings" w:hint="default"/>
+        <w:sz w:val="20"/>
+      </w:rPr>
+    </w:lvl>
+    <w:lvl w:ilvl="8" w:tentative="1">
+      <w:start w:val="1"/>
+      <w:numFmt w:val="bullet"/>
+      <w:lvlText w:val=""/>
+      <w:lvlJc w:val="left"/>
+      <w:pPr>
+        <w:tabs>
+          <w:tab w:val="num" w:pos="6480"/>
+        </w:tabs>
+        <w:ind w:left="6480" w:hanging="360"/>
+      </w:pPr>
+      <w:rPr>
+        <w:rFonts w:ascii="Wingdings" w:hAnsi="Wingdings" w:hint="default"/>
+        <w:sz w:val="20"/>
+      </w:rPr>
+    </w:lvl>
+  </w:abstractNum>
+  <w:abstractNum w:abstractNumId="11" w15:restartNumberingAfterBreak="0">
     <w:nsid w:val="40BA6D28"/>
     <w:multiLevelType w:val="hybridMultilevel"/>
     <w:tmpl w:val="39200534"/>
@@ -4193,29 +5416,807 @@
       </w:pPr>
     </w:lvl>
   </w:abstractNum>
-  <w:num w:numId="1">
+  <w:abstractNum w:abstractNumId="12" w15:restartNumberingAfterBreak="0">
+    <w:nsid w:val="423E035F"/>
+    <w:multiLevelType w:val="multilevel"/>
+    <w:tmpl w:val="043E21A4"/>
+    <w:lvl w:ilvl="0">
+      <w:start w:val="1"/>
+      <w:numFmt w:val="bullet"/>
+      <w:lvlText w:val=""/>
+      <w:lvlJc w:val="left"/>
+      <w:pPr>
+        <w:tabs>
+          <w:tab w:val="num" w:pos="720"/>
+        </w:tabs>
+        <w:ind w:left="720" w:hanging="360"/>
+      </w:pPr>
+      <w:rPr>
+        <w:rFonts w:ascii="Symbol" w:hAnsi="Symbol" w:hint="default"/>
+        <w:sz w:val="20"/>
+      </w:rPr>
+    </w:lvl>
+    <w:lvl w:ilvl="1">
+      <w:start w:val="1"/>
+      <w:numFmt w:val="bullet"/>
+      <w:lvlText w:val="o"/>
+      <w:lvlJc w:val="left"/>
+      <w:pPr>
+        <w:tabs>
+          <w:tab w:val="num" w:pos="1440"/>
+        </w:tabs>
+        <w:ind w:left="1440" w:hanging="360"/>
+      </w:pPr>
+      <w:rPr>
+        <w:rFonts w:ascii="Courier New" w:hAnsi="Courier New" w:hint="default"/>
+        <w:sz w:val="20"/>
+      </w:rPr>
+    </w:lvl>
+    <w:lvl w:ilvl="2" w:tentative="1">
+      <w:start w:val="1"/>
+      <w:numFmt w:val="bullet"/>
+      <w:lvlText w:val=""/>
+      <w:lvlJc w:val="left"/>
+      <w:pPr>
+        <w:tabs>
+          <w:tab w:val="num" w:pos="2160"/>
+        </w:tabs>
+        <w:ind w:left="2160" w:hanging="360"/>
+      </w:pPr>
+      <w:rPr>
+        <w:rFonts w:ascii="Wingdings" w:hAnsi="Wingdings" w:hint="default"/>
+        <w:sz w:val="20"/>
+      </w:rPr>
+    </w:lvl>
+    <w:lvl w:ilvl="3" w:tentative="1">
+      <w:start w:val="1"/>
+      <w:numFmt w:val="bullet"/>
+      <w:lvlText w:val=""/>
+      <w:lvlJc w:val="left"/>
+      <w:pPr>
+        <w:tabs>
+          <w:tab w:val="num" w:pos="2880"/>
+        </w:tabs>
+        <w:ind w:left="2880" w:hanging="360"/>
+      </w:pPr>
+      <w:rPr>
+        <w:rFonts w:ascii="Wingdings" w:hAnsi="Wingdings" w:hint="default"/>
+        <w:sz w:val="20"/>
+      </w:rPr>
+    </w:lvl>
+    <w:lvl w:ilvl="4" w:tentative="1">
+      <w:start w:val="1"/>
+      <w:numFmt w:val="bullet"/>
+      <w:lvlText w:val=""/>
+      <w:lvlJc w:val="left"/>
+      <w:pPr>
+        <w:tabs>
+          <w:tab w:val="num" w:pos="3600"/>
+        </w:tabs>
+        <w:ind w:left="3600" w:hanging="360"/>
+      </w:pPr>
+      <w:rPr>
+        <w:rFonts w:ascii="Wingdings" w:hAnsi="Wingdings" w:hint="default"/>
+        <w:sz w:val="20"/>
+      </w:rPr>
+    </w:lvl>
+    <w:lvl w:ilvl="5" w:tentative="1">
+      <w:start w:val="1"/>
+      <w:numFmt w:val="bullet"/>
+      <w:lvlText w:val=""/>
+      <w:lvlJc w:val="left"/>
+      <w:pPr>
+        <w:tabs>
+          <w:tab w:val="num" w:pos="4320"/>
+        </w:tabs>
+        <w:ind w:left="4320" w:hanging="360"/>
+      </w:pPr>
+      <w:rPr>
+        <w:rFonts w:ascii="Wingdings" w:hAnsi="Wingdings" w:hint="default"/>
+        <w:sz w:val="20"/>
+      </w:rPr>
+    </w:lvl>
+    <w:lvl w:ilvl="6" w:tentative="1">
+      <w:start w:val="1"/>
+      <w:numFmt w:val="bullet"/>
+      <w:lvlText w:val=""/>
+      <w:lvlJc w:val="left"/>
+      <w:pPr>
+        <w:tabs>
+          <w:tab w:val="num" w:pos="5040"/>
+        </w:tabs>
+        <w:ind w:left="5040" w:hanging="360"/>
+      </w:pPr>
+      <w:rPr>
+        <w:rFonts w:ascii="Wingdings" w:hAnsi="Wingdings" w:hint="default"/>
+        <w:sz w:val="20"/>
+      </w:rPr>
+    </w:lvl>
+    <w:lvl w:ilvl="7" w:tentative="1">
+      <w:start w:val="1"/>
+      <w:numFmt w:val="bullet"/>
+      <w:lvlText w:val=""/>
+      <w:lvlJc w:val="left"/>
+      <w:pPr>
+        <w:tabs>
+          <w:tab w:val="num" w:pos="5760"/>
+        </w:tabs>
+        <w:ind w:left="5760" w:hanging="360"/>
+      </w:pPr>
+      <w:rPr>
+        <w:rFonts w:ascii="Wingdings" w:hAnsi="Wingdings" w:hint="default"/>
+        <w:sz w:val="20"/>
+      </w:rPr>
+    </w:lvl>
+    <w:lvl w:ilvl="8" w:tentative="1">
+      <w:start w:val="1"/>
+      <w:numFmt w:val="bullet"/>
+      <w:lvlText w:val=""/>
+      <w:lvlJc w:val="left"/>
+      <w:pPr>
+        <w:tabs>
+          <w:tab w:val="num" w:pos="6480"/>
+        </w:tabs>
+        <w:ind w:left="6480" w:hanging="360"/>
+      </w:pPr>
+      <w:rPr>
+        <w:rFonts w:ascii="Wingdings" w:hAnsi="Wingdings" w:hint="default"/>
+        <w:sz w:val="20"/>
+      </w:rPr>
+    </w:lvl>
+  </w:abstractNum>
+  <w:abstractNum w:abstractNumId="13" w15:restartNumberingAfterBreak="0">
+    <w:nsid w:val="532E613D"/>
+    <w:multiLevelType w:val="multilevel"/>
+    <w:tmpl w:val="5DFAB38E"/>
+    <w:lvl w:ilvl="0">
+      <w:start w:val="1"/>
+      <w:numFmt w:val="bullet"/>
+      <w:lvlText w:val=""/>
+      <w:lvlJc w:val="left"/>
+      <w:pPr>
+        <w:tabs>
+          <w:tab w:val="num" w:pos="720"/>
+        </w:tabs>
+        <w:ind w:left="720" w:hanging="360"/>
+      </w:pPr>
+      <w:rPr>
+        <w:rFonts w:ascii="Symbol" w:hAnsi="Symbol" w:hint="default"/>
+        <w:sz w:val="20"/>
+      </w:rPr>
+    </w:lvl>
+    <w:lvl w:ilvl="1">
+      <w:start w:val="1"/>
+      <w:numFmt w:val="bullet"/>
+      <w:lvlText w:val="o"/>
+      <w:lvlJc w:val="left"/>
+      <w:pPr>
+        <w:tabs>
+          <w:tab w:val="num" w:pos="1440"/>
+        </w:tabs>
+        <w:ind w:left="1440" w:hanging="360"/>
+      </w:pPr>
+      <w:rPr>
+        <w:rFonts w:ascii="Courier New" w:hAnsi="Courier New" w:hint="default"/>
+        <w:sz w:val="20"/>
+      </w:rPr>
+    </w:lvl>
+    <w:lvl w:ilvl="2" w:tentative="1">
+      <w:start w:val="1"/>
+      <w:numFmt w:val="bullet"/>
+      <w:lvlText w:val=""/>
+      <w:lvlJc w:val="left"/>
+      <w:pPr>
+        <w:tabs>
+          <w:tab w:val="num" w:pos="2160"/>
+        </w:tabs>
+        <w:ind w:left="2160" w:hanging="360"/>
+      </w:pPr>
+      <w:rPr>
+        <w:rFonts w:ascii="Wingdings" w:hAnsi="Wingdings" w:hint="default"/>
+        <w:sz w:val="20"/>
+      </w:rPr>
+    </w:lvl>
+    <w:lvl w:ilvl="3" w:tentative="1">
+      <w:start w:val="1"/>
+      <w:numFmt w:val="bullet"/>
+      <w:lvlText w:val=""/>
+      <w:lvlJc w:val="left"/>
+      <w:pPr>
+        <w:tabs>
+          <w:tab w:val="num" w:pos="2880"/>
+        </w:tabs>
+        <w:ind w:left="2880" w:hanging="360"/>
+      </w:pPr>
+      <w:rPr>
+        <w:rFonts w:ascii="Wingdings" w:hAnsi="Wingdings" w:hint="default"/>
+        <w:sz w:val="20"/>
+      </w:rPr>
+    </w:lvl>
+    <w:lvl w:ilvl="4" w:tentative="1">
+      <w:start w:val="1"/>
+      <w:numFmt w:val="bullet"/>
+      <w:lvlText w:val=""/>
+      <w:lvlJc w:val="left"/>
+      <w:pPr>
+        <w:tabs>
+          <w:tab w:val="num" w:pos="3600"/>
+        </w:tabs>
+        <w:ind w:left="3600" w:hanging="360"/>
+      </w:pPr>
+      <w:rPr>
+        <w:rFonts w:ascii="Wingdings" w:hAnsi="Wingdings" w:hint="default"/>
+        <w:sz w:val="20"/>
+      </w:rPr>
+    </w:lvl>
+    <w:lvl w:ilvl="5" w:tentative="1">
+      <w:start w:val="1"/>
+      <w:numFmt w:val="bullet"/>
+      <w:lvlText w:val=""/>
+      <w:lvlJc w:val="left"/>
+      <w:pPr>
+        <w:tabs>
+          <w:tab w:val="num" w:pos="4320"/>
+        </w:tabs>
+        <w:ind w:left="4320" w:hanging="360"/>
+      </w:pPr>
+      <w:rPr>
+        <w:rFonts w:ascii="Wingdings" w:hAnsi="Wingdings" w:hint="default"/>
+        <w:sz w:val="20"/>
+      </w:rPr>
+    </w:lvl>
+    <w:lvl w:ilvl="6" w:tentative="1">
+      <w:start w:val="1"/>
+      <w:numFmt w:val="bullet"/>
+      <w:lvlText w:val=""/>
+      <w:lvlJc w:val="left"/>
+      <w:pPr>
+        <w:tabs>
+          <w:tab w:val="num" w:pos="5040"/>
+        </w:tabs>
+        <w:ind w:left="5040" w:hanging="360"/>
+      </w:pPr>
+      <w:rPr>
+        <w:rFonts w:ascii="Wingdings" w:hAnsi="Wingdings" w:hint="default"/>
+        <w:sz w:val="20"/>
+      </w:rPr>
+    </w:lvl>
+    <w:lvl w:ilvl="7" w:tentative="1">
+      <w:start w:val="1"/>
+      <w:numFmt w:val="bullet"/>
+      <w:lvlText w:val=""/>
+      <w:lvlJc w:val="left"/>
+      <w:pPr>
+        <w:tabs>
+          <w:tab w:val="num" w:pos="5760"/>
+        </w:tabs>
+        <w:ind w:left="5760" w:hanging="360"/>
+      </w:pPr>
+      <w:rPr>
+        <w:rFonts w:ascii="Wingdings" w:hAnsi="Wingdings" w:hint="default"/>
+        <w:sz w:val="20"/>
+      </w:rPr>
+    </w:lvl>
+    <w:lvl w:ilvl="8" w:tentative="1">
+      <w:start w:val="1"/>
+      <w:numFmt w:val="bullet"/>
+      <w:lvlText w:val=""/>
+      <w:lvlJc w:val="left"/>
+      <w:pPr>
+        <w:tabs>
+          <w:tab w:val="num" w:pos="6480"/>
+        </w:tabs>
+        <w:ind w:left="6480" w:hanging="360"/>
+      </w:pPr>
+      <w:rPr>
+        <w:rFonts w:ascii="Wingdings" w:hAnsi="Wingdings" w:hint="default"/>
+        <w:sz w:val="20"/>
+      </w:rPr>
+    </w:lvl>
+  </w:abstractNum>
+  <w:abstractNum w:abstractNumId="14" w15:restartNumberingAfterBreak="0">
+    <w:nsid w:val="5FA62DFD"/>
+    <w:multiLevelType w:val="multilevel"/>
+    <w:tmpl w:val="E182B98A"/>
+    <w:lvl w:ilvl="0">
+      <w:start w:val="1"/>
+      <w:numFmt w:val="bullet"/>
+      <w:lvlText w:val=""/>
+      <w:lvlJc w:val="left"/>
+      <w:pPr>
+        <w:tabs>
+          <w:tab w:val="num" w:pos="720"/>
+        </w:tabs>
+        <w:ind w:left="720" w:hanging="360"/>
+      </w:pPr>
+      <w:rPr>
+        <w:rFonts w:ascii="Symbol" w:hAnsi="Symbol" w:hint="default"/>
+        <w:sz w:val="20"/>
+      </w:rPr>
+    </w:lvl>
+    <w:lvl w:ilvl="1" w:tentative="1">
+      <w:start w:val="1"/>
+      <w:numFmt w:val="bullet"/>
+      <w:lvlText w:val="o"/>
+      <w:lvlJc w:val="left"/>
+      <w:pPr>
+        <w:tabs>
+          <w:tab w:val="num" w:pos="1440"/>
+        </w:tabs>
+        <w:ind w:left="1440" w:hanging="360"/>
+      </w:pPr>
+      <w:rPr>
+        <w:rFonts w:ascii="Courier New" w:hAnsi="Courier New" w:hint="default"/>
+        <w:sz w:val="20"/>
+      </w:rPr>
+    </w:lvl>
+    <w:lvl w:ilvl="2" w:tentative="1">
+      <w:start w:val="1"/>
+      <w:numFmt w:val="bullet"/>
+      <w:lvlText w:val=""/>
+      <w:lvlJc w:val="left"/>
+      <w:pPr>
+        <w:tabs>
+          <w:tab w:val="num" w:pos="2160"/>
+        </w:tabs>
+        <w:ind w:left="2160" w:hanging="360"/>
+      </w:pPr>
+      <w:rPr>
+        <w:rFonts w:ascii="Wingdings" w:hAnsi="Wingdings" w:hint="default"/>
+        <w:sz w:val="20"/>
+      </w:rPr>
+    </w:lvl>
+    <w:lvl w:ilvl="3" w:tentative="1">
+      <w:start w:val="1"/>
+      <w:numFmt w:val="bullet"/>
+      <w:lvlText w:val=""/>
+      <w:lvlJc w:val="left"/>
+      <w:pPr>
+        <w:tabs>
+          <w:tab w:val="num" w:pos="2880"/>
+        </w:tabs>
+        <w:ind w:left="2880" w:hanging="360"/>
+      </w:pPr>
+      <w:rPr>
+        <w:rFonts w:ascii="Wingdings" w:hAnsi="Wingdings" w:hint="default"/>
+        <w:sz w:val="20"/>
+      </w:rPr>
+    </w:lvl>
+    <w:lvl w:ilvl="4" w:tentative="1">
+      <w:start w:val="1"/>
+      <w:numFmt w:val="bullet"/>
+      <w:lvlText w:val=""/>
+      <w:lvlJc w:val="left"/>
+      <w:pPr>
+        <w:tabs>
+          <w:tab w:val="num" w:pos="3600"/>
+        </w:tabs>
+        <w:ind w:left="3600" w:hanging="360"/>
+      </w:pPr>
+      <w:rPr>
+        <w:rFonts w:ascii="Wingdings" w:hAnsi="Wingdings" w:hint="default"/>
+        <w:sz w:val="20"/>
+      </w:rPr>
+    </w:lvl>
+    <w:lvl w:ilvl="5" w:tentative="1">
+      <w:start w:val="1"/>
+      <w:numFmt w:val="bullet"/>
+      <w:lvlText w:val=""/>
+      <w:lvlJc w:val="left"/>
+      <w:pPr>
+        <w:tabs>
+          <w:tab w:val="num" w:pos="4320"/>
+        </w:tabs>
+        <w:ind w:left="4320" w:hanging="360"/>
+      </w:pPr>
+      <w:rPr>
+        <w:rFonts w:ascii="Wingdings" w:hAnsi="Wingdings" w:hint="default"/>
+        <w:sz w:val="20"/>
+      </w:rPr>
+    </w:lvl>
+    <w:lvl w:ilvl="6" w:tentative="1">
+      <w:start w:val="1"/>
+      <w:numFmt w:val="bullet"/>
+      <w:lvlText w:val=""/>
+      <w:lvlJc w:val="left"/>
+      <w:pPr>
+        <w:tabs>
+          <w:tab w:val="num" w:pos="5040"/>
+        </w:tabs>
+        <w:ind w:left="5040" w:hanging="360"/>
+      </w:pPr>
+      <w:rPr>
+        <w:rFonts w:ascii="Wingdings" w:hAnsi="Wingdings" w:hint="default"/>
+        <w:sz w:val="20"/>
+      </w:rPr>
+    </w:lvl>
+    <w:lvl w:ilvl="7" w:tentative="1">
+      <w:start w:val="1"/>
+      <w:numFmt w:val="bullet"/>
+      <w:lvlText w:val=""/>
+      <w:lvlJc w:val="left"/>
+      <w:pPr>
+        <w:tabs>
+          <w:tab w:val="num" w:pos="5760"/>
+        </w:tabs>
+        <w:ind w:left="5760" w:hanging="360"/>
+      </w:pPr>
+      <w:rPr>
+        <w:rFonts w:ascii="Wingdings" w:hAnsi="Wingdings" w:hint="default"/>
+        <w:sz w:val="20"/>
+      </w:rPr>
+    </w:lvl>
+    <w:lvl w:ilvl="8" w:tentative="1">
+      <w:start w:val="1"/>
+      <w:numFmt w:val="bullet"/>
+      <w:lvlText w:val=""/>
+      <w:lvlJc w:val="left"/>
+      <w:pPr>
+        <w:tabs>
+          <w:tab w:val="num" w:pos="6480"/>
+        </w:tabs>
+        <w:ind w:left="6480" w:hanging="360"/>
+      </w:pPr>
+      <w:rPr>
+        <w:rFonts w:ascii="Wingdings" w:hAnsi="Wingdings" w:hint="default"/>
+        <w:sz w:val="20"/>
+      </w:rPr>
+    </w:lvl>
+  </w:abstractNum>
+  <w:abstractNum w:abstractNumId="15" w15:restartNumberingAfterBreak="0">
+    <w:nsid w:val="675B581B"/>
+    <w:multiLevelType w:val="multilevel"/>
+    <w:tmpl w:val="AAE492B8"/>
+    <w:lvl w:ilvl="0">
+      <w:start w:val="1"/>
+      <w:numFmt w:val="bullet"/>
+      <w:lvlText w:val=""/>
+      <w:lvlJc w:val="left"/>
+      <w:pPr>
+        <w:tabs>
+          <w:tab w:val="num" w:pos="720"/>
+        </w:tabs>
+        <w:ind w:left="720" w:hanging="360"/>
+      </w:pPr>
+      <w:rPr>
+        <w:rFonts w:ascii="Symbol" w:hAnsi="Symbol" w:hint="default"/>
+        <w:sz w:val="20"/>
+      </w:rPr>
+    </w:lvl>
+    <w:lvl w:ilvl="1" w:tentative="1">
+      <w:start w:val="1"/>
+      <w:numFmt w:val="bullet"/>
+      <w:lvlText w:val="o"/>
+      <w:lvlJc w:val="left"/>
+      <w:pPr>
+        <w:tabs>
+          <w:tab w:val="num" w:pos="1440"/>
+        </w:tabs>
+        <w:ind w:left="1440" w:hanging="360"/>
+      </w:pPr>
+      <w:rPr>
+        <w:rFonts w:ascii="Courier New" w:hAnsi="Courier New" w:hint="default"/>
+        <w:sz w:val="20"/>
+      </w:rPr>
+    </w:lvl>
+    <w:lvl w:ilvl="2" w:tentative="1">
+      <w:start w:val="1"/>
+      <w:numFmt w:val="bullet"/>
+      <w:lvlText w:val=""/>
+      <w:lvlJc w:val="left"/>
+      <w:pPr>
+        <w:tabs>
+          <w:tab w:val="num" w:pos="2160"/>
+        </w:tabs>
+        <w:ind w:left="2160" w:hanging="360"/>
+      </w:pPr>
+      <w:rPr>
+        <w:rFonts w:ascii="Wingdings" w:hAnsi="Wingdings" w:hint="default"/>
+        <w:sz w:val="20"/>
+      </w:rPr>
+    </w:lvl>
+    <w:lvl w:ilvl="3" w:tentative="1">
+      <w:start w:val="1"/>
+      <w:numFmt w:val="bullet"/>
+      <w:lvlText w:val=""/>
+      <w:lvlJc w:val="left"/>
+      <w:pPr>
+        <w:tabs>
+          <w:tab w:val="num" w:pos="2880"/>
+        </w:tabs>
+        <w:ind w:left="2880" w:hanging="360"/>
+      </w:pPr>
+      <w:rPr>
+        <w:rFonts w:ascii="Wingdings" w:hAnsi="Wingdings" w:hint="default"/>
+        <w:sz w:val="20"/>
+      </w:rPr>
+    </w:lvl>
+    <w:lvl w:ilvl="4" w:tentative="1">
+      <w:start w:val="1"/>
+      <w:numFmt w:val="bullet"/>
+      <w:lvlText w:val=""/>
+      <w:lvlJc w:val="left"/>
+      <w:pPr>
+        <w:tabs>
+          <w:tab w:val="num" w:pos="3600"/>
+        </w:tabs>
+        <w:ind w:left="3600" w:hanging="360"/>
+      </w:pPr>
+      <w:rPr>
+        <w:rFonts w:ascii="Wingdings" w:hAnsi="Wingdings" w:hint="default"/>
+        <w:sz w:val="20"/>
+      </w:rPr>
+    </w:lvl>
+    <w:lvl w:ilvl="5" w:tentative="1">
+      <w:start w:val="1"/>
+      <w:numFmt w:val="bullet"/>
+      <w:lvlText w:val=""/>
+      <w:lvlJc w:val="left"/>
+      <w:pPr>
+        <w:tabs>
+          <w:tab w:val="num" w:pos="4320"/>
+        </w:tabs>
+        <w:ind w:left="4320" w:hanging="360"/>
+      </w:pPr>
+      <w:rPr>
+        <w:rFonts w:ascii="Wingdings" w:hAnsi="Wingdings" w:hint="default"/>
+        <w:sz w:val="20"/>
+      </w:rPr>
+    </w:lvl>
+    <w:lvl w:ilvl="6" w:tentative="1">
+      <w:start w:val="1"/>
+      <w:numFmt w:val="bullet"/>
+      <w:lvlText w:val=""/>
+      <w:lvlJc w:val="left"/>
+      <w:pPr>
+        <w:tabs>
+          <w:tab w:val="num" w:pos="5040"/>
+        </w:tabs>
+        <w:ind w:left="5040" w:hanging="360"/>
+      </w:pPr>
+      <w:rPr>
+        <w:rFonts w:ascii="Wingdings" w:hAnsi="Wingdings" w:hint="default"/>
+        <w:sz w:val="20"/>
+      </w:rPr>
+    </w:lvl>
+    <w:lvl w:ilvl="7" w:tentative="1">
+      <w:start w:val="1"/>
+      <w:numFmt w:val="bullet"/>
+      <w:lvlText w:val=""/>
+      <w:lvlJc w:val="left"/>
+      <w:pPr>
+        <w:tabs>
+          <w:tab w:val="num" w:pos="5760"/>
+        </w:tabs>
+        <w:ind w:left="5760" w:hanging="360"/>
+      </w:pPr>
+      <w:rPr>
+        <w:rFonts w:ascii="Wingdings" w:hAnsi="Wingdings" w:hint="default"/>
+        <w:sz w:val="20"/>
+      </w:rPr>
+    </w:lvl>
+    <w:lvl w:ilvl="8" w:tentative="1">
+      <w:start w:val="1"/>
+      <w:numFmt w:val="bullet"/>
+      <w:lvlText w:val=""/>
+      <w:lvlJc w:val="left"/>
+      <w:pPr>
+        <w:tabs>
+          <w:tab w:val="num" w:pos="6480"/>
+        </w:tabs>
+        <w:ind w:left="6480" w:hanging="360"/>
+      </w:pPr>
+      <w:rPr>
+        <w:rFonts w:ascii="Wingdings" w:hAnsi="Wingdings" w:hint="default"/>
+        <w:sz w:val="20"/>
+      </w:rPr>
+    </w:lvl>
+  </w:abstractNum>
+  <w:abstractNum w:abstractNumId="16" w15:restartNumberingAfterBreak="0">
+    <w:nsid w:val="7B622112"/>
+    <w:multiLevelType w:val="multilevel"/>
+    <w:tmpl w:val="B728326A"/>
+    <w:lvl w:ilvl="0">
+      <w:start w:val="1"/>
+      <w:numFmt w:val="bullet"/>
+      <w:lvlText w:val=""/>
+      <w:lvlJc w:val="left"/>
+      <w:pPr>
+        <w:tabs>
+          <w:tab w:val="num" w:pos="720"/>
+        </w:tabs>
+        <w:ind w:left="720" w:hanging="360"/>
+      </w:pPr>
+      <w:rPr>
+        <w:rFonts w:ascii="Symbol" w:hAnsi="Symbol" w:hint="default"/>
+        <w:sz w:val="20"/>
+      </w:rPr>
+    </w:lvl>
+    <w:lvl w:ilvl="1">
+      <w:start w:val="1"/>
+      <w:numFmt w:val="bullet"/>
+      <w:lvlText w:val="o"/>
+      <w:lvlJc w:val="left"/>
+      <w:pPr>
+        <w:tabs>
+          <w:tab w:val="num" w:pos="1440"/>
+        </w:tabs>
+        <w:ind w:left="1440" w:hanging="360"/>
+      </w:pPr>
+      <w:rPr>
+        <w:rFonts w:ascii="Courier New" w:hAnsi="Courier New" w:hint="default"/>
+        <w:sz w:val="20"/>
+      </w:rPr>
+    </w:lvl>
+    <w:lvl w:ilvl="2" w:tentative="1">
+      <w:start w:val="1"/>
+      <w:numFmt w:val="bullet"/>
+      <w:lvlText w:val=""/>
+      <w:lvlJc w:val="left"/>
+      <w:pPr>
+        <w:tabs>
+          <w:tab w:val="num" w:pos="2160"/>
+        </w:tabs>
+        <w:ind w:left="2160" w:hanging="360"/>
+      </w:pPr>
+      <w:rPr>
+        <w:rFonts w:ascii="Wingdings" w:hAnsi="Wingdings" w:hint="default"/>
+        <w:sz w:val="20"/>
+      </w:rPr>
+    </w:lvl>
+    <w:lvl w:ilvl="3" w:tentative="1">
+      <w:start w:val="1"/>
+      <w:numFmt w:val="bullet"/>
+      <w:lvlText w:val=""/>
+      <w:lvlJc w:val="left"/>
+      <w:pPr>
+        <w:tabs>
+          <w:tab w:val="num" w:pos="2880"/>
+        </w:tabs>
+        <w:ind w:left="2880" w:hanging="360"/>
+      </w:pPr>
+      <w:rPr>
+        <w:rFonts w:ascii="Wingdings" w:hAnsi="Wingdings" w:hint="default"/>
+        <w:sz w:val="20"/>
+      </w:rPr>
+    </w:lvl>
+    <w:lvl w:ilvl="4" w:tentative="1">
+      <w:start w:val="1"/>
+      <w:numFmt w:val="bullet"/>
+      <w:lvlText w:val=""/>
+      <w:lvlJc w:val="left"/>
+      <w:pPr>
+        <w:tabs>
+          <w:tab w:val="num" w:pos="3600"/>
+        </w:tabs>
+        <w:ind w:left="3600" w:hanging="360"/>
+      </w:pPr>
+      <w:rPr>
+        <w:rFonts w:ascii="Wingdings" w:hAnsi="Wingdings" w:hint="default"/>
+        <w:sz w:val="20"/>
+      </w:rPr>
+    </w:lvl>
+    <w:lvl w:ilvl="5" w:tentative="1">
+      <w:start w:val="1"/>
+      <w:numFmt w:val="bullet"/>
+      <w:lvlText w:val=""/>
+      <w:lvlJc w:val="left"/>
+      <w:pPr>
+        <w:tabs>
+          <w:tab w:val="num" w:pos="4320"/>
+        </w:tabs>
+        <w:ind w:left="4320" w:hanging="360"/>
+      </w:pPr>
+      <w:rPr>
+        <w:rFonts w:ascii="Wingdings" w:hAnsi="Wingdings" w:hint="default"/>
+        <w:sz w:val="20"/>
+      </w:rPr>
+    </w:lvl>
+    <w:lvl w:ilvl="6" w:tentative="1">
+      <w:start w:val="1"/>
+      <w:numFmt w:val="bullet"/>
+      <w:lvlText w:val=""/>
+      <w:lvlJc w:val="left"/>
+      <w:pPr>
+        <w:tabs>
+          <w:tab w:val="num" w:pos="5040"/>
+        </w:tabs>
+        <w:ind w:left="5040" w:hanging="360"/>
+      </w:pPr>
+      <w:rPr>
+        <w:rFonts w:ascii="Wingdings" w:hAnsi="Wingdings" w:hint="default"/>
+        <w:sz w:val="20"/>
+      </w:rPr>
+    </w:lvl>
+    <w:lvl w:ilvl="7" w:tentative="1">
+      <w:start w:val="1"/>
+      <w:numFmt w:val="bullet"/>
+      <w:lvlText w:val=""/>
+      <w:lvlJc w:val="left"/>
+      <w:pPr>
+        <w:tabs>
+          <w:tab w:val="num" w:pos="5760"/>
+        </w:tabs>
+        <w:ind w:left="5760" w:hanging="360"/>
+      </w:pPr>
+      <w:rPr>
+        <w:rFonts w:ascii="Wingdings" w:hAnsi="Wingdings" w:hint="default"/>
+        <w:sz w:val="20"/>
+      </w:rPr>
+    </w:lvl>
+    <w:lvl w:ilvl="8" w:tentative="1">
+      <w:start w:val="1"/>
+      <w:numFmt w:val="bullet"/>
+      <w:lvlText w:val=""/>
+      <w:lvlJc w:val="left"/>
+      <w:pPr>
+        <w:tabs>
+          <w:tab w:val="num" w:pos="6480"/>
+        </w:tabs>
+        <w:ind w:left="6480" w:hanging="360"/>
+      </w:pPr>
+      <w:rPr>
+        <w:rFonts w:ascii="Wingdings" w:hAnsi="Wingdings" w:hint="default"/>
+        <w:sz w:val="20"/>
+      </w:rPr>
+    </w:lvl>
+  </w:abstractNum>
+  <w:num w:numId="1" w16cid:durableId="1197694223">
+    <w:abstractNumId w:val="8"/>
+  </w:num>
+  <w:num w:numId="2" w16cid:durableId="2017997365">
+    <w:abstractNumId w:val="5"/>
+  </w:num>
+  <w:num w:numId="3" w16cid:durableId="2088460367">
+    <w:abstractNumId w:val="1"/>
+  </w:num>
+  <w:num w:numId="4" w16cid:durableId="1882208278">
     <w:abstractNumId w:val="4"/>
   </w:num>
-  <w:num w:numId="2">
-    <w:abstractNumId w:val="3"/>
+  <w:num w:numId="5" w16cid:durableId="1734307082">
+    <w:abstractNumId w:val="2"/>
   </w:num>
-  <w:num w:numId="3">
+  <w:num w:numId="6" w16cid:durableId="1094472555">
+    <w:abstractNumId w:val="11"/>
+  </w:num>
+  <w:num w:numId="7" w16cid:durableId="667975186">
+    <w:abstractNumId w:val="10"/>
+  </w:num>
+  <w:num w:numId="8" w16cid:durableId="715202143">
+    <w:abstractNumId w:val="14"/>
+  </w:num>
+  <w:num w:numId="9" w16cid:durableId="1604222226">
+    <w:abstractNumId w:val="13"/>
+  </w:num>
+  <w:num w:numId="10" w16cid:durableId="532378498">
+    <w:abstractNumId w:val="15"/>
+  </w:num>
+  <w:num w:numId="11" w16cid:durableId="640113558">
     <w:abstractNumId w:val="0"/>
   </w:num>
-  <w:num w:numId="4">
-    <w:abstractNumId w:val="2"/>
+  <w:num w:numId="12" w16cid:durableId="2015180410">
+    <w:abstractNumId w:val="12"/>
   </w:num>
-  <w:num w:numId="5">
-    <w:abstractNumId w:val="1"/>
+  <w:num w:numId="13" w16cid:durableId="1804888348">
+    <w:abstractNumId w:val="6"/>
   </w:num>
-  <w:num w:numId="6">
-    <w:abstractNumId w:val="5"/>
+  <w:num w:numId="14" w16cid:durableId="519778903">
+    <w:abstractNumId w:val="7"/>
+  </w:num>
+  <w:num w:numId="15" w16cid:durableId="762915402">
+    <w:abstractNumId w:val="16"/>
+  </w:num>
+  <w:num w:numId="16" w16cid:durableId="2030522360">
+    <w:abstractNumId w:val="9"/>
+  </w:num>
+  <w:num w:numId="17" w16cid:durableId="67851125">
+    <w:abstractNumId w:val="3"/>
   </w:num>
 </w:numbering>
 </file>
 
 <file path=word/styles.xml><?xml version="1.0" encoding="utf-8"?>
-<w:styles xmlns:mc="http://schemas.openxmlformats.org/markup-compatibility/2006" xmlns:r="http://schemas.openxmlformats.org/officeDocument/2006/relationships" xmlns:w="http://schemas.openxmlformats.org/wordprocessingml/2006/main" xmlns:w14="http://schemas.microsoft.com/office/word/2010/wordml" xmlns:w15="http://schemas.microsoft.com/office/word/2012/wordml" xmlns:w16cex="http://schemas.microsoft.com/office/word/2018/wordml/cex" xmlns:w16cid="http://schemas.microsoft.com/office/word/2016/wordml/cid" xmlns:w16="http://schemas.microsoft.com/office/word/2018/wordml" xmlns:w16sdtdh="http://schemas.microsoft.com/office/word/2020/wordml/sdtdatahash" xmlns:w16se="http://schemas.microsoft.com/office/word/2015/wordml/symex" mc:Ignorable="w14 w15 w16se w16cid w16 w16cex w16sdtdh">
+<w:styles xmlns:mc="http://schemas.openxmlformats.org/markup-compatibility/2006" xmlns:r="http://schemas.openxmlformats.org/officeDocument/2006/relationships" xmlns:w="http://schemas.openxmlformats.org/wordprocessingml/2006/main" xmlns:w14="http://schemas.microsoft.com/office/word/2010/wordml" xmlns:w15="http://schemas.microsoft.com/office/word/2012/wordml" xmlns:w16cex="http://schemas.microsoft.com/office/word/2018/wordml/cex" xmlns:w16cid="http://schemas.microsoft.com/office/word/2016/wordml/cid" xmlns:w16="http://schemas.microsoft.com/office/word/2018/wordml" xmlns:w16du="http://schemas.microsoft.com/office/word/2023/wordml/word16du" xmlns:w16sdtdh="http://schemas.microsoft.com/office/word/2020/wordml/sdtdatahash" xmlns:w16sdtfl="http://schemas.microsoft.com/office/word/2024/wordml/sdtformatlock" xmlns:w16se="http://schemas.microsoft.com/office/word/2015/wordml/symex" mc:Ignorable="w14 w15 w16se w16cid w16 w16cex w16sdtdh w16sdtfl w16du">
   <w:docDefaults>
     <w:rPrDefault>
       <w:rPr>
@@ -4666,10 +6667,32 @@
       <w:szCs w:val="26"/>
     </w:rPr>
   </w:style>
+  <w:style w:type="paragraph" w:styleId="3">
+    <w:name w:val="heading 3"/>
+    <w:basedOn w:val="a"/>
+    <w:next w:val="a"/>
+    <w:link w:val="30"/>
+    <w:uiPriority w:val="9"/>
+    <w:semiHidden/>
+    <w:unhideWhenUsed/>
+    <w:qFormat/>
+    <w:rsid w:val="009041C7"/>
+    <w:pPr>
+      <w:keepNext/>
+      <w:keepLines/>
+      <w:spacing w:before="40"/>
+      <w:outlineLvl w:val="2"/>
+    </w:pPr>
+    <w:rPr>
+      <w:rFonts w:asciiTheme="majorHAnsi" w:eastAsiaTheme="majorEastAsia" w:hAnsiTheme="majorHAnsi" w:cstheme="majorBidi"/>
+      <w:color w:val="1F3763" w:themeColor="accent1" w:themeShade="7F"/>
+      <w:sz w:val="24"/>
+      <w:szCs w:val="24"/>
+    </w:rPr>
+  </w:style>
   <w:style w:type="character" w:default="1" w:styleId="a0">
     <w:name w:val="Default Paragraph Font"/>
     <w:uiPriority w:val="1"/>
-    <w:semiHidden/>
     <w:unhideWhenUsed/>
   </w:style>
   <w:style w:type="table" w:default="1" w:styleId="a1">
@@ -4906,6 +6929,20 @@
     <w:rPr>
       <w:iCs/>
       <w:szCs w:val="18"/>
+    </w:rPr>
+  </w:style>
+  <w:style w:type="character" w:customStyle="1" w:styleId="30">
+    <w:name w:val="Заголовок 3 Знак"/>
+    <w:basedOn w:val="a0"/>
+    <w:link w:val="3"/>
+    <w:uiPriority w:val="9"/>
+    <w:semiHidden/>
+    <w:rsid w:val="009041C7"/>
+    <w:rPr>
+      <w:rFonts w:asciiTheme="majorHAnsi" w:eastAsiaTheme="majorEastAsia" w:hAnsiTheme="majorHAnsi" w:cstheme="majorBidi"/>
+      <w:color w:val="1F3763" w:themeColor="accent1" w:themeShade="7F"/>
+      <w:sz w:val="24"/>
+      <w:szCs w:val="24"/>
     </w:rPr>
   </w:style>
 </w:styles>
